--- a/downloads/student/ai-6-week-29.docx
+++ b/downloads/student/ai-6-week-29.docx
@@ -813,6 +813,16 @@
     <w:p>
       <w:r>
         <w:t>Means hide variation; disclose workload, repeated runs and slow-case results before generalising.</w:t>
+      </w:r>
+    </w:p>
+    <w:p>
+      <w:r>
+        <w:t>Read the labelled picture: Calculate per-case seconds and cost units for A and B. Which meets a budget of at most 2 cost units per case, and what speed trade-off does that choice make?</w:t>
+      </w:r>
+    </w:p>
+    <w:p>
+      <w:r>
+        <w:t>Change one thing: Require at most 2 cost units per case. Predict the result before checking the explanation. What remains the same?</w:t>
       </w:r>
     </w:p>
     <w:p>
@@ -1911,6 +1921,187 @@
         <w:t>Attempt the independent case before hints. Record whether you worked alone, used a hint or followed a model. After feedback, fix the first unsupported step and explain why it changed. A later check uses a changed case, not a copied answer.</w:t>
       </w:r>
     </w:p>
+    <w:p>
+      <w:pPr>
+        <w:pStyle w:val="Heading1"/>
+      </w:pPr>
+      <w:r>
+        <w:t>15. Your lesson route</w:t>
+      </w:r>
+    </w:p>
+    <w:p>
+      <w:r>
+        <w:t>Start with this question: Measure time and cost. Two fixed configurations answer the same six questions and meet the same quality rubric.</w:t>
+      </w:r>
+    </w:p>
+    <w:tbl>
+      <w:tblPr>
+        <w:tblStyle w:val="LightShading-Accent1"/>
+        <w:tblW w:type="auto" w:w="0"/>
+        <w:tblLook w:firstColumn="1" w:firstRow="1" w:lastColumn="0" w:lastRow="0" w:noHBand="0" w:noVBand="1" w:val="04A0"/>
+      </w:tblPr>
+      <w:tblGrid>
+        <w:gridCol w:w="5112"/>
+        <w:gridCol w:w="5112"/>
+      </w:tblGrid>
+      <w:tr>
+        <w:trPr>
+          <w:tblHeader/>
+        </w:trPr>
+        <w:tc>
+          <w:tcPr>
+            <w:tcW w:type="dxa" w:w="5112"/>
+          </w:tcPr>
+          <w:p>
+            <w:r>
+              <w:t>By the end, I can</w:t>
+            </w:r>
+          </w:p>
+        </w:tc>
+        <w:tc>
+          <w:tcPr>
+            <w:tcW w:type="dxa" w:w="5112"/>
+          </w:tcPr>
+          <w:p>
+            <w:r>
+              <w:t>How I will show it</w:t>
+            </w:r>
+          </w:p>
+        </w:tc>
+      </w:tr>
+      <w:tr>
+        <w:tc>
+          <w:tcPr>
+            <w:tcW w:type="dxa" w:w="5112"/>
+          </w:tcPr>
+          <w:p>
+            <w:r>
+              <w:t>Explain the mechanism and terminology of performance and cost experiments</w:t>
+            </w:r>
+          </w:p>
+        </w:tc>
+        <w:tc>
+          <w:tcPr>
+            <w:tcW w:type="dxa" w:w="5112"/>
+          </w:tcPr>
+          <w:p>
+            <w:r>
+              <w:t>Explain the deciding step, show a trace or test, and state one limit.</w:t>
+            </w:r>
+          </w:p>
+        </w:tc>
+      </w:tr>
+      <w:tr>
+        <w:tc>
+          <w:tcPr>
+            <w:tcW w:type="dxa" w:w="5112"/>
+          </w:tcPr>
+          <w:p>
+            <w:r>
+              <w:t>Apply the stated procedure to a new case with a traceable result</w:t>
+            </w:r>
+          </w:p>
+        </w:tc>
+        <w:tc>
+          <w:tcPr>
+            <w:tcW w:type="dxa" w:w="5112"/>
+          </w:tcPr>
+          <w:p>
+            <w:r>
+              <w:t>Explain the deciding step, show a trace or test, and state one limit.</w:t>
+            </w:r>
+          </w:p>
+        </w:tc>
+      </w:tr>
+      <w:tr>
+        <w:tc>
+          <w:tcPr>
+            <w:tcW w:type="dxa" w:w="5112"/>
+          </w:tcPr>
+          <w:p>
+            <w:r>
+              <w:t>Identify an assumption or limitation and design a revealing follow-up</w:t>
+            </w:r>
+          </w:p>
+        </w:tc>
+        <w:tc>
+          <w:tcPr>
+            <w:tcW w:type="dxa" w:w="5112"/>
+          </w:tcPr>
+          <w:p>
+            <w:r>
+              <w:t>Explain the deciding step, show a trace or test, and state one limit.</w:t>
+            </w:r>
+          </w:p>
+        </w:tc>
+      </w:tr>
+    </w:tbl>
+    <w:p>
+      <w:r>
+        <w:t>Remember → watch and explain → try with help → investigate → try independently → keep project evidence. Your teacher may spread this lesson across several classes.</w:t>
+      </w:r>
+    </w:p>
+    <w:p>
+      <w:r>
+        <w:t>Keep your first prediction. Compare it with what the evidence shows and explain any change.</w:t>
+      </w:r>
+    </w:p>
+    <w:p>
+      <w:pPr>
+        <w:pStyle w:val="Heading1"/>
+      </w:pPr>
+      <w:r>
+        <w:t>16. Finish and return</w:t>
+      </w:r>
+    </w:p>
+    <w:p>
+      <w:r>
+        <w:t>Close your notes. Explain this goal in your own words: Explain the mechanism and terminology of performance and cost experiments</w:t>
+      </w:r>
+    </w:p>
+    <w:p>
+      <w:pPr>
+        <w:pStyle w:val="Heading3"/>
+      </w:pPr>
+      <w:r>
+        <w:t>My deciding step, evidence and one remaining question</w:t>
+      </w:r>
+    </w:p>
+    <w:p>
+      <w:r>
+        <w:t>________________________________________________________________</w:t>
+      </w:r>
+    </w:p>
+    <w:p>
+      <w:r>
+        <w:t>________________________________________________________________</w:t>
+      </w:r>
+    </w:p>
+    <w:p>
+      <w:r>
+        <w:t>________________________________________________________________</w:t>
+      </w:r>
+    </w:p>
+    <w:p>
+      <w:r>
+        <w:t>________________________________________________________________</w:t>
+      </w:r>
+    </w:p>
+    <w:p>
+      <w:r>
+        <w:t>________________________________________________________________</w:t>
+      </w:r>
+    </w:p>
+    <w:p>
+      <w:r>
+        <w:t>If you are unsure, return to the worked picture and explain one arrow. If you are ready, change an input or assumption and justify your prediction.</w:t>
+      </w:r>
+    </w:p>
+    <w:p>
+      <w:r>
+        <w:t>Save your workbook evidence. At the next review, try a different case before opening your old answer.</w:t>
+      </w:r>
+    </w:p>
     <w:sectPr>
       <w:pgSz w:w="12240" w:h="15840"/>
       <w:pgMar w:top="936" w:right="1008" w:bottom="936" w:left="1008" w:header="720" w:footer="720" w:gutter="0"/>

--- a/downloads/student/ai-6-week-29.docx
+++ b/downloads/student/ai-6-week-29.docx
@@ -2102,6 +2102,202 @@
         <w:t>Save your workbook evidence. At the next review, try a different case before opening your old answer.</w:t>
       </w:r>
     </w:p>
+    <w:p>
+      <w:pPr>
+        <w:pStyle w:val="Heading1"/>
+      </w:pPr>
+      <w:r>
+        <w:t>17. Supported practice, repair and portfolio</w:t>
+      </w:r>
+    </w:p>
+    <w:p>
+      <w:r>
+        <w:t>Use this supported practice once, in the browser or on paper. Keep the reserved independent assessment for a separate first attempt before teacher feedback.</w:t>
+      </w:r>
+    </w:p>
+    <w:p>
+      <w:r>
+        <w:t>Measure time and cost. Two fixed configurations answer the same six questions and meet the same quality rubric.</w:t>
+      </w:r>
+    </w:p>
+    <w:p>
+      <w:pPr>
+        <w:pStyle w:val="Heading3"/>
+      </w:pPr>
+      <w:r>
+        <w:t>Practice 1: explain the deciding evidence</w:t>
+      </w:r>
+    </w:p>
+    <w:p>
+      <w:r>
+        <w:t>Which labelled step matches this detail? B saves one second but costs one extra unit per case.</w:t>
+      </w:r>
+    </w:p>
+    <w:p>
+      <w:r>
+        <w:t>1. Compute mean cost</w:t>
+      </w:r>
+    </w:p>
+    <w:p>
+      <w:r>
+        <w:t>2. Compute mean time</w:t>
+      </w:r>
+    </w:p>
+    <w:p>
+      <w:r>
+        <w:t>3. Compare trade-off</w:t>
+      </w:r>
+    </w:p>
+    <w:p>
+      <w:pPr>
+        <w:pStyle w:val="Heading3"/>
+      </w:pPr>
+      <w:r>
+        <w:t>My selected conclusion, deciding fact and explanation</w:t>
+      </w:r>
+    </w:p>
+    <w:p>
+      <w:r>
+        <w:t>________________________________________________________________</w:t>
+      </w:r>
+    </w:p>
+    <w:p>
+      <w:r>
+        <w:t>________________________________________________________________</w:t>
+      </w:r>
+    </w:p>
+    <w:p>
+      <w:r>
+        <w:t>________________________________________________________________</w:t>
+      </w:r>
+    </w:p>
+    <w:p>
+      <w:r>
+        <w:t>________________________________________________________________</w:t>
+      </w:r>
+    </w:p>
+    <w:p>
+      <w:r>
+        <w:t>________________________________________________________________</w:t>
+      </w:r>
+    </w:p>
+    <w:p>
+      <w:r>
+        <w:t>Hint if needed: Read the steps in the pictorial case. Match the supplied detail to the stage that performs or records it.</w:t>
+      </w:r>
+    </w:p>
+    <w:p>
+      <w:r>
+        <w:t>After your attempt, compare with the supported explanation: Compare trade-off B saves one second but costs one extra unit per case. A fair performance experiment holds the workload and measurement procedure fixed. Faster is not automatically preferable under a budget.</w:t>
+      </w:r>
+    </w:p>
+    <w:p>
+      <w:pPr>
+        <w:pStyle w:val="Heading3"/>
+      </w:pPr>
+      <w:r>
+        <w:t>Practice 2: explain the deciding evidence</w:t>
+      </w:r>
+    </w:p>
+    <w:p>
+      <w:r>
+        <w:t>Changed-case practice: Require at most 2 cost units per case. Which conclusion is supported by the supplied facts?</w:t>
+      </w:r>
+    </w:p>
+    <w:p>
+      <w:r>
+        <w:t>1. This one example guarantees correct results for every future input.</w:t>
+      </w:r>
+    </w:p>
+    <w:p>
+      <w:r>
+        <w:t>2. A meets the budget; B does not.</w:t>
+      </w:r>
+    </w:p>
+    <w:p>
+      <w:r>
+        <w:t>3. We can decide the result without examining the changed input or the procedure.</w:t>
+      </w:r>
+    </w:p>
+    <w:p>
+      <w:pPr>
+        <w:pStyle w:val="Heading3"/>
+      </w:pPr>
+      <w:r>
+        <w:t>My selected conclusion, deciding fact and explanation</w:t>
+      </w:r>
+    </w:p>
+    <w:p>
+      <w:r>
+        <w:t>________________________________________________________________</w:t>
+      </w:r>
+    </w:p>
+    <w:p>
+      <w:r>
+        <w:t>________________________________________________________________</w:t>
+      </w:r>
+    </w:p>
+    <w:p>
+      <w:r>
+        <w:t>________________________________________________________________</w:t>
+      </w:r>
+    </w:p>
+    <w:p>
+      <w:r>
+        <w:t>________________________________________________________________</w:t>
+      </w:r>
+    </w:p>
+    <w:p>
+      <w:r>
+        <w:t>________________________________________________________________</w:t>
+      </w:r>
+    </w:p>
+    <w:p>
+      <w:r>
+        <w:t>Hint if needed: Use the changed condition and the deciding step in the pictorial trace. The answer must say what follows from those facts.</w:t>
+      </w:r>
+    </w:p>
+    <w:p>
+      <w:r>
+        <w:t>After your attempt, compare with the supported explanation: A meets the budget; B does not. The mandatory resource condition changes the decision.</w:t>
+      </w:r>
+    </w:p>
+    <w:p>
+      <w:pPr>
+        <w:pStyle w:val="Heading3"/>
+      </w:pPr>
+      <w:r>
+        <w:t>Repair a missing building block</w:t>
+      </w:r>
+    </w:p>
+    <w:p>
+      <w:r>
+        <w:t>Review Accessibility and user feedback (ai-6/28). Goal: Explain the mechanism and terminology of accessibility and user feedback. Short practice: Explain what each text, keyboard and assistive-technology change adds to the feedback. Why does changing the red circle to orange alone not solve the communication barrier?. Return to this week and explain what you changed.</w:t>
+      </w:r>
+    </w:p>
+    <w:p>
+      <w:r>
+        <w:t>Review Incident investigation (ai-6/26). Goal: Explain the mechanism and terminology of incident investigation. Short practice: Order the three incident records and locate the old evidence version. How does the investigation change if the trace instead retrieves version 6 but drafts room C?. Return to this week and explain what you changed.</w:t>
+      </w:r>
+    </w:p>
+    <w:p>
+      <w:r>
+        <w:t>Review Deployment environments (ai-6/23). Goal: Explain the mechanism and terminology of deployment environments. Short practice: Identify the staging data and credential boundary. Why must the rehearsal stop if its credential reaches production even though the process is labelled staging?. Return to this week and explain what you changed.</w:t>
+      </w:r>
+    </w:p>
+    <w:p>
+      <w:pPr>
+        <w:pStyle w:val="Heading3"/>
+      </w:pPr>
+      <w:r>
+        <w:t>Keep your completed work</w:t>
+      </w:r>
+    </w:p>
+    <w:p>
+      <w:r>
+        <w:t>Use Download completed work in the hosted lesson to export your answers, reflections, practice feedback and code-run evidence. Open the HTML copy to read or print it. Drafts stay in this browser when storage is available; clear drafts on a shared device.</w:t>
+      </w:r>
+    </w:p>
     <w:sectPr>
       <w:pgSz w:w="12240" w:h="15840"/>
       <w:pgMar w:top="936" w:right="1008" w:bottom="936" w:left="1008" w:header="720" w:footer="720" w:gutter="0"/>

--- a/downloads/student/ai-6-week-29.docx
+++ b/downloads/student/ai-6-week-29.docx
@@ -42,6 +42,11 @@
       </w:r>
     </w:p>
     <w:p>
+      <w:r>
+        <w:t>Start with the target: Explain the mechanism and terminology of performance and cost experiments. Try the recall before opening notes.</w:t>
+      </w:r>
+    </w:p>
+    <w:p>
       <w:pPr>
         <w:pStyle w:val="Heading3"/>
       </w:pPr>
@@ -50,17 +55,47 @@
       </w:r>
     </w:p>
     <w:p>
-      <w:r>
-        <w:t>I can explain the mechanism and terminology of performance and cost experiments.</w:t>
-      </w:r>
-    </w:p>
-    <w:p>
-      <w:r>
+      <w:pPr>
+        <w:spacing w:line="336" w:lineRule="auto" w:after="180"/>
+      </w:pPr>
+      <w:r>
+        <w:rPr>
+          <w:b w:val="0"/>
+        </w:rPr>
+        <w:t xml:space="preserve">I can explain the </w:t>
+      </w:r>
+      <w:r>
+        <w:rPr>
+          <w:b/>
+        </w:rPr>
+        <w:t>mechanism</w:t>
+      </w:r>
+      <w:r>
+        <w:rPr>
+          <w:b w:val="0"/>
+        </w:rPr>
+        <w:t xml:space="preserve"> and terminology of performance and cost experiments.</w:t>
+      </w:r>
+    </w:p>
+    <w:p>
+      <w:pPr>
+        <w:spacing w:line="336" w:lineRule="auto" w:after="180"/>
+      </w:pPr>
+      <w:r>
+        <w:rPr>
+          <w:b w:val="0"/>
+        </w:rPr>
         <w:t>I can apply the stated procedure to a new case with a traceable result.</w:t>
       </w:r>
     </w:p>
     <w:p>
-      <w:r>
+      <w:pPr>
+        <w:spacing w:line="336" w:lineRule="auto" w:after="180"/>
+      </w:pPr>
+      <w:r>
+        <w:rPr>
+          <w:b w:val="0"/>
+        </w:rPr>
         <w:t>I can identify an assumption or limitation and design a revealing follow-up.</w:t>
       </w:r>
     </w:p>
@@ -73,47 +108,125 @@
       </w:r>
     </w:p>
     <w:p>
-      <w:r>
+      <w:pPr>
+        <w:spacing w:line="336" w:lineRule="auto" w:after="180"/>
+      </w:pPr>
+      <w:r>
+        <w:rPr>
+          <w:b w:val="0"/>
+        </w:rPr>
         <w:t>Close your notes first. A rough first answer helps us choose the right starting point; it is not a score for your ability.</w:t>
       </w:r>
     </w:p>
     <w:p>
-      <w:r>
+      <w:pPr>
+        <w:spacing w:line="336" w:lineRule="auto" w:after="180"/>
+      </w:pPr>
+      <w:r>
+        <w:rPr>
+          <w:b w:val="0"/>
+        </w:rPr>
         <w:t>Without opening the old lesson, explain one key idea from Accessibility and user feedback. Give an example and a mistake that the idea helps you avoid.</w:t>
       </w:r>
     </w:p>
     <w:p>
-      <w:r>
+      <w:pPr>
+        <w:spacing w:line="336" w:lineRule="auto" w:after="180"/>
+      </w:pPr>
+      <w:r>
+        <w:rPr>
+          <w:b w:val="0"/>
+        </w:rPr>
         <w:t>Without opening the old lesson, explain one key idea from Incident investigation. Give an example and a mistake that the idea helps you avoid.</w:t>
       </w:r>
     </w:p>
     <w:p>
-      <w:r>
+      <w:pPr>
+        <w:spacing w:line="336" w:lineRule="auto" w:after="180"/>
+      </w:pPr>
+      <w:r>
+        <w:rPr>
+          <w:b w:val="0"/>
+        </w:rPr>
         <w:t>Without opening the old lesson, explain one key idea from Deployment environments. Give an example and a mistake that the idea helps you avoid.</w:t>
       </w:r>
     </w:p>
     <w:p>
-      <w:r>
-        <w:t>After trying, check the relevant lesson or ask your teacher. Change the part of your explanation that the evidence shows was wrong.</w:t>
-      </w:r>
-    </w:p>
-    <w:p>
-      <w:r>
+      <w:pPr>
+        <w:spacing w:line="336" w:lineRule="auto" w:after="180"/>
+      </w:pPr>
+      <w:r>
+        <w:rPr>
+          <w:b w:val="0"/>
+        </w:rPr>
+        <w:t xml:space="preserve">After trying, check the relevant lesson or ask your teacher. Change the part of your explanation that the </w:t>
+      </w:r>
+      <w:r>
+        <w:rPr>
+          <w:b/>
+        </w:rPr>
+        <w:t>evidence</w:t>
+      </w:r>
+      <w:r>
+        <w:rPr>
+          <w:b w:val="0"/>
+        </w:rPr>
+        <w:t xml:space="preserve"> shows was wrong.</w:t>
+      </w:r>
+    </w:p>
+    <w:p>
+      <w:pPr>
+        <w:spacing w:line="336" w:lineRule="auto" w:after="180"/>
+      </w:pPr>
+      <w:r>
+        <w:rPr>
+          <w:b w:val="0"/>
+        </w:rPr>
         <w:t>This week you will practise:</w:t>
       </w:r>
     </w:p>
     <w:p>
-      <w:r>
-        <w:t>Explain the mechanism and terminology of performance and cost experiments</w:t>
-      </w:r>
-    </w:p>
-    <w:p>
-      <w:r>
+      <w:pPr>
+        <w:spacing w:line="336" w:lineRule="auto" w:after="180"/>
+      </w:pPr>
+      <w:r>
+        <w:rPr>
+          <w:b w:val="0"/>
+        </w:rPr>
+        <w:t xml:space="preserve">Explain the </w:t>
+      </w:r>
+      <w:r>
+        <w:rPr>
+          <w:b/>
+        </w:rPr>
+        <w:t>mechanism</w:t>
+      </w:r>
+      <w:r>
+        <w:rPr>
+          <w:b w:val="0"/>
+        </w:rPr>
+        <w:t xml:space="preserve"> and terminology of performance and cost experiments</w:t>
+      </w:r>
+    </w:p>
+    <w:p>
+      <w:pPr>
+        <w:spacing w:line="336" w:lineRule="auto" w:after="180"/>
+      </w:pPr>
+      <w:r>
+        <w:rPr>
+          <w:b w:val="0"/>
+        </w:rPr>
         <w:t>Apply the stated procedure to a new case with a traceable result</w:t>
       </w:r>
     </w:p>
     <w:p>
-      <w:r>
+      <w:pPr>
+        <w:spacing w:line="336" w:lineRule="auto" w:after="180"/>
+      </w:pPr>
+      <w:r>
+        <w:rPr>
+          <w:b w:val="0"/>
+        </w:rPr>
         <w:t>Identify an assumption or limitation and design a revealing follow-up</w:t>
       </w:r>
     </w:p>
@@ -126,8 +239,38 @@
       </w:r>
     </w:p>
     <w:p>
-      <w:r>
-        <w:t>Recall Accessibility and user feedback. Explain why a recorded result needs its input conditions and evidence source before it can support a claim.</w:t>
+      <w:pPr>
+        <w:spacing w:line="336" w:lineRule="auto" w:after="180"/>
+      </w:pPr>
+      <w:r>
+        <w:rPr>
+          <w:b w:val="0"/>
+        </w:rPr>
+        <w:t xml:space="preserve">Recall Accessibility and user feedback. Explain why a recorded result needs its </w:t>
+      </w:r>
+      <w:r>
+        <w:rPr>
+          <w:b/>
+        </w:rPr>
+        <w:t>input</w:t>
+      </w:r>
+      <w:r>
+        <w:rPr>
+          <w:b w:val="0"/>
+        </w:rPr>
+        <w:t xml:space="preserve"> conditions and </w:t>
+      </w:r>
+      <w:r>
+        <w:rPr>
+          <w:b/>
+        </w:rPr>
+        <w:t>evidence</w:t>
+      </w:r>
+      <w:r>
+        <w:rPr>
+          <w:b w:val="0"/>
+        </w:rPr>
+        <w:t xml:space="preserve"> source before it can support a claim.</w:t>
       </w:r>
     </w:p>
     <w:p>
@@ -162,7 +305,13 @@
       </w:r>
     </w:p>
     <w:p>
-      <w:r>
+      <w:pPr>
+        <w:spacing w:line="336" w:lineRule="auto" w:after="180"/>
+      </w:pPr>
+      <w:r>
+        <w:rPr>
+          <w:b w:val="0"/>
+        </w:rPr>
         <w:t>Explain performance and cost experiments using the deciding step in this fictional service.</w:t>
       </w:r>
     </w:p>
@@ -176,12 +325,52 @@
     </w:p>
     <w:p>
       <w:r>
-        <w:t>Performance experiments compare matched workloads with declared timing boundaries and quality constraints. Averages can hide slow cases.</w:t>
-      </w:r>
-    </w:p>
-    <w:p>
-      <w:r>
-        <w:t>Begin by writing the question the procedure is intended to answer. Identify the information already supplied, the information it will produce and the information still missing. These are constructed classroom examples; they do not require live accounts, private records or an external service. Do not treat a plausible explanation as a measured outcome.</w:t>
+        <w:t>Investigate the supplied Performance and cost experiments case. Separate observations, given facts and assumptions before choosing an explanation.</w:t>
+      </w:r>
+    </w:p>
+    <w:p>
+      <w:pPr>
+        <w:spacing w:line="336" w:lineRule="auto" w:after="180"/>
+      </w:pPr>
+      <w:r>
+        <w:rPr>
+          <w:b w:val="0"/>
+        </w:rPr>
+        <w:t xml:space="preserve">Performance experiments compare </w:t>
+      </w:r>
+      <w:r>
+        <w:rPr>
+          <w:b/>
+        </w:rPr>
+        <w:t>matched workload</w:t>
+      </w:r>
+      <w:r>
+        <w:rPr>
+          <w:b w:val="0"/>
+        </w:rPr>
+        <w:t>s with declared timing boundaries and quality constraints. Averages can hide slow cases.</w:t>
+      </w:r>
+    </w:p>
+    <w:p>
+      <w:pPr>
+        <w:spacing w:line="336" w:lineRule="auto" w:after="180"/>
+      </w:pPr>
+      <w:r>
+        <w:rPr>
+          <w:b w:val="0"/>
+        </w:rPr>
+        <w:t>Begin by writing the question the procedure is intended to answer. Identify the information already supplied, the information it will produce and the information still missing.</w:t>
+      </w:r>
+    </w:p>
+    <w:p>
+      <w:pPr>
+        <w:spacing w:line="336" w:lineRule="auto" w:after="180"/>
+      </w:pPr>
+      <w:r>
+        <w:rPr>
+          <w:b w:val="0"/>
+        </w:rPr>
+        <w:t>These are constructed classroom examples; they do not require live accounts, private records or an external service. Do not treat a plausible explanation as a measured outcome.</w:t>
       </w:r>
     </w:p>
     <w:p>
@@ -217,7 +406,30 @@
     </w:p>
     <w:p>
       <w:r>
-        <w:t>Use the same cases and environment; record every duration and success. For a simple median sort values and average the middle pair for even counts. Keep failed requests visible.</w:t>
+        <w:t>Follow the mechanism for Performance and cost experiments. Connect each labelled input, deciding step and result.</w:t>
+      </w:r>
+    </w:p>
+    <w:p>
+      <w:pPr>
+        <w:spacing w:line="336" w:lineRule="auto" w:after="180"/>
+      </w:pPr>
+      <w:r>
+        <w:rPr>
+          <w:b w:val="0"/>
+        </w:rPr>
+        <w:t xml:space="preserve">Use the same cases and environment; record every duration and success. For a simple </w:t>
+      </w:r>
+      <w:r>
+        <w:rPr>
+          <w:b/>
+        </w:rPr>
+        <w:t>median</w:t>
+      </w:r>
+      <w:r>
+        <w:rPr>
+          <w:b w:val="0"/>
+        </w:rPr>
+        <w:t xml:space="preserve"> sort values and average the middle pair for even counts. Keep failed requests visible.</w:t>
       </w:r>
     </w:p>
     <w:p>
@@ -313,8 +525,49 @@
       </w:r>
     </w:p>
     <w:p>
-      <w:r>
-        <w:t>Before applying the procedure, write its units, denominator or decision boundary where relevant. A partner should be able to repeat each step using the same inputs. If a required input is absent or violates the stated contract, record that condition explicitly instead of quietly replacing it with a convenient value.</w:t>
+      <w:pPr>
+        <w:spacing w:line="336" w:lineRule="auto" w:after="180"/>
+      </w:pPr>
+      <w:r>
+        <w:rPr>
+          <w:b w:val="0"/>
+        </w:rPr>
+        <w:t xml:space="preserve">Before applying the procedure, write its units, denominator or decision boundary where relevant. A partner should be able to repeat each step using the same </w:t>
+      </w:r>
+      <w:r>
+        <w:rPr>
+          <w:b/>
+        </w:rPr>
+        <w:t>input</w:t>
+      </w:r>
+      <w:r>
+        <w:rPr>
+          <w:b w:val="0"/>
+        </w:rPr>
+        <w:t>s.</w:t>
+      </w:r>
+    </w:p>
+    <w:p>
+      <w:pPr>
+        <w:spacing w:line="336" w:lineRule="auto" w:after="180"/>
+      </w:pPr>
+      <w:r>
+        <w:rPr>
+          <w:b w:val="0"/>
+        </w:rPr>
+        <w:t xml:space="preserve">If a required </w:t>
+      </w:r>
+      <w:r>
+        <w:rPr>
+          <w:b/>
+        </w:rPr>
+        <w:t>input</w:t>
+      </w:r>
+      <w:r>
+        <w:rPr>
+          <w:b w:val="0"/>
+        </w:rPr>
+        <w:t xml:space="preserve"> is absent or violates the stated contract, record that condition explicitly instead of quietly replacing it with a convenient value.</w:t>
       </w:r>
     </w:p>
     <w:p>
@@ -326,8 +579,26 @@
       </w:r>
     </w:p>
     <w:p>
-      <w:r>
-        <w:t>Point to the input, the deciding step and the result in this week’s visual. Explain the same step in ordinary words. A picture helps when you can say what each part represents.</w:t>
+      <w:pPr>
+        <w:spacing w:line="336" w:lineRule="auto" w:after="180"/>
+      </w:pPr>
+      <w:r>
+        <w:rPr>
+          <w:b w:val="0"/>
+        </w:rPr>
+        <w:t xml:space="preserve">Point to the </w:t>
+      </w:r>
+      <w:r>
+        <w:rPr>
+          <w:b/>
+        </w:rPr>
+        <w:t>input</w:t>
+      </w:r>
+      <w:r>
+        <w:rPr>
+          <w:b w:val="0"/>
+        </w:rPr>
+        <w:t>, the deciding step and the result in this week’s visual. Explain the same step in ordinary words. A picture helps when you can say what each part represents.</w:t>
       </w:r>
     </w:p>
     <w:p>
@@ -339,6 +610,11 @@
       </w:r>
     </w:p>
     <w:p>
+      <w:r>
+        <w:t>Compare the supplied cases for Performance and cost experiments. Identify the detail that changes the conclusion.</w:t>
+      </w:r>
+    </w:p>
+    <w:p>
       <w:pPr>
         <w:pStyle w:val="Heading3"/>
       </w:pPr>
@@ -347,8 +623,26 @@
       </w:r>
     </w:p>
     <w:p>
-      <w:r>
-        <w:t>Durations A=[1, 1, 1, 9] seconds, B=[2, 2, 2, 2]. All pass. Compute mean and median. Show the intermediate steps and give the conclusion with its scope.</w:t>
+      <w:pPr>
+        <w:spacing w:line="336" w:lineRule="auto" w:after="180"/>
+      </w:pPr>
+      <w:r>
+        <w:rPr>
+          <w:b w:val="0"/>
+        </w:rPr>
+        <w:t xml:space="preserve">Durations A=[1, 1, 1, 9] seconds, B=[2, 2, 2, 2]. All pass. Compute mean and </w:t>
+      </w:r>
+      <w:r>
+        <w:rPr>
+          <w:b/>
+        </w:rPr>
+        <w:t>median</w:t>
+      </w:r>
+      <w:r>
+        <w:rPr>
+          <w:b w:val="0"/>
+        </w:rPr>
+        <w:t>. Show the intermediate steps and give the conclusion with its scope.</w:t>
       </w:r>
     </w:p>
     <w:p>
@@ -393,17 +687,68 @@
       </w:r>
     </w:p>
     <w:p>
-      <w:r>
+      <w:pPr>
+        <w:pStyle w:val="Heading3"/>
+      </w:pPr>
+      <w:r>
+        <w:t>Change one thing</w:t>
+      </w:r>
+    </w:p>
+    <w:p>
+      <w:pPr>
+        <w:spacing w:line="336" w:lineRule="auto" w:after="180"/>
+        <w:shd w:fill="F5F1FB"/>
+      </w:pPr>
+      <w:r>
+        <w:rPr>
+          <w:b w:val="0"/>
+        </w:rPr>
         <w:t>Change: Require at most 2 cost units per case.</w:t>
       </w:r>
     </w:p>
     <w:p>
-      <w:r>
-        <w:t>Prediction: A meets the budget; B does not.</w:t>
-      </w:r>
-    </w:p>
-    <w:p>
-      <w:r>
+      <w:pPr>
+        <w:pStyle w:val="Heading3"/>
+      </w:pPr>
+      <w:r>
+        <w:t>Predicted result</w:t>
+      </w:r>
+    </w:p>
+    <w:p>
+      <w:pPr>
+        <w:spacing w:line="336" w:lineRule="auto" w:after="180"/>
+        <w:shd w:fill="F1F6FC"/>
+      </w:pPr>
+      <w:r>
+        <w:rPr>
+          <w:b/>
+        </w:rPr>
+        <w:t>Prediction</w:t>
+      </w:r>
+      <w:r>
+        <w:rPr>
+          <w:b w:val="0"/>
+        </w:rPr>
+        <w:t>: A meets the budget; B does not.</w:t>
+      </w:r>
+    </w:p>
+    <w:p>
+      <w:pPr>
+        <w:pStyle w:val="Heading3"/>
+      </w:pPr>
+      <w:r>
+        <w:t>Why the result follows</w:t>
+      </w:r>
+    </w:p>
+    <w:p>
+      <w:pPr>
+        <w:spacing w:line="336" w:lineRule="auto" w:after="180"/>
+        <w:shd w:fill="F1F6FC"/>
+      </w:pPr>
+      <w:r>
+        <w:rPr>
+          <w:b w:val="0"/>
+        </w:rPr>
         <w:t>Reason: The mandatory resource condition changes the decision.</w:t>
       </w:r>
     </w:p>
@@ -413,6 +758,11 @@
       </w:pPr>
       <w:r>
         <w:t>05. Words that unlock the idea</w:t>
+      </w:r>
+    </w:p>
+    <w:p>
+      <w:r>
+        <w:t>Use the vocabulary of Performance and cost experiments to explain a concrete decision, rather than only memorising definitions.</w:t>
       </w:r>
     </w:p>
     <w:tbl>
@@ -550,17 +900,77 @@
     </w:p>
     <w:p>
       <w:r>
-        <w:t>Durations A=[1, 1, 1, 9] seconds, B=[2, 2, 2, 2]. All pass. Compute mean and median.</w:t>
-      </w:r>
-    </w:p>
-    <w:p>
-      <w:r>
-        <w:t>A mean3, median1; B mean2, median2. B lowers mean but A has lower median; show the9-second tail instead of declaring one universal winner.</w:t>
-      </w:r>
-    </w:p>
-    <w:p>
-      <w:r>
-        <w:t>Compare the intermediate evidence with the final statement. Explain why each number or decision follows from the stated inputs. The conclusion belongs to this scenario and procedure; changing the inputs, evaluation population or authority can change what it establishes. Retain the raw record so a later revision can be compared honestly.</w:t>
+        <w:t>Follow the worked trace for Performance and cost experiments, predict a step, then compare with its explanation.</w:t>
+      </w:r>
+    </w:p>
+    <w:p>
+      <w:pPr>
+        <w:spacing w:line="336" w:lineRule="auto" w:after="180"/>
+      </w:pPr>
+      <w:r>
+        <w:rPr>
+          <w:b w:val="0"/>
+        </w:rPr>
+        <w:t xml:space="preserve">Durations A=[1, 1, 1, 9] seconds, B=[2, 2, 2, 2]. All pass. Compute mean and </w:t>
+      </w:r>
+      <w:r>
+        <w:rPr>
+          <w:b/>
+        </w:rPr>
+        <w:t>median</w:t>
+      </w:r>
+      <w:r>
+        <w:rPr>
+          <w:b w:val="0"/>
+        </w:rPr>
+        <w:t>.</w:t>
+      </w:r>
+    </w:p>
+    <w:p>
+      <w:pPr>
+        <w:spacing w:line="336" w:lineRule="auto" w:after="180"/>
+      </w:pPr>
+      <w:r>
+        <w:rPr>
+          <w:b w:val="0"/>
+        </w:rPr>
+        <w:t xml:space="preserve">A mean3, </w:t>
+      </w:r>
+      <w:r>
+        <w:rPr>
+          <w:b/>
+        </w:rPr>
+        <w:t>median</w:t>
+      </w:r>
+      <w:r>
+        <w:rPr>
+          <w:b w:val="0"/>
+        </w:rPr>
+        <w:t xml:space="preserve">1; B mean2, </w:t>
+      </w:r>
+      <w:r>
+        <w:rPr>
+          <w:b/>
+        </w:rPr>
+        <w:t>median</w:t>
+      </w:r>
+      <w:r>
+        <w:rPr>
+          <w:b w:val="0"/>
+        </w:rPr>
+        <w:t xml:space="preserve">2. B lowers mean but A has lower </w:t>
+      </w:r>
+      <w:r>
+        <w:rPr>
+          <w:b/>
+        </w:rPr>
+        <w:t>median</w:t>
+      </w:r>
+      <w:r>
+        <w:rPr>
+          <w:b w:val="0"/>
+        </w:rPr>
+        <w:t>; show the9-second tail instead of declaring one universal winner.</w:t>
       </w:r>
     </w:p>
     <w:p>
@@ -568,11 +978,85 @@
         <w:pStyle w:val="Heading3"/>
       </w:pPr>
       <w:r>
+        <w:t>Worked explanation · Performance and cost experiments</w:t>
+      </w:r>
+    </w:p>
+    <w:p>
+      <w:pPr>
+        <w:spacing w:line="336" w:lineRule="auto" w:after="180"/>
+        <w:shd w:fill="F1F6FC"/>
+      </w:pPr>
+      <w:r>
+        <w:rPr>
+          <w:b w:val="0"/>
+        </w:rPr>
+        <w:t xml:space="preserve">Compare the intermediate </w:t>
+      </w:r>
+      <w:r>
+        <w:rPr>
+          <w:b/>
+        </w:rPr>
+        <w:t>evidence</w:t>
+      </w:r>
+      <w:r>
+        <w:rPr>
+          <w:b w:val="0"/>
+        </w:rPr>
+        <w:t xml:space="preserve"> with the final statement. Explain why each number or decision follows from the stated </w:t>
+      </w:r>
+      <w:r>
+        <w:rPr>
+          <w:b/>
+        </w:rPr>
+        <w:t>input</w:t>
+      </w:r>
+      <w:r>
+        <w:rPr>
+          <w:b w:val="0"/>
+        </w:rPr>
+        <w:t>s.</w:t>
+      </w:r>
+    </w:p>
+    <w:p>
+      <w:pPr>
+        <w:spacing w:line="336" w:lineRule="auto" w:after="180"/>
+        <w:shd w:fill="F1F6FC"/>
+      </w:pPr>
+      <w:r>
+        <w:rPr>
+          <w:b w:val="0"/>
+        </w:rPr>
+        <w:t xml:space="preserve">The conclusion belongs to this scenario and procedure; changing the </w:t>
+      </w:r>
+      <w:r>
+        <w:rPr>
+          <w:b/>
+        </w:rPr>
+        <w:t>input</w:t>
+      </w:r>
+      <w:r>
+        <w:rPr>
+          <w:b w:val="0"/>
+        </w:rPr>
+        <w:t>s, evaluation population or authority can change what it establishes. Retain the raw record so a later revision can be compared honestly.</w:t>
+      </w:r>
+    </w:p>
+    <w:p>
+      <w:pPr>
+        <w:pStyle w:val="Heading3"/>
+      </w:pPr>
+      <w:r>
         <w:t>Learn from the worked case</w:t>
       </w:r>
     </w:p>
     <w:p>
-      <w:r>
+      <w:pPr>
+        <w:spacing w:line="336" w:lineRule="auto" w:after="180"/>
+      </w:pPr>
+      <w:r>
+        <w:rPr>
+          <w:b w:val="0"/>
+        </w:rPr>
         <w:t>Cover the result before checking it. Say what is given, choose the procedure, and follow one step at a time. Then uncover the result and explain your first mismatch. Ask why a step is allowed, not only what number it produces.</w:t>
       </w:r>
     </w:p>
@@ -585,7 +1069,13 @@
       </w:r>
     </w:p>
     <w:p>
-      <w:r>
+      <w:pPr>
+        <w:spacing w:line="336" w:lineRule="auto" w:after="180"/>
+      </w:pPr>
+      <w:r>
+        <w:rPr>
+          <w:b w:val="0"/>
+        </w:rPr>
         <w:t>Measure time and cost. Two fixed configurations answer the same six questions and meet the same quality rubric.</w:t>
       </w:r>
     </w:p>
@@ -598,7 +1088,22 @@
       </w:r>
     </w:p>
     <w:p>
-      <w:r>
+      <w:pPr>
+        <w:pStyle w:val="Heading3"/>
+      </w:pPr>
+      <w:r>
+        <w:t>Supplied facts</w:t>
+      </w:r>
+    </w:p>
+    <w:p>
+      <w:pPr>
+        <w:spacing w:line="336" w:lineRule="auto" w:after="180"/>
+        <w:shd w:fill="F1F6FC"/>
+      </w:pPr>
+      <w:r>
+        <w:rPr>
+          <w:b w:val="0"/>
+        </w:rPr>
         <w:t>A totals 18 seconds and 12 cost units. B totals 12 seconds and 18 units.</w:t>
       </w:r>
     </w:p>
@@ -798,7 +1303,22 @@
       </w:r>
     </w:p>
     <w:p>
-      <w:r>
+      <w:pPr>
+        <w:pStyle w:val="Heading3"/>
+      </w:pPr>
+      <w:r>
+        <w:t>Why the result follows</w:t>
+      </w:r>
+    </w:p>
+    <w:p>
+      <w:pPr>
+        <w:spacing w:line="336" w:lineRule="auto" w:after="180"/>
+        <w:shd w:fill="F1F6FC"/>
+      </w:pPr>
+      <w:r>
+        <w:rPr>
+          <w:b w:val="0"/>
+        </w:rPr>
         <w:t>A fair performance experiment holds the workload and measurement procedure fixed. Faster is not automatically preferable under a budget.</w:t>
       </w:r>
     </w:p>
@@ -811,17 +1331,62 @@
       </w:r>
     </w:p>
     <w:p>
-      <w:r>
+      <w:pPr>
+        <w:pStyle w:val="Heading3"/>
+      </w:pPr>
+      <w:r>
+        <w:t>Keep the stated limit</w:t>
+      </w:r>
+    </w:p>
+    <w:p>
+      <w:pPr>
+        <w:spacing w:line="336" w:lineRule="auto" w:after="180"/>
+        <w:shd w:fill="FFF5E6"/>
+      </w:pPr>
+      <w:r>
+        <w:rPr>
+          <w:b w:val="0"/>
+        </w:rPr>
         <w:t>Means hide variation; disclose workload, repeated runs and slow-case results before generalising.</w:t>
       </w:r>
     </w:p>
     <w:p>
-      <w:r>
+      <w:pPr>
+        <w:pStyle w:val="Heading3"/>
+      </w:pPr>
+      <w:r>
+        <w:t>Keep the stated limit</w:t>
+      </w:r>
+    </w:p>
+    <w:p>
+      <w:pPr>
+        <w:spacing w:line="336" w:lineRule="auto" w:after="180"/>
+        <w:shd w:fill="FFF5E6"/>
+      </w:pPr>
+      <w:r>
+        <w:rPr>
+          <w:b w:val="0"/>
+        </w:rPr>
         <w:t>Read the labelled picture: Calculate per-case seconds and cost units for A and B. Which meets a budget of at most 2 cost units per case, and what speed trade-off does that choice make?</w:t>
       </w:r>
     </w:p>
     <w:p>
-      <w:r>
+      <w:pPr>
+        <w:pStyle w:val="Heading3"/>
+      </w:pPr>
+      <w:r>
+        <w:t>Keep the stated limit</w:t>
+      </w:r>
+    </w:p>
+    <w:p>
+      <w:pPr>
+        <w:spacing w:line="336" w:lineRule="auto" w:after="180"/>
+        <w:shd w:fill="FFF5E6"/>
+      </w:pPr>
+      <w:r>
+        <w:rPr>
+          <w:b w:val="0"/>
+        </w:rPr>
         <w:t>Change one thing: Require at most 2 cost units per case. Predict the result before checking the explanation. What remains the same?</w:t>
       </w:r>
     </w:p>
@@ -835,19 +1400,69 @@
     </w:p>
     <w:p>
       <w:r>
+        <w:t>Find the unsupported step in the Performance and cost experiments claim and explain a repair using the supplied evidence.</w:t>
+      </w:r>
+    </w:p>
+    <w:p>
+      <w:pPr>
+        <w:spacing w:line="336" w:lineRule="auto" w:after="180"/>
+      </w:pPr>
+      <w:r>
+        <w:rPr>
+          <w:b w:val="0"/>
+        </w:rPr>
         <w:t>Resource improvement under one workload is not universal efficiency or equal quality.</w:t>
       </w:r>
     </w:p>
     <w:p>
-      <w:r>
-        <w:t>A useful check asks what would make the reasoning fail. Distinguish a failure to execute the declared procedure from a weakness in the procedure itself. The first may require a correction; the second requires an explicitly revised method and new evidence. Preserve unsuccessful cases so an improved result cannot hide the original problem.</w:t>
-      </w:r>
-    </w:p>
-    <w:p>
       <w:pPr>
         <w:pStyle w:val="Heading3"/>
       </w:pPr>
       <w:r>
+        <w:t>Check the claim against the facts</w:t>
+      </w:r>
+    </w:p>
+    <w:p>
+      <w:pPr>
+        <w:spacing w:line="336" w:lineRule="auto" w:after="180"/>
+        <w:shd w:fill="FFF5E6"/>
+      </w:pPr>
+      <w:r>
+        <w:rPr>
+          <w:b w:val="0"/>
+        </w:rPr>
+        <w:t>A useful check asks what would make the reasoning fail. Distinguish a failure to execute the declared procedure from a weakness in the procedure itself.</w:t>
+      </w:r>
+    </w:p>
+    <w:p>
+      <w:pPr>
+        <w:spacing w:line="336" w:lineRule="auto" w:after="180"/>
+        <w:shd w:fill="FFF5E6"/>
+      </w:pPr>
+      <w:r>
+        <w:rPr>
+          <w:b w:val="0"/>
+        </w:rPr>
+        <w:t xml:space="preserve">The first may require a correction; the second requires an explicitly revised method and new </w:t>
+      </w:r>
+      <w:r>
+        <w:rPr>
+          <w:b/>
+        </w:rPr>
+        <w:t>evidence</w:t>
+      </w:r>
+      <w:r>
+        <w:rPr>
+          <w:b w:val="0"/>
+        </w:rPr>
+        <w:t>. Preserve unsuccessful cases so an improved result cannot hide the original problem.</w:t>
+      </w:r>
+    </w:p>
+    <w:p>
+      <w:pPr>
+        <w:pStyle w:val="Heading3"/>
+      </w:pPr>
+      <w:r>
         <w:t>Guided: restate the worked result, then name the assumption or limitation that prevents a broader conclusion.</w:t>
       </w:r>
     </w:p>
@@ -885,7 +1500,13 @@
       </w:r>
     </w:p>
     <w:p>
-      <w:r>
+      <w:pPr>
+        <w:spacing w:line="336" w:lineRule="auto" w:after="180"/>
+      </w:pPr>
+      <w:r>
+        <w:rPr>
+          <w:b w:val="0"/>
+        </w:rPr>
         <w:t>A report omits this qualification: Resource improvement under one workload is not universal efficiency or equal quality. Explain how omitting it could change a reader's interpretation, and write an accurate replacement.</w:t>
       </w:r>
     </w:p>
@@ -937,7 +1558,54 @@
     </w:p>
     <w:p>
       <w:r>
-        <w:t>Explain the weekly mechanism in your own words. Use the worked scenario to name its input, decision rule and output.</w:t>
+        <w:t>Practise Performance and cost experiments with support, then explain the deciding step in your own words.</w:t>
+      </w:r>
+    </w:p>
+    <w:p>
+      <w:pPr>
+        <w:spacing w:line="336" w:lineRule="auto" w:after="180"/>
+      </w:pPr>
+      <w:r>
+        <w:rPr>
+          <w:b w:val="0"/>
+        </w:rPr>
+        <w:t xml:space="preserve">Explain the weekly </w:t>
+      </w:r>
+      <w:r>
+        <w:rPr>
+          <w:b/>
+        </w:rPr>
+        <w:t>mechanism</w:t>
+      </w:r>
+      <w:r>
+        <w:rPr>
+          <w:b w:val="0"/>
+        </w:rPr>
+        <w:t xml:space="preserve"> in your own words. Use the worked scenario to name its </w:t>
+      </w:r>
+      <w:r>
+        <w:rPr>
+          <w:b/>
+        </w:rPr>
+        <w:t>input</w:t>
+      </w:r>
+      <w:r>
+        <w:rPr>
+          <w:b w:val="0"/>
+        </w:rPr>
+        <w:t xml:space="preserve">, decision rule and </w:t>
+      </w:r>
+      <w:r>
+        <w:rPr>
+          <w:b/>
+        </w:rPr>
+        <w:t>output</w:t>
+      </w:r>
+      <w:r>
+        <w:rPr>
+          <w:b w:val="0"/>
+        </w:rPr>
+        <w:t>.</w:t>
       </w:r>
     </w:p>
     <w:p>
@@ -1010,8 +1678,26 @@
       </w:r>
     </w:p>
     <w:p>
-      <w:r>
-        <w:t>Use workbook W2 for the connected example “Performance and cost experiments”. First fill the input and rule boxes. Try the middle steps before asking for a hint. After a hint, try the next step yourself.</w:t>
+      <w:pPr>
+        <w:spacing w:line="336" w:lineRule="auto" w:after="180"/>
+      </w:pPr>
+      <w:r>
+        <w:rPr>
+          <w:b w:val="0"/>
+        </w:rPr>
+        <w:t xml:space="preserve">Use workbook W2 for the connected example “Performance and cost experiments”. First fill the </w:t>
+      </w:r>
+      <w:r>
+        <w:rPr>
+          <w:b/>
+        </w:rPr>
+        <w:t>input</w:t>
+      </w:r>
+      <w:r>
+        <w:rPr>
+          <w:b w:val="0"/>
+        </w:rPr>
+        <w:t xml:space="preserve"> and rule boxes. Try the middle steps before asking for a hint. After a hint, try the next step yourself.</w:t>
       </w:r>
     </w:p>
     <w:tbl>
@@ -1094,7 +1780,13 @@
       </w:tr>
     </w:tbl>
     <w:p>
-      <w:r>
+      <w:pPr>
+        <w:spacing w:line="336" w:lineRule="auto" w:after="180"/>
+      </w:pPr>
+      <w:r>
+        <w:rPr>
+          <w:b w:val="0"/>
+        </w:rPr>
         <w:t>Explain your trace to a partner. Your partner points to one step to check. Swap roles on the next case. Each person writes their own explanation.</w:t>
       </w:r>
     </w:p>
@@ -1107,12 +1799,35 @@
       </w:r>
     </w:p>
     <w:p>
-      <w:r>
-        <w:t>Use the worked case for Performance and cost experiments. Proposed explanation: “The worked result establishes every future case”. Decide whether this explanation is supported. Point to the step or supplied fact that decides; explain your repair if needed.</w:t>
-      </w:r>
-    </w:p>
-    <w:p>
-      <w:r>
+      <w:pPr>
+        <w:spacing w:line="336" w:lineRule="auto" w:after="180"/>
+      </w:pPr>
+      <w:r>
+        <w:rPr>
+          <w:b w:val="0"/>
+        </w:rPr>
+        <w:t>Use the worked case for Performance and cost experiments. Proposed explanation: “The worked result establishes every future case”. Decide whether this explanation is supported.</w:t>
+      </w:r>
+    </w:p>
+    <w:p>
+      <w:pPr>
+        <w:spacing w:line="336" w:lineRule="auto" w:after="180"/>
+      </w:pPr>
+      <w:r>
+        <w:rPr>
+          <w:b w:val="0"/>
+        </w:rPr>
+        <w:t>Point to the step or supplied fact that decides; explain your repair if needed.</w:t>
+      </w:r>
+    </w:p>
+    <w:p>
+      <w:pPr>
+        <w:spacing w:line="336" w:lineRule="auto" w:after="180"/>
+      </w:pPr>
+      <w:r>
+        <w:rPr>
+          <w:b w:val="0"/>
+        </w:rPr>
         <w:t>Answer on your own before discussion. If you are unsure, say which step you need help with.</w:t>
       </w:r>
     </w:p>
@@ -1125,7 +1840,14 @@
       </w:r>
     </w:p>
     <w:p>
-      <w:r>
+      <w:pPr>
+        <w:spacing w:line="336" w:lineRule="auto" w:after="180"/>
+        <w:shd w:fill="F5F1FB"/>
+      </w:pPr>
+      <w:r>
+        <w:rPr>
+          <w:b w:val="0"/>
+        </w:rPr>
         <w:t>Calculate per-case seconds and cost units for A and B. Which meets a budget of at most 2 cost units per case, and what speed trade-off does that choice make?</w:t>
       </w:r>
     </w:p>
@@ -1158,7 +1880,13 @@
       </w:r>
     </w:p>
     <w:p>
-      <w:r>
+      <w:pPr>
+        <w:spacing w:line="336" w:lineRule="auto" w:after="180"/>
+      </w:pPr>
+      <w:r>
+        <w:rPr>
+          <w:b w:val="0"/>
+        </w:rPr>
         <w:t>This is supported practice. Keep the separately named independent case for an attempt before feedback.</w:t>
       </w:r>
     </w:p>
@@ -1171,6 +1899,11 @@
       </w:r>
     </w:p>
     <w:p>
+      <w:r>
+        <w:t>Investigate Performance and cost experiments. Record the prediction, actual observation or labelled paper trace, explanation and next test separately.</w:t>
+      </w:r>
+    </w:p>
+    <w:p>
       <w:pPr>
         <w:pStyle w:val="Heading3"/>
       </w:pPr>
@@ -1179,8 +1912,26 @@
       </w:r>
     </w:p>
     <w:p>
-      <w:r>
-        <w:t>Durations A=[1, 1, 1, 9] seconds, B=[2, 2, 2, 2]. All pass. Compute mean and median. Show the intermediate steps and give the conclusion with its scope.</w:t>
+      <w:pPr>
+        <w:spacing w:line="336" w:lineRule="auto" w:after="180"/>
+      </w:pPr>
+      <w:r>
+        <w:rPr>
+          <w:b w:val="0"/>
+        </w:rPr>
+        <w:t xml:space="preserve">Durations A=[1, 1, 1, 9] seconds, B=[2, 2, 2, 2]. All pass. Compute mean and </w:t>
+      </w:r>
+      <w:r>
+        <w:rPr>
+          <w:b/>
+        </w:rPr>
+        <w:t>median</w:t>
+      </w:r>
+      <w:r>
+        <w:rPr>
+          <w:b w:val="0"/>
+        </w:rPr>
+        <w:t>. Show the intermediate steps and give the conclusion with its scope.</w:t>
       </w:r>
     </w:p>
     <w:tbl>
@@ -1320,7 +2071,13 @@
       </w:tr>
     </w:tbl>
     <w:p>
-      <w:r>
+      <w:pPr>
+        <w:spacing w:line="336" w:lineRule="auto" w:after="180"/>
+      </w:pPr>
+      <w:r>
+        <w:rPr>
+          <w:b w:val="0"/>
+        </w:rPr>
         <w:t>On paper, trace the supplied procedure. If code is provided, predict before running it in a local practice file. Never write an expected answer as though it were an observed run.</w:t>
       </w:r>
     </w:p>
@@ -1333,7 +2090,13 @@
       </w:r>
     </w:p>
     <w:p>
-      <w:r>
+      <w:pPr>
+        <w:spacing w:line="336" w:lineRule="auto" w:after="180"/>
+      </w:pPr>
+      <w:r>
+        <w:rPr>
+          <w:b w:val="0"/>
+        </w:rPr>
         <w:t>Before trying: what do I expect, and why? While trying: which step could first go wrong? Afterwards: what did I actually observe, and what should change? Keep “not run” if you only traced the procedure.</w:t>
       </w:r>
     </w:p>
@@ -1346,6 +2109,11 @@
       </w:r>
     </w:p>
     <w:p>
+      <w:r>
+        <w:t>Move from recall to tracing, diagnosis and transfer in Performance and cost experiments. Explain why each step is justified.</w:t>
+      </w:r>
+    </w:p>
+    <w:p>
       <w:pPr>
         <w:pStyle w:val="Heading3"/>
       </w:pPr>
@@ -1354,18 +2122,83 @@
       </w:r>
     </w:p>
     <w:p>
-      <w:r>
-        <w:t>Explain the weekly mechanism in your own words. Use the worked scenario to name its input, decision rule and output.</w:t>
-      </w:r>
-    </w:p>
-    <w:p>
-      <w:r>
+      <w:pPr>
+        <w:spacing w:line="336" w:lineRule="auto" w:after="180"/>
+      </w:pPr>
+      <w:r>
+        <w:rPr>
+          <w:b w:val="0"/>
+        </w:rPr>
+        <w:t xml:space="preserve">Explain the weekly </w:t>
+      </w:r>
+      <w:r>
+        <w:rPr>
+          <w:b/>
+        </w:rPr>
+        <w:t>mechanism</w:t>
+      </w:r>
+      <w:r>
+        <w:rPr>
+          <w:b w:val="0"/>
+        </w:rPr>
+        <w:t xml:space="preserve"> in your own words. Use the worked scenario to name its </w:t>
+      </w:r>
+      <w:r>
+        <w:rPr>
+          <w:b/>
+        </w:rPr>
+        <w:t>input</w:t>
+      </w:r>
+      <w:r>
+        <w:rPr>
+          <w:b w:val="0"/>
+        </w:rPr>
+        <w:t xml:space="preserve">, decision rule and </w:t>
+      </w:r>
+      <w:r>
+        <w:rPr>
+          <w:b/>
+        </w:rPr>
+        <w:t>output</w:t>
+      </w:r>
+      <w:r>
+        <w:rPr>
+          <w:b w:val="0"/>
+        </w:rPr>
+        <w:t>.</w:t>
+      </w:r>
+    </w:p>
+    <w:p>
+      <w:pPr>
+        <w:spacing w:line="336" w:lineRule="auto" w:after="180"/>
+      </w:pPr>
+      <w:r>
+        <w:rPr>
+          <w:b w:val="0"/>
+        </w:rPr>
         <w:t>A report omits this qualification: Resource improvement under one workload is not universal efficiency or equal quality. Explain how omitting it could change a reader's interpretation, and write an accurate replacement.</w:t>
       </w:r>
     </w:p>
     <w:p>
-      <w:r>
-        <w:t>For the worked scenario, propose one additional case that could reveal a failure, describe its expected outcome before running it, and explain what would need to remain fixed for a fair comparison. Do not reuse W4 as a new final test after receiving feedback.</w:t>
+      <w:pPr>
+        <w:spacing w:line="336" w:lineRule="auto" w:after="180"/>
+      </w:pPr>
+      <w:r>
+        <w:rPr>
+          <w:b w:val="0"/>
+        </w:rPr>
+        <w:t>For the worked scenario, propose one additional case that could reveal a failure, describe its expected outcome before running it, and explain what would need to remain fixed for a fair comparison.</w:t>
+      </w:r>
+    </w:p>
+    <w:p>
+      <w:pPr>
+        <w:spacing w:line="336" w:lineRule="auto" w:after="180"/>
+      </w:pPr>
+      <w:r>
+        <w:rPr>
+          <w:b w:val="0"/>
+        </w:rPr>
+        <w:t>Do not reuse W4 as a new final test after receiving feedback.</w:t>
       </w:r>
     </w:p>
     <w:p>
@@ -1411,7 +2244,77 @@
     </w:p>
     <w:p>
       <w:r>
-        <w:t>Add a labelled performance and cost experiments evidence sheet to Grounded Learning Service. Show how you can explain the mechanism and terminology of performance and cost experiments. Use the supplied fictional case and keep its inputs, intermediate steps, calculation or prediction, and limitation. Connect this record to last week’s record; a matching answer without a trace is insufficient.</w:t>
+        <w:t>Apply this week’s idea to Grounded Learning Service. Keep an annotated decision and the evidence supporting it.</w:t>
+      </w:r>
+    </w:p>
+    <w:p>
+      <w:pPr>
+        <w:spacing w:line="336" w:lineRule="auto" w:after="180"/>
+      </w:pPr>
+      <w:r>
+        <w:rPr>
+          <w:b w:val="0"/>
+        </w:rPr>
+        <w:t xml:space="preserve">Add a labelled performance and cost experiments </w:t>
+      </w:r>
+      <w:r>
+        <w:rPr>
+          <w:b/>
+        </w:rPr>
+        <w:t>evidence</w:t>
+      </w:r>
+      <w:r>
+        <w:rPr>
+          <w:b w:val="0"/>
+        </w:rPr>
+        <w:t xml:space="preserve"> sheet to Grounded Learning Service. Show how you can explain the </w:t>
+      </w:r>
+      <w:r>
+        <w:rPr>
+          <w:b/>
+        </w:rPr>
+        <w:t>mechanism</w:t>
+      </w:r>
+      <w:r>
+        <w:rPr>
+          <w:b w:val="0"/>
+        </w:rPr>
+        <w:t xml:space="preserve"> and terminology of performance and cost experiments.</w:t>
+      </w:r>
+    </w:p>
+    <w:p>
+      <w:pPr>
+        <w:spacing w:line="336" w:lineRule="auto" w:after="180"/>
+      </w:pPr>
+      <w:r>
+        <w:rPr>
+          <w:b w:val="0"/>
+        </w:rPr>
+        <w:t xml:space="preserve">Use the supplied fictional case and keep its </w:t>
+      </w:r>
+      <w:r>
+        <w:rPr>
+          <w:b/>
+        </w:rPr>
+        <w:t>input</w:t>
+      </w:r>
+      <w:r>
+        <w:rPr>
+          <w:b w:val="0"/>
+        </w:rPr>
+        <w:t xml:space="preserve">s, intermediate steps, calculation or </w:t>
+      </w:r>
+      <w:r>
+        <w:rPr>
+          <w:b/>
+        </w:rPr>
+        <w:t>prediction</w:t>
+      </w:r>
+      <w:r>
+        <w:rPr>
+          <w:b w:val="0"/>
+        </w:rPr>
+        <w:t>, and limitation. Connect this record to last week’s record; a matching answer without a trace is insufficient.</w:t>
       </w:r>
     </w:p>
     <w:tbl>
@@ -1539,8 +2442,26 @@
       </w:r>
     </w:p>
     <w:p>
-      <w:r>
-        <w:t>For the Grounded Learning Service, retain an annotated trace and the changed-case result. Name the contract or evidence that makes the deciding step valid, so another team can review it.</w:t>
+      <w:pPr>
+        <w:spacing w:line="336" w:lineRule="auto" w:after="180"/>
+      </w:pPr>
+      <w:r>
+        <w:rPr>
+          <w:b w:val="0"/>
+        </w:rPr>
+        <w:t xml:space="preserve">For the Grounded Learning Service, retain an annotated trace and the changed-case result. Name the contract or </w:t>
+      </w:r>
+      <w:r>
+        <w:rPr>
+          <w:b/>
+        </w:rPr>
+        <w:t>evidence</w:t>
+      </w:r>
+      <w:r>
+        <w:rPr>
+          <w:b w:val="0"/>
+        </w:rPr>
+        <w:t xml:space="preserve"> that makes the deciding step valid, so another team can review it.</w:t>
       </w:r>
     </w:p>
     <w:p>
@@ -1553,7 +2474,29 @@
     </w:p>
     <w:p>
       <w:r>
-        <w:t>Complete the supported workbook tasks before attempting W4 independently. Record any hints or help used. After feedback, use the teacher's fresh retry rather than copying the earlier answer. For a project, select a relevant new case, predict the outcome from the declared rule and preserve the result alongside any revision.</w:t>
+        <w:t>Use a genuinely new case for independent evidence. Previously discussed examples remain practice; use the separately named independent case before feedback.</w:t>
+      </w:r>
+    </w:p>
+    <w:p>
+      <w:pPr>
+        <w:spacing w:line="336" w:lineRule="auto" w:after="180"/>
+      </w:pPr>
+      <w:r>
+        <w:rPr>
+          <w:b w:val="0"/>
+        </w:rPr>
+        <w:t>Complete the supported workbook tasks before attempting W4 independently. Record any hints or help used. After feedback, use the teacher's fresh retry rather than copying the earlier answer.</w:t>
+      </w:r>
+    </w:p>
+    <w:p>
+      <w:pPr>
+        <w:spacing w:line="336" w:lineRule="auto" w:after="180"/>
+      </w:pPr>
+      <w:r>
+        <w:rPr>
+          <w:b w:val="0"/>
+        </w:rPr>
+        <w:t>For a project, select a relevant new case, predict the outcome from the declared rule and preserve the result alongside any revision.</w:t>
       </w:r>
     </w:p>
     <w:p>
@@ -1590,8 +2533,25 @@
       </w:r>
     </w:p>
     <w:p>
-      <w:r>
-        <w:t>For the worked scenario, propose one additional case that could reveal a failure, describe its expected outcome before running it, and explain what would need to remain fixed for a fair comparison. Do not reuse W4 as a new final test after receiving feedback.</w:t>
+      <w:pPr>
+        <w:spacing w:line="336" w:lineRule="auto" w:after="180"/>
+      </w:pPr>
+      <w:r>
+        <w:rPr>
+          <w:b w:val="0"/>
+        </w:rPr>
+        <w:t>For the worked scenario, propose one additional case that could reveal a failure, describe its expected outcome before running it, and explain what would need to remain fixed for a fair comparison.</w:t>
+      </w:r>
+    </w:p>
+    <w:p>
+      <w:pPr>
+        <w:spacing w:line="336" w:lineRule="auto" w:after="180"/>
+      </w:pPr>
+      <w:r>
+        <w:rPr>
+          <w:b w:val="0"/>
+        </w:rPr>
+        <w:t>Do not reuse W4 as a new final test after receiving feedback.</w:t>
       </w:r>
     </w:p>
     <w:p>
@@ -1628,6 +2588,11 @@
       </w:pPr>
       <w:r>
         <w:t>13. Study a complete case</w:t>
+      </w:r>
+    </w:p>
+    <w:p>
+      <w:r>
+        <w:t>Revisit the complete Performance and cost experiments case for supported practice. Repeated examples do not become fresh assessments.</w:t>
       </w:r>
     </w:p>
     <w:p>
@@ -1731,8 +2696,26 @@
       </w:r>
     </w:p>
     <w:p>
-      <w:r>
-        <w:t>Follow the input through the stated procedure to its result. Cover the result first, predict it, then explain every intermediate step. The text/table accompanies the figure so the example can be read without colour.</w:t>
+      <w:pPr>
+        <w:spacing w:line="336" w:lineRule="auto" w:after="180"/>
+      </w:pPr>
+      <w:r>
+        <w:rPr>
+          <w:b w:val="0"/>
+        </w:rPr>
+        <w:t xml:space="preserve">Follow the </w:t>
+      </w:r>
+      <w:r>
+        <w:rPr>
+          <w:b/>
+        </w:rPr>
+        <w:t>input</w:t>
+      </w:r>
+      <w:r>
+        <w:rPr>
+          <w:b w:val="0"/>
+        </w:rPr>
+        <w:t xml:space="preserve"> through the stated procedure to its result. Cover the result first, predict it, then explain every intermediate step. The text/table accompanies the figure so the example can be read without colour.</w:t>
       </w:r>
     </w:p>
     <w:p>
@@ -1782,6 +2765,11 @@
       </w:r>
     </w:p>
     <w:p>
+      <w:r>
+        <w:t>Attempt the reserved new case before feedback. Record support; the earlier examples below remain additional practice.</w:t>
+      </w:r>
+    </w:p>
+    <w:p>
       <w:pPr>
         <w:pStyle w:val="Heading3"/>
       </w:pPr>
@@ -1790,8 +2778,26 @@
       </w:r>
     </w:p>
     <w:p>
-      <w:r>
-        <w:t>C=[1, 2, 3, 10], D=[3, 3, 3, 3]. Compute means/medians; one D response is wrong.</w:t>
+      <w:pPr>
+        <w:spacing w:line="336" w:lineRule="auto" w:after="180"/>
+      </w:pPr>
+      <w:r>
+        <w:rPr>
+          <w:b w:val="0"/>
+        </w:rPr>
+        <w:t>C=[1, 2, 3, 10], D=[3, 3, 3, 3]. Compute means/</w:t>
+      </w:r>
+      <w:r>
+        <w:rPr>
+          <w:b/>
+        </w:rPr>
+        <w:t>median</w:t>
+      </w:r>
+      <w:r>
+        <w:rPr>
+          <w:b w:val="0"/>
+        </w:rPr>
+        <w:t>s; one D response is wrong.</w:t>
       </w:r>
     </w:p>
     <w:p>
@@ -1838,7 +2844,13 @@
       </w:r>
     </w:p>
     <w:p>
-      <w:r>
+      <w:pPr>
+        <w:spacing w:line="336" w:lineRule="auto" w:after="180"/>
+      </w:pPr>
+      <w:r>
+        <w:rPr>
+          <w:b w:val="0"/>
+        </w:rPr>
         <w:t>Attempt this case before feedback. Record any help. Earlier examples below are further practice; a case already practised with feedback cannot establish fresh transfer.</w:t>
       </w:r>
     </w:p>
@@ -1851,8 +2863,26 @@
       </w:r>
     </w:p>
     <w:p>
-      <w:r>
-        <w:t>C=[1, 2, 3, 10], D=[3, 3, 3, 3]. Compute means/medians; one D response is wrong.</w:t>
+      <w:pPr>
+        <w:spacing w:line="336" w:lineRule="auto" w:after="180"/>
+      </w:pPr>
+      <w:r>
+        <w:rPr>
+          <w:b w:val="0"/>
+        </w:rPr>
+        <w:t>C=[1, 2, 3, 10], D=[3, 3, 3, 3]. Compute means/</w:t>
+      </w:r>
+      <w:r>
+        <w:rPr>
+          <w:b/>
+        </w:rPr>
+        <w:t>median</w:t>
+      </w:r>
+      <w:r>
+        <w:rPr>
+          <w:b w:val="0"/>
+        </w:rPr>
+        <w:t>s; one D response is wrong.</w:t>
       </w:r>
     </w:p>
     <w:p>
@@ -1904,7 +2934,13 @@
       </w:r>
     </w:p>
     <w:p>
-      <w:r>
+      <w:pPr>
+        <w:spacing w:line="336" w:lineRule="auto" w:after="180"/>
+      </w:pPr>
+      <w:r>
+        <w:rPr>
+          <w:b w:val="0"/>
+        </w:rPr>
         <w:t>Record support used: none, hint or teacher explanation. After feedback, a different case is needed to demonstrate independence.</w:t>
       </w:r>
     </w:p>
@@ -1917,8 +2953,25 @@
       </w:r>
     </w:p>
     <w:p>
-      <w:r>
-        <w:t>Attempt the independent case before hints. Record whether you worked alone, used a hint or followed a model. After feedback, fix the first unsupported step and explain why it changed. A later check uses a changed case, not a copied answer.</w:t>
+      <w:pPr>
+        <w:spacing w:line="336" w:lineRule="auto" w:after="180"/>
+      </w:pPr>
+      <w:r>
+        <w:rPr>
+          <w:b w:val="0"/>
+        </w:rPr>
+        <w:t>Attempt the independent case before hints. Record whether you worked alone, used a hint or followed a model. After feedback, fix the first unsupported step and explain why it changed.</w:t>
+      </w:r>
+    </w:p>
+    <w:p>
+      <w:pPr>
+        <w:spacing w:line="336" w:lineRule="auto" w:after="180"/>
+      </w:pPr>
+      <w:r>
+        <w:rPr>
+          <w:b w:val="0"/>
+        </w:rPr>
+        <w:t>A later check uses a changed case, not a copied answer.</w:t>
       </w:r>
     </w:p>
     <w:p>
@@ -1931,6 +2984,17 @@
     </w:p>
     <w:p>
       <w:r>
+        <w:t>Use this map to navigate Performance and cost experiments, connect the goals to tasks and keep one evidence record for each attempt.</w:t>
+      </w:r>
+    </w:p>
+    <w:p>
+      <w:pPr>
+        <w:spacing w:line="336" w:lineRule="auto" w:after="180"/>
+      </w:pPr>
+      <w:r>
+        <w:rPr>
+          <w:b w:val="0"/>
+        </w:rPr>
         <w:t>Start with this question: Measure time and cost. Two fixed configurations answer the same six questions and meet the same quality rubric.</w:t>
       </w:r>
     </w:p>
@@ -2037,13 +3101,61 @@
       </w:tr>
     </w:tbl>
     <w:p>
-      <w:r>
-        <w:t>Remember → watch and explain → try with help → investigate → try independently → keep project evidence. Your teacher may spread this lesson across several classes.</w:t>
-      </w:r>
-    </w:p>
-    <w:p>
-      <w:r>
-        <w:t>Keep your first prediction. Compare it with what the evidence shows and explain any change.</w:t>
+      <w:pPr>
+        <w:spacing w:line="336" w:lineRule="auto" w:after="180"/>
+      </w:pPr>
+      <w:r>
+        <w:rPr>
+          <w:b w:val="0"/>
+        </w:rPr>
+        <w:t xml:space="preserve">Remember → watch and explain → try with help → investigate → try independently → keep project </w:t>
+      </w:r>
+      <w:r>
+        <w:rPr>
+          <w:b/>
+        </w:rPr>
+        <w:t>evidence</w:t>
+      </w:r>
+      <w:r>
+        <w:rPr>
+          <w:b w:val="0"/>
+        </w:rPr>
+        <w:t>. Your teacher may spread this lesson across several classes.</w:t>
+      </w:r>
+    </w:p>
+    <w:p>
+      <w:pPr>
+        <w:spacing w:line="336" w:lineRule="auto" w:after="180"/>
+      </w:pPr>
+      <w:r>
+        <w:rPr>
+          <w:b w:val="0"/>
+        </w:rPr>
+        <w:t xml:space="preserve">Keep your first </w:t>
+      </w:r>
+      <w:r>
+        <w:rPr>
+          <w:b/>
+        </w:rPr>
+        <w:t>prediction</w:t>
+      </w:r>
+      <w:r>
+        <w:rPr>
+          <w:b w:val="0"/>
+        </w:rPr>
+        <w:t xml:space="preserve">. Compare it with what the </w:t>
+      </w:r>
+      <w:r>
+        <w:rPr>
+          <w:b/>
+        </w:rPr>
+        <w:t>evidence</w:t>
+      </w:r>
+      <w:r>
+        <w:rPr>
+          <w:b w:val="0"/>
+        </w:rPr>
+        <w:t xml:space="preserve"> shows and explain any change.</w:t>
       </w:r>
     </w:p>
     <w:p>
@@ -2056,7 +3168,30 @@
     </w:p>
     <w:p>
       <w:r>
-        <w:t>Close your notes. Explain this goal in your own words: Explain the mechanism and terminology of performance and cost experiments</w:t>
+        <w:t>Explain Performance and cost experiments without notes, identify a remaining question and plan a later check with a changed case.</w:t>
+      </w:r>
+    </w:p>
+    <w:p>
+      <w:pPr>
+        <w:spacing w:line="336" w:lineRule="auto" w:after="180"/>
+      </w:pPr>
+      <w:r>
+        <w:rPr>
+          <w:b w:val="0"/>
+        </w:rPr>
+        <w:t xml:space="preserve">Close your notes. Explain this goal in your own words: Explain the </w:t>
+      </w:r>
+      <w:r>
+        <w:rPr>
+          <w:b/>
+        </w:rPr>
+        <w:t>mechanism</w:t>
+      </w:r>
+      <w:r>
+        <w:rPr>
+          <w:b w:val="0"/>
+        </w:rPr>
+        <w:t xml:space="preserve"> and terminology of performance and cost experiments</w:t>
       </w:r>
     </w:p>
     <w:p>
@@ -2093,13 +3228,61 @@
       </w:r>
     </w:p>
     <w:p>
-      <w:r>
-        <w:t>If you are unsure, return to the worked picture and explain one arrow. If you are ready, change an input or assumption and justify your prediction.</w:t>
-      </w:r>
-    </w:p>
-    <w:p>
-      <w:r>
-        <w:t>Save your workbook evidence. At the next review, try a different case before opening your old answer.</w:t>
+      <w:pPr>
+        <w:spacing w:line="336" w:lineRule="auto" w:after="180"/>
+      </w:pPr>
+      <w:r>
+        <w:rPr>
+          <w:b w:val="0"/>
+        </w:rPr>
+        <w:t xml:space="preserve">If you are unsure, return to the worked picture and explain one arrow. If you are ready, change an </w:t>
+      </w:r>
+      <w:r>
+        <w:rPr>
+          <w:b/>
+        </w:rPr>
+        <w:t>input</w:t>
+      </w:r>
+      <w:r>
+        <w:rPr>
+          <w:b w:val="0"/>
+        </w:rPr>
+        <w:t xml:space="preserve"> or assumption and justify your </w:t>
+      </w:r>
+      <w:r>
+        <w:rPr>
+          <w:b/>
+        </w:rPr>
+        <w:t>prediction</w:t>
+      </w:r>
+      <w:r>
+        <w:rPr>
+          <w:b w:val="0"/>
+        </w:rPr>
+        <w:t>.</w:t>
+      </w:r>
+    </w:p>
+    <w:p>
+      <w:pPr>
+        <w:spacing w:line="336" w:lineRule="auto" w:after="180"/>
+      </w:pPr>
+      <w:r>
+        <w:rPr>
+          <w:b w:val="0"/>
+        </w:rPr>
+        <w:t xml:space="preserve">Save your workbook </w:t>
+      </w:r>
+      <w:r>
+        <w:rPr>
+          <w:b/>
+        </w:rPr>
+        <w:t>evidence</w:t>
+      </w:r>
+      <w:r>
+        <w:rPr>
+          <w:b w:val="0"/>
+        </w:rPr>
+        <w:t>. At the next review, try a different case before opening your old answer.</w:t>
       </w:r>
     </w:p>
     <w:p>
@@ -2112,11 +3295,28 @@
     </w:p>
     <w:p>
       <w:r>
+        <w:t>Attempt supported questions before using hints or feedback. Review a missing building block, then keep the completed work.</w:t>
+      </w:r>
+    </w:p>
+    <w:p>
+      <w:pPr>
+        <w:spacing w:line="336" w:lineRule="auto" w:after="180"/>
+      </w:pPr>
+      <w:r>
+        <w:rPr>
+          <w:b w:val="0"/>
+        </w:rPr>
         <w:t>Use this supported practice once, in the browser or on paper. Keep the reserved independent assessment for a separate first attempt before teacher feedback.</w:t>
       </w:r>
     </w:p>
     <w:p>
-      <w:r>
+      <w:pPr>
+        <w:spacing w:line="336" w:lineRule="auto" w:after="180"/>
+      </w:pPr>
+      <w:r>
+        <w:rPr>
+          <w:b w:val="0"/>
+        </w:rPr>
         <w:t>Measure time and cost. Two fixed configurations answer the same six questions and meet the same quality rubric.</w:t>
       </w:r>
     </w:p>
@@ -2129,22 +3329,49 @@
       </w:r>
     </w:p>
     <w:p>
-      <w:r>
+      <w:pPr>
+        <w:spacing w:line="336" w:lineRule="auto" w:after="180"/>
+      </w:pPr>
+      <w:r>
+        <w:rPr>
+          <w:b w:val="0"/>
+        </w:rPr>
         <w:t>Which labelled step matches this detail? B saves one second but costs one extra unit per case.</w:t>
       </w:r>
     </w:p>
     <w:p>
-      <w:r>
+      <w:pPr>
+        <w:spacing w:line="336" w:lineRule="auto" w:after="180"/>
+        <w:shd w:fill="F4F9FC"/>
+      </w:pPr>
+      <w:r>
+        <w:rPr>
+          <w:b w:val="0"/>
+        </w:rPr>
         <w:t>1. Compute mean cost</w:t>
       </w:r>
     </w:p>
     <w:p>
-      <w:r>
+      <w:pPr>
+        <w:spacing w:line="336" w:lineRule="auto" w:after="180"/>
+        <w:shd w:fill="F4F9FC"/>
+      </w:pPr>
+      <w:r>
+        <w:rPr>
+          <w:b w:val="0"/>
+        </w:rPr>
         <w:t>2. Compute mean time</w:t>
       </w:r>
     </w:p>
     <w:p>
-      <w:r>
+      <w:pPr>
+        <w:spacing w:line="336" w:lineRule="auto" w:after="180"/>
+        <w:shd w:fill="F4F9FC"/>
+      </w:pPr>
+      <w:r>
+        <w:rPr>
+          <w:b w:val="0"/>
+        </w:rPr>
         <w:t>3. Compare trade-off</w:t>
       </w:r>
     </w:p>
@@ -2182,41 +3409,143 @@
       </w:r>
     </w:p>
     <w:p>
-      <w:r>
+      <w:pPr>
+        <w:pStyle w:val="Heading3"/>
+      </w:pPr>
+      <w:r>
+        <w:t>Hint · try first</w:t>
+      </w:r>
+    </w:p>
+    <w:p>
+      <w:pPr>
+        <w:spacing w:line="336" w:lineRule="auto" w:after="180"/>
+        <w:shd w:fill="F1F6F8"/>
+      </w:pPr>
+      <w:r>
+        <w:rPr>
+          <w:b w:val="0"/>
+        </w:rPr>
         <w:t>Hint if needed: Read the steps in the pictorial case. Match the supplied detail to the stage that performs or records it.</w:t>
       </w:r>
     </w:p>
     <w:p>
-      <w:r>
-        <w:t>After your attempt, compare with the supported explanation: Compare trade-off B saves one second but costs one extra unit per case. A fair performance experiment holds the workload and measurement procedure fixed. Faster is not automatically preferable under a budget.</w:t>
-      </w:r>
-    </w:p>
-    <w:p>
       <w:pPr>
         <w:pStyle w:val="Heading3"/>
       </w:pPr>
       <w:r>
+        <w:t>Feedback · compare after trying</w:t>
+      </w:r>
+    </w:p>
+    <w:p>
+      <w:pPr>
+        <w:spacing w:line="336" w:lineRule="auto" w:after="180"/>
+        <w:shd w:fill="F1F6FC"/>
+      </w:pPr>
+      <w:r>
+        <w:rPr>
+          <w:b w:val="0"/>
+        </w:rPr>
+        <w:t>After your attempt, compare with the supported explanation: Compare trade-off B saves one second but costs one extra unit per case. A fair performance experiment holds the workload and measurement procedure fixed.</w:t>
+      </w:r>
+    </w:p>
+    <w:p>
+      <w:pPr>
+        <w:spacing w:line="336" w:lineRule="auto" w:after="180"/>
+        <w:shd w:fill="F1F6FC"/>
+      </w:pPr>
+      <w:r>
+        <w:rPr>
+          <w:b w:val="0"/>
+        </w:rPr>
+        <w:t>Faster is not automatically preferable under a budget.</w:t>
+      </w:r>
+    </w:p>
+    <w:p>
+      <w:pPr>
+        <w:pStyle w:val="Heading3"/>
+      </w:pPr>
+      <w:r>
         <w:t>Practice 2: explain the deciding evidence</w:t>
       </w:r>
     </w:p>
     <w:p>
-      <w:r>
+      <w:pPr>
+        <w:pStyle w:val="Heading3"/>
+      </w:pPr>
+      <w:r>
+        <w:t>Changed case · predict first</w:t>
+      </w:r>
+    </w:p>
+    <w:p>
+      <w:pPr>
+        <w:spacing w:line="336" w:lineRule="auto" w:after="180"/>
+        <w:shd w:fill="F5F1FB"/>
+      </w:pPr>
+      <w:r>
+        <w:rPr>
+          <w:b w:val="0"/>
+        </w:rPr>
         <w:t>Changed-case practice: Require at most 2 cost units per case. Which conclusion is supported by the supplied facts?</w:t>
       </w:r>
     </w:p>
     <w:p>
-      <w:r>
-        <w:t>1. This one example guarantees correct results for every future input.</w:t>
-      </w:r>
-    </w:p>
-    <w:p>
-      <w:r>
+      <w:pPr>
+        <w:spacing w:line="336" w:lineRule="auto" w:after="180"/>
+        <w:shd w:fill="F4F9FC"/>
+      </w:pPr>
+      <w:r>
+        <w:rPr>
+          <w:b w:val="0"/>
+        </w:rPr>
+        <w:t xml:space="preserve">1. This one example guarantees correct results for every future </w:t>
+      </w:r>
+      <w:r>
+        <w:rPr>
+          <w:b/>
+        </w:rPr>
+        <w:t>input</w:t>
+      </w:r>
+      <w:r>
+        <w:rPr>
+          <w:b w:val="0"/>
+        </w:rPr>
+        <w:t>.</w:t>
+      </w:r>
+    </w:p>
+    <w:p>
+      <w:pPr>
+        <w:spacing w:line="336" w:lineRule="auto" w:after="180"/>
+        <w:shd w:fill="F4F9FC"/>
+      </w:pPr>
+      <w:r>
+        <w:rPr>
+          <w:b w:val="0"/>
+        </w:rPr>
         <w:t>2. A meets the budget; B does not.</w:t>
       </w:r>
     </w:p>
     <w:p>
-      <w:r>
-        <w:t>3. We can decide the result without examining the changed input or the procedure.</w:t>
+      <w:pPr>
+        <w:spacing w:line="336" w:lineRule="auto" w:after="180"/>
+        <w:shd w:fill="F4F9FC"/>
+      </w:pPr>
+      <w:r>
+        <w:rPr>
+          <w:b w:val="0"/>
+        </w:rPr>
+        <w:t xml:space="preserve">3. We can decide the result without examining the changed </w:t>
+      </w:r>
+      <w:r>
+        <w:rPr>
+          <w:b/>
+        </w:rPr>
+        <w:t>input</w:t>
+      </w:r>
+      <w:r>
+        <w:rPr>
+          <w:b w:val="0"/>
+        </w:rPr>
+        <w:t xml:space="preserve"> or the procedure.</w:t>
       </w:r>
     </w:p>
     <w:p>
@@ -2253,12 +3582,42 @@
       </w:r>
     </w:p>
     <w:p>
-      <w:r>
+      <w:pPr>
+        <w:pStyle w:val="Heading3"/>
+      </w:pPr>
+      <w:r>
+        <w:t>Hint · try first</w:t>
+      </w:r>
+    </w:p>
+    <w:p>
+      <w:pPr>
+        <w:spacing w:line="336" w:lineRule="auto" w:after="180"/>
+        <w:shd w:fill="F1F6F8"/>
+      </w:pPr>
+      <w:r>
+        <w:rPr>
+          <w:b w:val="0"/>
+        </w:rPr>
         <w:t>Hint if needed: Use the changed condition and the deciding step in the pictorial trace. The answer must say what follows from those facts.</w:t>
       </w:r>
     </w:p>
     <w:p>
-      <w:r>
+      <w:pPr>
+        <w:pStyle w:val="Heading3"/>
+      </w:pPr>
+      <w:r>
+        <w:t>Feedback · compare after trying</w:t>
+      </w:r>
+    </w:p>
+    <w:p>
+      <w:pPr>
+        <w:spacing w:line="336" w:lineRule="auto" w:after="180"/>
+        <w:shd w:fill="F1F6FC"/>
+      </w:pPr>
+      <w:r>
+        <w:rPr>
+          <w:b w:val="0"/>
+        </w:rPr>
         <w:t>After your attempt, compare with the supported explanation: A meets the budget; B does not. The mandatory resource condition changes the decision.</w:t>
       </w:r>
     </w:p>
@@ -2271,18 +3630,140 @@
       </w:r>
     </w:p>
     <w:p>
-      <w:r>
-        <w:t>Review Accessibility and user feedback (ai-6/28). Goal: Explain the mechanism and terminology of accessibility and user feedback. Short practice: Explain what each text, keyboard and assistive-technology change adds to the feedback. Why does changing the red circle to orange alone not solve the communication barrier?. Return to this week and explain what you changed.</w:t>
-      </w:r>
-    </w:p>
-    <w:p>
-      <w:r>
-        <w:t>Review Incident investigation (ai-6/26). Goal: Explain the mechanism and terminology of incident investigation. Short practice: Order the three incident records and locate the old evidence version. How does the investigation change if the trace instead retrieves version 6 but drafts room C?. Return to this week and explain what you changed.</w:t>
-      </w:r>
-    </w:p>
-    <w:p>
-      <w:r>
-        <w:t>Review Deployment environments (ai-6/23). Goal: Explain the mechanism and terminology of deployment environments. Short practice: Identify the staging data and credential boundary. Why must the rehearsal stop if its credential reaches production even though the process is labelled staging?. Return to this week and explain what you changed.</w:t>
+      <w:pPr>
+        <w:spacing w:line="336" w:lineRule="auto" w:after="180"/>
+      </w:pPr>
+      <w:r>
+        <w:rPr>
+          <w:b w:val="0"/>
+        </w:rPr>
+        <w:t xml:space="preserve">Review Accessibility and user feedback (ai-6/28). Goal: Explain the </w:t>
+      </w:r>
+      <w:r>
+        <w:rPr>
+          <w:b/>
+        </w:rPr>
+        <w:t>mechanism</w:t>
+      </w:r>
+      <w:r>
+        <w:rPr>
+          <w:b w:val="0"/>
+        </w:rPr>
+        <w:t xml:space="preserve"> and terminology of accessibility and user feedback.</w:t>
+      </w:r>
+    </w:p>
+    <w:p>
+      <w:pPr>
+        <w:spacing w:line="336" w:lineRule="auto" w:after="180"/>
+      </w:pPr>
+      <w:r>
+        <w:rPr>
+          <w:b w:val="0"/>
+        </w:rPr>
+        <w:t>Short practice: Explain what each text, keyboard and assistive-technology change adds to the feedback. Why does changing the red circle to orange alone not solve the communication barrier?.</w:t>
+      </w:r>
+    </w:p>
+    <w:p>
+      <w:pPr>
+        <w:spacing w:line="336" w:lineRule="auto" w:after="180"/>
+      </w:pPr>
+      <w:r>
+        <w:rPr>
+          <w:b w:val="0"/>
+        </w:rPr>
+        <w:t>Return to this week and explain what you changed.</w:t>
+      </w:r>
+    </w:p>
+    <w:p>
+      <w:pPr>
+        <w:spacing w:line="336" w:lineRule="auto" w:after="180"/>
+      </w:pPr>
+      <w:r>
+        <w:rPr>
+          <w:b w:val="0"/>
+        </w:rPr>
+        <w:t xml:space="preserve">Review Incident investigation (ai-6/26). Goal: Explain the </w:t>
+      </w:r>
+      <w:r>
+        <w:rPr>
+          <w:b/>
+        </w:rPr>
+        <w:t>mechanism</w:t>
+      </w:r>
+      <w:r>
+        <w:rPr>
+          <w:b w:val="0"/>
+        </w:rPr>
+        <w:t xml:space="preserve"> and terminology of incident investigation. Short practice: Order the three incident records and locate the old </w:t>
+      </w:r>
+      <w:r>
+        <w:rPr>
+          <w:b/>
+        </w:rPr>
+        <w:t>evidence</w:t>
+      </w:r>
+      <w:r>
+        <w:rPr>
+          <w:b w:val="0"/>
+        </w:rPr>
+        <w:t xml:space="preserve"> version.</w:t>
+      </w:r>
+    </w:p>
+    <w:p>
+      <w:pPr>
+        <w:spacing w:line="336" w:lineRule="auto" w:after="180"/>
+      </w:pPr>
+      <w:r>
+        <w:rPr>
+          <w:b w:val="0"/>
+        </w:rPr>
+        <w:t>How does the investigation change if the trace instead retrieves version 6 but drafts room C?. Return to this week and explain what you changed.</w:t>
+      </w:r>
+    </w:p>
+    <w:p>
+      <w:pPr>
+        <w:spacing w:line="336" w:lineRule="auto" w:after="180"/>
+      </w:pPr>
+      <w:r>
+        <w:rPr>
+          <w:b w:val="0"/>
+        </w:rPr>
+        <w:t xml:space="preserve">Review Deployment environments (ai-6/23). Goal: Explain the </w:t>
+      </w:r>
+      <w:r>
+        <w:rPr>
+          <w:b/>
+        </w:rPr>
+        <w:t>mechanism</w:t>
+      </w:r>
+      <w:r>
+        <w:rPr>
+          <w:b w:val="0"/>
+        </w:rPr>
+        <w:t xml:space="preserve"> and terminology of deployment environments. Short practice: Identify the staging data and credential boundary.</w:t>
+      </w:r>
+    </w:p>
+    <w:p>
+      <w:pPr>
+        <w:spacing w:line="336" w:lineRule="auto" w:after="180"/>
+      </w:pPr>
+      <w:r>
+        <w:rPr>
+          <w:b w:val="0"/>
+        </w:rPr>
+        <w:t xml:space="preserve">Why must the rehearsal stop if its credential reaches production even though the </w:t>
+      </w:r>
+      <w:r>
+        <w:rPr>
+          <w:b/>
+        </w:rPr>
+        <w:t>process</w:t>
+      </w:r>
+      <w:r>
+        <w:rPr>
+          <w:b w:val="0"/>
+        </w:rPr>
+        <w:t xml:space="preserve"> is labelled staging?. Return to this week and explain what you changed.</w:t>
       </w:r>
     </w:p>
     <w:p>
@@ -2294,8 +3775,544 @@
       </w:r>
     </w:p>
     <w:p>
-      <w:r>
-        <w:t>Use Download completed work in the hosted lesson to export your answers, reflections, practice feedback and code-run evidence. Open the HTML copy to read or print it. Drafts stay in this browser when storage is available; clear drafts on a shared device.</w:t>
+      <w:pPr>
+        <w:spacing w:line="336" w:lineRule="auto" w:after="180"/>
+      </w:pPr>
+      <w:r>
+        <w:rPr>
+          <w:b w:val="0"/>
+        </w:rPr>
+        <w:t xml:space="preserve">Use Download completed work in the hosted lesson to export your answers, reflections, practice feedback and code-run </w:t>
+      </w:r>
+      <w:r>
+        <w:rPr>
+          <w:b/>
+        </w:rPr>
+        <w:t>evidence</w:t>
+      </w:r>
+      <w:r>
+        <w:rPr>
+          <w:b w:val="0"/>
+        </w:rPr>
+        <w:t>. Open the HTML copy to read or print it.</w:t>
+      </w:r>
+    </w:p>
+    <w:p>
+      <w:pPr>
+        <w:spacing w:line="336" w:lineRule="auto" w:after="180"/>
+      </w:pPr>
+      <w:r>
+        <w:rPr>
+          <w:b w:val="0"/>
+        </w:rPr>
+        <w:t>Drafts stay in this browser when storage is available; clear drafts on a shared device.</w:t>
+      </w:r>
+    </w:p>
+    <w:p>
+      <w:pPr>
+        <w:pStyle w:val="Heading1"/>
+      </w:pPr>
+      <w:r>
+        <w:t>18. Visual concept journey</w:t>
+      </w:r>
+    </w:p>
+    <w:p>
+      <w:r>
+        <w:t>Explain each Performance and cost experiments graphic using its labels, deciding evidence and relevant limitation.</w:t>
+      </w:r>
+    </w:p>
+    <w:p>
+      <w:pPr>
+        <w:pStyle w:val="Heading3"/>
+      </w:pPr>
+      <w:r>
+        <w:t>01. Performance and cost experiments: the case</w:t>
+      </w:r>
+    </w:p>
+    <w:p>
+      <w:r>
+        <w:drawing>
+          <wp:inline xmlns:a="http://schemas.openxmlformats.org/drawingml/2006/main" xmlns:pic="http://schemas.openxmlformats.org/drawingml/2006/picture">
+            <wp:extent cx="5486400" cy="2834640"/>
+            <wp:docPr id="3" name="Picture 3" descr="Measure time and cost. Two fixed configurations answer the same six questions and meet the same quality rubric. Supplied facts: A totals 18 seconds and 12 cost units. B totals 12 seconds and 18 units."/>
+            <wp:cNvGraphicFramePr>
+              <a:graphicFrameLocks noChangeAspect="1"/>
+            </wp:cNvGraphicFramePr>
+            <a:graphic>
+              <a:graphicData uri="http://schemas.openxmlformats.org/drawingml/2006/picture">
+                <pic:pic>
+                  <pic:nvPicPr>
+                    <pic:cNvPr id="0" name="academy-story-ai-6-29-01.png"/>
+                    <pic:cNvPicPr/>
+                  </pic:nvPicPr>
+                  <pic:blipFill>
+                    <a:blip r:embed="rId11"/>
+                    <a:stretch>
+                      <a:fillRect/>
+                    </a:stretch>
+                  </pic:blipFill>
+                  <pic:spPr>
+                    <a:xfrm>
+                      <a:off x="0" y="0"/>
+                      <a:ext cx="5486400" cy="2834640"/>
+                    </a:xfrm>
+                    <a:prstGeom prst="rect"/>
+                  </pic:spPr>
+                </pic:pic>
+              </a:graphicData>
+            </a:graphic>
+          </wp:inline>
+        </w:drawing>
+      </w:r>
+    </w:p>
+    <w:p>
+      <w:pPr>
+        <w:spacing w:line="336" w:lineRule="auto" w:after="180"/>
+      </w:pPr>
+      <w:r>
+        <w:rPr>
+          <w:b w:val="0"/>
+        </w:rPr>
+        <w:t>Measure time and cost. Two fixed configurations answer the same six questions and meet the same quality rubric. Supplied facts: A totals 18 seconds and 12 cost units. B totals 12 seconds and 18 units.</w:t>
+      </w:r>
+    </w:p>
+    <w:p>
+      <w:pPr>
+        <w:spacing w:line="336" w:lineRule="auto" w:after="180"/>
+        <w:shd w:fill="F5F1FB"/>
+      </w:pPr>
+      <w:r>
+        <w:rPr>
+          <w:b w:val="0"/>
+        </w:rPr>
+        <w:t>Point to the given fact that matters most. Explain why it matters.</w:t>
+      </w:r>
+    </w:p>
+    <w:p>
+      <w:pPr>
+        <w:pStyle w:val="Heading3"/>
+      </w:pPr>
+      <w:r>
+        <w:t>02. Follow the deciding steps</w:t>
+      </w:r>
+    </w:p>
+    <w:p>
+      <w:r>
+        <w:drawing>
+          <wp:inline xmlns:a="http://schemas.openxmlformats.org/drawingml/2006/main" xmlns:pic="http://schemas.openxmlformats.org/drawingml/2006/picture">
+            <wp:extent cx="5486400" cy="3182112"/>
+            <wp:docPr id="4" name="Picture 4" descr="Compute mean time: A averages 3 seconds; B averages 2 seconds per case. → Compute mean cost: A averages 2 units; B averages 3 units per case. → Compare trade-off: B saves one second but costs one extra unit per case."/>
+            <wp:cNvGraphicFramePr>
+              <a:graphicFrameLocks noChangeAspect="1"/>
+            </wp:cNvGraphicFramePr>
+            <a:graphic>
+              <a:graphicData uri="http://schemas.openxmlformats.org/drawingml/2006/picture">
+                <pic:pic>
+                  <pic:nvPicPr>
+                    <pic:cNvPr id="0" name="academy-story-ai-6-29-02.png"/>
+                    <pic:cNvPicPr/>
+                  </pic:nvPicPr>
+                  <pic:blipFill>
+                    <a:blip r:embed="rId12"/>
+                    <a:stretch>
+                      <a:fillRect/>
+                    </a:stretch>
+                  </pic:blipFill>
+                  <pic:spPr>
+                    <a:xfrm>
+                      <a:off x="0" y="0"/>
+                      <a:ext cx="5486400" cy="3182112"/>
+                    </a:xfrm>
+                    <a:prstGeom prst="rect"/>
+                  </pic:spPr>
+                </pic:pic>
+              </a:graphicData>
+            </a:graphic>
+          </wp:inline>
+        </w:drawing>
+      </w:r>
+    </w:p>
+    <w:p>
+      <w:pPr>
+        <w:spacing w:line="336" w:lineRule="auto" w:after="180"/>
+      </w:pPr>
+      <w:r>
+        <w:rPr>
+          <w:b w:val="0"/>
+        </w:rPr>
+        <w:t>Compute mean time: A averages 3 seconds; B averages 2 seconds per case. → Compute mean cost: A averages 2 units; B averages 3 units per case. → Compare trade-off: B saves one second but costs one extra unit per case.</w:t>
+      </w:r>
+    </w:p>
+    <w:p>
+      <w:pPr>
+        <w:spacing w:line="336" w:lineRule="auto" w:after="180"/>
+        <w:shd w:fill="F5F1FB"/>
+      </w:pPr>
+      <w:r>
+        <w:rPr>
+          <w:b w:val="0"/>
+        </w:rPr>
+        <w:t xml:space="preserve">Point to each numbered stage and explain which recorded </w:t>
+      </w:r>
+      <w:r>
+        <w:rPr>
+          <w:b/>
+        </w:rPr>
+        <w:t>input</w:t>
+      </w:r>
+      <w:r>
+        <w:rPr>
+          <w:b w:val="0"/>
+        </w:rPr>
+        <w:t xml:space="preserve"> it uses.</w:t>
+      </w:r>
+    </w:p>
+    <w:p>
+      <w:pPr>
+        <w:pStyle w:val="Heading3"/>
+      </w:pPr>
+      <w:r>
+        <w:t>03. Mean resource use per case</w:t>
+      </w:r>
+    </w:p>
+    <w:p>
+      <w:r>
+        <w:drawing>
+          <wp:inline xmlns:a="http://schemas.openxmlformats.org/drawingml/2006/main" xmlns:pic="http://schemas.openxmlformats.org/drawingml/2006/picture">
+            <wp:extent cx="5486400" cy="3096768"/>
+            <wp:docPr id="5" name="Picture 5" descr="Mean resource use per case. A: Seconds/case = 3, Cost units/case = 2. B: Seconds/case = 2, Cost units/case = 3."/>
+            <wp:cNvGraphicFramePr>
+              <a:graphicFrameLocks noChangeAspect="1"/>
+            </wp:cNvGraphicFramePr>
+            <a:graphic>
+              <a:graphicData uri="http://schemas.openxmlformats.org/drawingml/2006/picture">
+                <pic:pic>
+                  <pic:nvPicPr>
+                    <pic:cNvPr id="0" name="academy-story-ai-6-29-03.png"/>
+                    <pic:cNvPicPr/>
+                  </pic:nvPicPr>
+                  <pic:blipFill>
+                    <a:blip r:embed="rId13"/>
+                    <a:stretch>
+                      <a:fillRect/>
+                    </a:stretch>
+                  </pic:blipFill>
+                  <pic:spPr>
+                    <a:xfrm>
+                      <a:off x="0" y="0"/>
+                      <a:ext cx="5486400" cy="3096768"/>
+                    </a:xfrm>
+                    <a:prstGeom prst="rect"/>
+                  </pic:spPr>
+                </pic:pic>
+              </a:graphicData>
+            </a:graphic>
+          </wp:inline>
+        </w:drawing>
+      </w:r>
+    </w:p>
+    <w:p>
+      <w:pPr>
+        <w:spacing w:line="336" w:lineRule="auto" w:after="180"/>
+      </w:pPr>
+      <w:r>
+        <w:rPr>
+          <w:b w:val="0"/>
+        </w:rPr>
+        <w:t>Mean resource use per case. A: Seconds/case = 3, Cost units/case = 2. B: Seconds/case = 2, Cost units/case = 3.</w:t>
+      </w:r>
+    </w:p>
+    <w:p>
+      <w:pPr>
+        <w:spacing w:line="336" w:lineRule="auto" w:after="180"/>
+        <w:shd w:fill="F5F1FB"/>
+      </w:pPr>
+      <w:r>
+        <w:rPr>
+          <w:b w:val="0"/>
+        </w:rPr>
+        <w:t>Read the labels and values. Explain the relationship the model shows.</w:t>
+      </w:r>
+    </w:p>
+    <w:p>
+      <w:pPr>
+        <w:pStyle w:val="Heading3"/>
+      </w:pPr>
+      <w:r>
+        <w:t>04. Change one thing. Trace what follows.</w:t>
+      </w:r>
+    </w:p>
+    <w:p>
+      <w:r>
+        <w:drawing>
+          <wp:inline xmlns:a="http://schemas.openxmlformats.org/drawingml/2006/main" xmlns:pic="http://schemas.openxmlformats.org/drawingml/2006/picture">
+            <wp:extent cx="5486400" cy="3026664"/>
+            <wp:docPr id="6" name="Picture 6" descr="Original case: B saves one second but costs one extra unit per case. Changed condition: Require at most 2 cost units per case. Expected result: A meets the budget; B does not. Reason: The mandatory resource condition changes the decision."/>
+            <wp:cNvGraphicFramePr>
+              <a:graphicFrameLocks noChangeAspect="1"/>
+            </wp:cNvGraphicFramePr>
+            <a:graphic>
+              <a:graphicData uri="http://schemas.openxmlformats.org/drawingml/2006/picture">
+                <pic:pic>
+                  <pic:nvPicPr>
+                    <pic:cNvPr id="0" name="academy-story-ai-6-29-04.png"/>
+                    <pic:cNvPicPr/>
+                  </pic:nvPicPr>
+                  <pic:blipFill>
+                    <a:blip r:embed="rId14"/>
+                    <a:stretch>
+                      <a:fillRect/>
+                    </a:stretch>
+                  </pic:blipFill>
+                  <pic:spPr>
+                    <a:xfrm>
+                      <a:off x="0" y="0"/>
+                      <a:ext cx="5486400" cy="3026664"/>
+                    </a:xfrm>
+                    <a:prstGeom prst="rect"/>
+                  </pic:spPr>
+                </pic:pic>
+              </a:graphicData>
+            </a:graphic>
+          </wp:inline>
+        </w:drawing>
+      </w:r>
+    </w:p>
+    <w:p>
+      <w:pPr>
+        <w:spacing w:line="336" w:lineRule="auto" w:after="180"/>
+      </w:pPr>
+      <w:r>
+        <w:rPr>
+          <w:b w:val="0"/>
+        </w:rPr>
+        <w:t>Original case: B saves one second but costs one extra unit per case. Changed condition: Require at most 2 cost units per case. Expected result: A meets the budget; B does not.</w:t>
+      </w:r>
+    </w:p>
+    <w:p>
+      <w:pPr>
+        <w:spacing w:line="336" w:lineRule="auto" w:after="180"/>
+      </w:pPr>
+      <w:r>
+        <w:rPr>
+          <w:b w:val="0"/>
+        </w:rPr>
+        <w:t>Reason: The mandatory resource condition changes the decision.</w:t>
+      </w:r>
+    </w:p>
+    <w:p>
+      <w:pPr>
+        <w:spacing w:line="336" w:lineRule="auto" w:after="180"/>
+        <w:shd w:fill="F5F1FB"/>
+      </w:pPr>
+      <w:r>
+        <w:rPr>
+          <w:b w:val="0"/>
+        </w:rPr>
+        <w:t>Predict before checking the worked changed-case result. Name what changed and what the supplied facts allow you to conclude.</w:t>
+      </w:r>
+    </w:p>
+    <w:p>
+      <w:pPr>
+        <w:pStyle w:val="Heading3"/>
+      </w:pPr>
+      <w:r>
+        <w:t>05. Connect the explanation to its limit</w:t>
+      </w:r>
+    </w:p>
+    <w:p>
+      <w:r>
+        <w:drawing>
+          <wp:inline xmlns:a="http://schemas.openxmlformats.org/drawingml/2006/main" xmlns:pic="http://schemas.openxmlformats.org/drawingml/2006/picture">
+            <wp:extent cx="5486400" cy="2834640"/>
+            <wp:docPr id="7" name="Picture 7" descr="A fair performance experiment holds the workload and measurement procedure fixed. Faster is not automatically preferable under a budget. Limit: Means hide variation; disclose workload, repeated runs and slow-case results before generalising."/>
+            <wp:cNvGraphicFramePr>
+              <a:graphicFrameLocks noChangeAspect="1"/>
+            </wp:cNvGraphicFramePr>
+            <a:graphic>
+              <a:graphicData uri="http://schemas.openxmlformats.org/drawingml/2006/picture">
+                <pic:pic>
+                  <pic:nvPicPr>
+                    <pic:cNvPr id="0" name="academy-story-ai-6-29-05.png"/>
+                    <pic:cNvPicPr/>
+                  </pic:nvPicPr>
+                  <pic:blipFill>
+                    <a:blip r:embed="rId15"/>
+                    <a:stretch>
+                      <a:fillRect/>
+                    </a:stretch>
+                  </pic:blipFill>
+                  <pic:spPr>
+                    <a:xfrm>
+                      <a:off x="0" y="0"/>
+                      <a:ext cx="5486400" cy="2834640"/>
+                    </a:xfrm>
+                    <a:prstGeom prst="rect"/>
+                  </pic:spPr>
+                </pic:pic>
+              </a:graphicData>
+            </a:graphic>
+          </wp:inline>
+        </w:drawing>
+      </w:r>
+    </w:p>
+    <w:p>
+      <w:pPr>
+        <w:spacing w:line="336" w:lineRule="auto" w:after="180"/>
+      </w:pPr>
+      <w:r>
+        <w:rPr>
+          <w:b w:val="0"/>
+        </w:rPr>
+        <w:t>A fair performance experiment holds the workload and measurement procedure fixed. Faster is not automatically preferable under a budget.</w:t>
+      </w:r>
+    </w:p>
+    <w:p>
+      <w:pPr>
+        <w:spacing w:line="336" w:lineRule="auto" w:after="180"/>
+      </w:pPr>
+      <w:r>
+        <w:rPr>
+          <w:b w:val="0"/>
+        </w:rPr>
+        <w:t>Limit: Means hide variation; disclose workload, repeated runs and slow-case results before generalising.</w:t>
+      </w:r>
+    </w:p>
+    <w:p>
+      <w:pPr>
+        <w:spacing w:line="336" w:lineRule="auto" w:after="180"/>
+        <w:shd w:fill="F5F1FB"/>
+      </w:pPr>
+      <w:r>
+        <w:rPr>
+          <w:b w:val="0"/>
+        </w:rPr>
+        <w:t>Explain the case, then point to a limit on the claim.</w:t>
+      </w:r>
+    </w:p>
+    <w:p>
+      <w:pPr>
+        <w:pStyle w:val="Heading3"/>
+      </w:pPr>
+      <w:r>
+        <w:t>06. Make the idea visible in your project</w:t>
+      </w:r>
+    </w:p>
+    <w:p>
+      <w:r>
+        <w:drawing>
+          <wp:inline xmlns:a="http://schemas.openxmlformats.org/drawingml/2006/main" xmlns:pic="http://schemas.openxmlformats.org/drawingml/2006/picture">
+            <wp:extent cx="5486400" cy="3529584"/>
+            <wp:docPr id="8" name="Picture 8" descr="For the Grounded Learning Service, retain an annotated trace and the changed-case result. Name the contract or evidence that makes the deciding step valid, so another team can review it. Draw your input, deciding step, result and limit. Supported question: Calculate per-case seconds and cost units for A and B. Which meets a budget of at most 2 cost units per case, and what speed trade-off does that choice make?"/>
+            <wp:cNvGraphicFramePr>
+              <a:graphicFrameLocks noChangeAspect="1"/>
+            </wp:cNvGraphicFramePr>
+            <a:graphic>
+              <a:graphicData uri="http://schemas.openxmlformats.org/drawingml/2006/picture">
+                <pic:pic>
+                  <pic:nvPicPr>
+                    <pic:cNvPr id="0" name="academy-story-ai-6-29-06.png"/>
+                    <pic:cNvPicPr/>
+                  </pic:nvPicPr>
+                  <pic:blipFill>
+                    <a:blip r:embed="rId16"/>
+                    <a:stretch>
+                      <a:fillRect/>
+                    </a:stretch>
+                  </pic:blipFill>
+                  <pic:spPr>
+                    <a:xfrm>
+                      <a:off x="0" y="0"/>
+                      <a:ext cx="5486400" cy="3529584"/>
+                    </a:xfrm>
+                    <a:prstGeom prst="rect"/>
+                  </pic:spPr>
+                </pic:pic>
+              </a:graphicData>
+            </a:graphic>
+          </wp:inline>
+        </w:drawing>
+      </w:r>
+    </w:p>
+    <w:p>
+      <w:pPr>
+        <w:spacing w:line="336" w:lineRule="auto" w:after="180"/>
+      </w:pPr>
+      <w:r>
+        <w:rPr>
+          <w:b w:val="0"/>
+        </w:rPr>
+        <w:t xml:space="preserve">For the Grounded Learning Service, retain an annotated trace and the changed-case result. Name the contract or </w:t>
+      </w:r>
+      <w:r>
+        <w:rPr>
+          <w:b/>
+        </w:rPr>
+        <w:t>evidence</w:t>
+      </w:r>
+      <w:r>
+        <w:rPr>
+          <w:b w:val="0"/>
+        </w:rPr>
+        <w:t xml:space="preserve"> that makes the deciding step valid, so another team can review it.</w:t>
+      </w:r>
+    </w:p>
+    <w:p>
+      <w:pPr>
+        <w:spacing w:line="336" w:lineRule="auto" w:after="180"/>
+      </w:pPr>
+      <w:r>
+        <w:rPr>
+          <w:b w:val="0"/>
+        </w:rPr>
+        <w:t xml:space="preserve">Draw your </w:t>
+      </w:r>
+      <w:r>
+        <w:rPr>
+          <w:b/>
+        </w:rPr>
+        <w:t>input</w:t>
+      </w:r>
+      <w:r>
+        <w:rPr>
+          <w:b w:val="0"/>
+        </w:rPr>
+        <w:t>, deciding step, result and limit. Supported question: Calculate per-case seconds and cost units for A and B.</w:t>
+      </w:r>
+    </w:p>
+    <w:p>
+      <w:pPr>
+        <w:spacing w:line="336" w:lineRule="auto" w:after="180"/>
+      </w:pPr>
+      <w:r>
+        <w:rPr>
+          <w:b w:val="0"/>
+        </w:rPr>
+        <w:t>Which meets a budget of at most 2 cost units per case, and what speed trade-off does that choice make?</w:t>
+      </w:r>
+    </w:p>
+    <w:p>
+      <w:pPr>
+        <w:spacing w:line="336" w:lineRule="auto" w:after="180"/>
+        <w:shd w:fill="F5F1FB"/>
+      </w:pPr>
+      <w:r>
+        <w:rPr>
+          <w:b w:val="0"/>
+        </w:rPr>
+        <w:t xml:space="preserve">Draw your project trace and justify the deciding step using </w:t>
+      </w:r>
+      <w:r>
+        <w:rPr>
+          <w:b/>
+        </w:rPr>
+        <w:t>evidence</w:t>
+      </w:r>
+      <w:r>
+        <w:rPr>
+          <w:b w:val="0"/>
+        </w:rPr>
+        <w:t>.</w:t>
       </w:r>
     </w:p>
     <w:sectPr>

--- a/downloads/student/ai-6-week-29.docx
+++ b/downloads/student/ai-6-week-29.docx
@@ -513,7 +513,7 @@
           </w:tcPr>
           <w:p>
             <w:r>
-              <w:t>A mean3, median1; B mean2, median2. B lowers mean but A has lower median; show the9-second tail instead of declaring one universal winner.</w:t>
+              <w:t>A mean 3, median 1; B mean 2, median 2. B lowers mean but A has lower median; show the 9-second tail instead of declaring one universal winner.</w:t>
             </w:r>
           </w:p>
         </w:tc>
@@ -934,7 +934,7 @@
         <w:rPr>
           <w:b w:val="0"/>
         </w:rPr>
-        <w:t xml:space="preserve">A mean3, </w:t>
+        <w:t xml:space="preserve">A mean 3, </w:t>
       </w:r>
       <w:r>
         <w:rPr>
@@ -946,7 +946,7 @@
         <w:rPr>
           <w:b w:val="0"/>
         </w:rPr>
-        <w:t xml:space="preserve">1; B mean2, </w:t>
+        <w:t xml:space="preserve"> 1; B mean 2, </w:t>
       </w:r>
       <w:r>
         <w:rPr>
@@ -958,7 +958,7 @@
         <w:rPr>
           <w:b w:val="0"/>
         </w:rPr>
-        <w:t xml:space="preserve">2. B lowers mean but A has lower </w:t>
+        <w:t xml:space="preserve"> 2. B lowers mean but A has lower </w:t>
       </w:r>
       <w:r>
         <w:rPr>
@@ -970,7 +970,7 @@
         <w:rPr>
           <w:b w:val="0"/>
         </w:rPr>
-        <w:t>; show the9-second tail instead of declaring one universal winner.</w:t>
+        <w:t>; show the 9-second tail instead of declaring one universal winner.</w:t>
       </w:r>
     </w:p>
     <w:p>
@@ -2684,7 +2684,7 @@
           </w:tcPr>
           <w:p>
             <w:r>
-              <w:t>A mean3, median1; B mean2, median2. B lowers mean but A has lower median; show the9-second tail instead of declaring one universal winner.</w:t>
+              <w:t>A mean 3, median 1; B mean 2, median 2. B lowers mean but A has lower median; show the 9-second tail instead of declaring one universal winner.</w:t>
             </w:r>
           </w:p>
         </w:tc>

--- a/downloads/student/ai-6-week-29.docx
+++ b/downloads/student/ai-6-week-29.docx
@@ -25,12 +25,17 @@
         <w:pStyle w:val="Heading1"/>
       </w:pPr>
       <w:r>
-        <w:t>Before you start</w:t>
-      </w:r>
-    </w:p>
-    <w:p>
-      <w:r>
-        <w:t>Recall Accessibility and user feedback. Explain why a recorded result needs its input conditions and evidence source before it can support a claim.</w:t>
+        <w:t>Keep every duration. Keep quality visible. State the trade-off.</w:t>
+      </w:r>
+    </w:p>
+    <w:p>
+      <w:r>
+        <w:t>Compare supplied speed and cost observations with explicit workload, mean-budget and quality limits.</w:t>
+      </w:r>
+    </w:p>
+    <w:p>
+      <w:r>
+        <w:t>Measurement contract → mean/median ledger → six-case cost picture → failure probes → arithmetic audit → independent C/D case.</w:t>
       </w:r>
     </w:p>
     <w:p>
@@ -38,20 +43,20 @@
         <w:pStyle w:val="Heading1"/>
       </w:pPr>
       <w:r>
-        <w:t>01. Your mission</w:t>
-      </w:r>
-    </w:p>
-    <w:p>
-      <w:r>
-        <w:t>Start with the target: Explain the mechanism and terminology of performance and cost experiments. Try the recall before opening notes.</w:t>
-      </w:r>
-    </w:p>
-    <w:p>
-      <w:pPr>
-        <w:pStyle w:val="Heading3"/>
-      </w:pPr>
-      <w:r>
-        <w:t>Your learning target</w:t>
+        <w:t>01. Compare time, quality and cost on the same workload</w:t>
+      </w:r>
+    </w:p>
+    <w:p>
+      <w:r>
+        <w:t>Keep slow cases and failed outcomes visible.</w:t>
+      </w:r>
+    </w:p>
+    <w:p>
+      <w:pPr>
+        <w:pStyle w:val="Heading2"/>
+      </w:pPr>
+      <w:r>
+        <w:t>Learning goals</w:t>
       </w:r>
     </w:p>
     <w:p>
@@ -101,10 +106,10 @@
     </w:p>
     <w:p>
       <w:pPr>
-        <w:pStyle w:val="Heading3"/>
-      </w:pPr>
-      <w:r>
-        <w:t>Remember before reading</w:t>
+        <w:pStyle w:val="Heading2"/>
+      </w:pPr>
+      <w:r>
+        <w:t>Retrieve denominators and mandatory quality conditions</w:t>
       </w:r>
     </w:p>
     <w:p>
@@ -176,6 +181,88 @@
     </w:p>
     <w:p>
       <w:pPr>
+        <w:pStyle w:val="Heading2"/>
+      </w:pPr>
+      <w:r>
+        <w:t>Prerequisite and starting response</w:t>
+      </w:r>
+    </w:p>
+    <w:p>
+      <w:pPr>
+        <w:pStyle w:val="ListBullet"/>
+      </w:pPr>
+      <w:r>
+        <w:t>Recall Accessibility and user feedback. Explain why a recorded result needs its input conditions and evidence source before it can support a claim.</w:t>
+      </w:r>
+    </w:p>
+    <w:p>
+      <w:pPr>
+        <w:pStyle w:val="Heading3"/>
+      </w:pPr>
+      <w:r>
+        <w:t>My starting explanation</w:t>
+      </w:r>
+    </w:p>
+    <w:p>
+      <w:r>
+        <w:t>________________________________________________________________</w:t>
+      </w:r>
+    </w:p>
+    <w:p>
+      <w:r>
+        <w:t>________________________________________________________________</w:t>
+      </w:r>
+    </w:p>
+    <w:p>
+      <w:r>
+        <w:t>________________________________________________________________</w:t>
+      </w:r>
+    </w:p>
+    <w:p>
+      <w:pPr>
+        <w:pStyle w:val="Heading2"/>
+      </w:pPr>
+      <w:r>
+        <w:t>End goal</w:t>
+      </w:r>
+    </w:p>
+    <w:p>
+      <w:pPr>
+        <w:spacing w:line="336" w:lineRule="auto" w:after="180"/>
+      </w:pPr>
+      <w:r>
+        <w:rPr>
+          <w:b w:val="0"/>
+        </w:rPr>
+        <w:t>Explain performance and cost experiments using the deciding step in this fictional service.</w:t>
+      </w:r>
+    </w:p>
+    <w:p>
+      <w:pPr>
+        <w:pStyle w:val="Heading2"/>
+      </w:pPr>
+      <w:r>
+        <w:t>Earlier wording, alternatives and picture transcripts · reference / check after trying</w:t>
+      </w:r>
+    </w:p>
+    <w:p>
+      <w:pPr>
+        <w:pStyle w:val="Heading3"/>
+      </w:pPr>
+      <w:r>
+        <w:t>Your learning target</w:t>
+      </w:r>
+    </w:p>
+    <w:p>
+      <w:pPr>
+        <w:pStyle w:val="Heading3"/>
+      </w:pPr>
+      <w:r>
+        <w:t>Remember before reading</w:t>
+      </w:r>
+    </w:p>
+    <w:p>
+      <w:pPr>
         <w:spacing w:line="336" w:lineRule="auto" w:after="180"/>
       </w:pPr>
       <w:r>
@@ -240,13 +327,740 @@
     </w:p>
     <w:p>
       <w:pPr>
+        <w:pStyle w:val="Heading3"/>
+      </w:pPr>
+      <w:r>
+        <w:t>This week’s end goal</w:t>
+      </w:r>
+    </w:p>
+    <w:p>
+      <w:pPr>
+        <w:pStyle w:val="Heading1"/>
+      </w:pPr>
+      <w:r>
+        <w:t>02. Declare workload, timing boundary and quality requirements</w:t>
+      </w:r>
+    </w:p>
+    <w:p>
+      <w:r>
+        <w:t>A speed comparison without its measurement contract can mislead.</w:t>
+      </w:r>
+    </w:p>
+    <w:p>
+      <w:pPr>
+        <w:pStyle w:val="Heading2"/>
+      </w:pPr>
+      <w:r>
+        <w:t>Begin with one unusually slow question</w:t>
+      </w:r>
+    </w:p>
+    <w:p>
+      <w:pPr>
         <w:spacing w:line="336" w:lineRule="auto" w:after="180"/>
       </w:pPr>
       <w:r>
         <w:rPr>
           <w:b w:val="0"/>
         </w:rPr>
-        <w:t xml:space="preserve">Recall Accessibility and user feedback. Explain why a recorded result needs its </w:t>
+        <w:t>Imagine two school helpers answer the same four questions. One is usually quick but takes nine seconds on one question; the other always takes two seconds. The mean describes the total time divided by four. The median describes the middle of the sorted times. Neither replaces the individual record, quality results or the budget. Declare where timing starts and ends before interpreting an experiment.</w:t>
+      </w:r>
+    </w:p>
+    <w:p>
+      <w:pPr>
+        <w:pStyle w:val="Heading2"/>
+      </w:pPr>
+      <w:r>
+        <w:t>Define matched performance experiments</w:t>
+      </w:r>
+    </w:p>
+    <w:p>
+      <w:pPr>
+        <w:spacing w:line="336" w:lineRule="auto" w:after="180"/>
+      </w:pPr>
+      <w:r>
+        <w:rPr>
+          <w:b w:val="0"/>
+        </w:rPr>
+        <w:t xml:space="preserve">Performance experiments compare </w:t>
+      </w:r>
+      <w:r>
+        <w:rPr>
+          <w:b/>
+        </w:rPr>
+        <w:t>matched workload</w:t>
+      </w:r>
+      <w:r>
+        <w:rPr>
+          <w:b w:val="0"/>
+        </w:rPr>
+        <w:t>s with declared timing boundaries and quality constraints. Averages can hide slow cases.</w:t>
+      </w:r>
+    </w:p>
+    <w:p>
+      <w:pPr>
+        <w:pStyle w:val="Heading2"/>
+      </w:pPr>
+      <w:r>
+        <w:t>Complete timing and cost contract</w:t>
+      </w:r>
+    </w:p>
+    <w:tbl>
+      <w:tblPr>
+        <w:tblStyle w:val="LightShading-Accent1"/>
+        <w:tblW w:type="auto" w:w="0"/>
+        <w:tblLook w:firstColumn="1" w:firstRow="1" w:lastColumn="0" w:lastRow="0" w:noHBand="0" w:noVBand="1" w:val="04A0"/>
+      </w:tblPr>
+      <w:tblGrid>
+        <w:gridCol w:w="5112"/>
+        <w:gridCol w:w="5112"/>
+      </w:tblGrid>
+      <w:tr>
+        <w:trPr>
+          <w:tblHeader/>
+        </w:trPr>
+        <w:tc>
+          <w:tcPr>
+            <w:tcW w:type="dxa" w:w="5112"/>
+          </w:tcPr>
+          <w:p>
+            <w:r>
+              <w:t>Experiment item</w:t>
+            </w:r>
+          </w:p>
+        </w:tc>
+        <w:tc>
+          <w:tcPr>
+            <w:tcW w:type="dxa" w:w="5112"/>
+          </w:tcPr>
+          <w:p>
+            <w:r>
+              <w:t>Complete supplied-fixture rule</w:t>
+            </w:r>
+          </w:p>
+        </w:tc>
+      </w:tr>
+      <w:tr>
+        <w:tc>
+          <w:tcPr>
+            <w:tcW w:type="dxa" w:w="5112"/>
+          </w:tcPr>
+          <w:p>
+            <w:r>
+              <w:t>Matched main workload</w:t>
+            </w:r>
+          </w:p>
+        </w:tc>
+        <w:tc>
+          <w:tcPr>
+            <w:tcW w:type="dxa" w:w="5112"/>
+          </w:tcPr>
+          <w:p>
+            <w:r>
+              <w:t>Ordered fictional cases Q1–Q4; same environment and rubric assumed</w:t>
+            </w:r>
+          </w:p>
+        </w:tc>
+      </w:tr>
+      <w:tr>
+        <w:tc>
+          <w:tcPr>
+            <w:tcW w:type="dxa" w:w="5112"/>
+          </w:tcPr>
+          <w:p>
+            <w:r>
+              <w:t>Timing boundary</w:t>
+            </w:r>
+          </w:p>
+        </w:tc>
+        <w:tc>
+          <w:tcPr>
+            <w:tcW w:type="dxa" w:w="5112"/>
+          </w:tcPr>
+          <w:p>
+            <w:r>
+              <w:t>Supplied seconds from request start to final outcome; includes failed outcomes in added probe</w:t>
+            </w:r>
+          </w:p>
+        </w:tc>
+      </w:tr>
+      <w:tr>
+        <w:tc>
+          <w:tcPr>
+            <w:tcW w:type="dxa" w:w="5112"/>
+          </w:tcPr>
+          <w:p>
+            <w:r>
+              <w:t>Main A durations</w:t>
+            </w:r>
+          </w:p>
+        </w:tc>
+        <w:tc>
+          <w:tcPr>
+            <w:tcW w:type="dxa" w:w="5112"/>
+          </w:tcPr>
+          <w:p>
+            <w:r>
+              <w:t>[1, 1, 1, 9] seconds; 4/4 pass</w:t>
+            </w:r>
+          </w:p>
+        </w:tc>
+      </w:tr>
+      <w:tr>
+        <w:tc>
+          <w:tcPr>
+            <w:tcW w:type="dxa" w:w="5112"/>
+          </w:tcPr>
+          <w:p>
+            <w:r>
+              <w:t>Main B durations</w:t>
+            </w:r>
+          </w:p>
+        </w:tc>
+        <w:tc>
+          <w:tcPr>
+            <w:tcW w:type="dxa" w:w="5112"/>
+          </w:tcPr>
+          <w:p>
+            <w:r>
+              <w:t>[2, 2, 2, 2] seconds; 4/4 pass</w:t>
+            </w:r>
+          </w:p>
+        </w:tc>
+      </w:tr>
+      <w:tr>
+        <w:tc>
+          <w:tcPr>
+            <w:tcW w:type="dxa" w:w="5112"/>
+          </w:tcPr>
+          <w:p>
+            <w:r>
+              <w:t>Mean</w:t>
+            </w:r>
+          </w:p>
+        </w:tc>
+        <w:tc>
+          <w:tcPr>
+            <w:tcW w:type="dxa" w:w="5112"/>
+          </w:tcPr>
+          <w:p>
+            <w:r>
+              <w:t>Sum of all recorded durations / number of recorded cases</w:t>
+            </w:r>
+          </w:p>
+        </w:tc>
+      </w:tr>
+      <w:tr>
+        <w:tc>
+          <w:tcPr>
+            <w:tcW w:type="dxa" w:w="5112"/>
+          </w:tcPr>
+          <w:p>
+            <w:r>
+              <w:t>Median with four cases</w:t>
+            </w:r>
+          </w:p>
+        </w:tc>
+        <w:tc>
+          <w:tcPr>
+            <w:tcW w:type="dxa" w:w="5112"/>
+          </w:tcPr>
+          <w:p>
+            <w:r>
+              <w:t>Sort; average positions 2 and 3</w:t>
+            </w:r>
+          </w:p>
+        </w:tc>
+      </w:tr>
+      <w:tr>
+        <w:tc>
+          <w:tcPr>
+            <w:tcW w:type="dxa" w:w="5112"/>
+          </w:tcPr>
+          <w:p>
+            <w:r>
+              <w:t>Tail disclosure</w:t>
+            </w:r>
+          </w:p>
+        </w:tc>
+        <w:tc>
+          <w:tcPr>
+            <w:tcW w:type="dxa" w:w="5112"/>
+          </w:tcPr>
+          <w:p>
+            <w:r>
+              <w:t>Show every duration and observed maximum; four cases do not establish a population tail percentile</w:t>
+            </w:r>
+          </w:p>
+        </w:tc>
+      </w:tr>
+      <w:tr>
+        <w:tc>
+          <w:tcPr>
+            <w:tcW w:type="dxa" w:w="5112"/>
+          </w:tcPr>
+          <w:p>
+            <w:r>
+              <w:t>Separate picture</w:t>
+            </w:r>
+          </w:p>
+        </w:tc>
+        <w:tc>
+          <w:tcPr>
+            <w:tcW w:type="dxa" w:w="5112"/>
+          </w:tcPr>
+          <w:p>
+            <w:r>
+              <w:t>Six questions each; A total 18 seconds/12 units, B 12 seconds/18 units; supplied equivalent quality</w:t>
+            </w:r>
+          </w:p>
+        </w:tc>
+      </w:tr>
+      <w:tr>
+        <w:tc>
+          <w:tcPr>
+            <w:tcW w:type="dxa" w:w="5112"/>
+          </w:tcPr>
+          <w:p>
+            <w:r>
+              <w:t>Changed picture budget</w:t>
+            </w:r>
+          </w:p>
+        </w:tc>
+        <w:tc>
+          <w:tcPr>
+            <w:tcW w:type="dxa" w:w="5112"/>
+          </w:tcPr>
+          <w:p>
+            <w:r>
+              <w:t>Mean cost at most 2 fictional units per case; totals cannot establish every individual request cost</w:t>
+            </w:r>
+          </w:p>
+        </w:tc>
+      </w:tr>
+      <w:tr>
+        <w:tc>
+          <w:tcPr>
+            <w:tcW w:type="dxa" w:w="5112"/>
+          </w:tcPr>
+          <w:p>
+            <w:r>
+              <w:t>Limits</w:t>
+            </w:r>
+          </w:p>
+        </w:tc>
+        <w:tc>
+          <w:tcPr>
+            <w:tcW w:type="dxa" w:w="5112"/>
+          </w:tcPr>
+          <w:p>
+            <w:r>
+              <w:t>Constructed observations, no actual benchmark, repeated runs, prices or universal winner</w:t>
+            </w:r>
+          </w:p>
+        </w:tc>
+      </w:tr>
+    </w:tbl>
+    <w:p>
+      <w:pPr>
+        <w:pStyle w:val="Heading2"/>
+      </w:pPr>
+      <w:r>
+        <w:t>Name supplied and missing evidence</w:t>
+      </w:r>
+    </w:p>
+    <w:p>
+      <w:pPr>
+        <w:pStyle w:val="Heading3"/>
+      </w:pPr>
+      <w:r>
+        <w:t>List the given facts and one fact that is not supplied.</w:t>
+      </w:r>
+    </w:p>
+    <w:p>
+      <w:r>
+        <w:t>________________________________________________________________</w:t>
+      </w:r>
+    </w:p>
+    <w:p>
+      <w:r>
+        <w:t>________________________________________________________________</w:t>
+      </w:r>
+    </w:p>
+    <w:p>
+      <w:r>
+        <w:t>________________________________________________________________</w:t>
+      </w:r>
+    </w:p>
+    <w:p>
+      <w:pPr>
+        <w:pStyle w:val="Heading2"/>
+      </w:pPr>
+      <w:r>
+        <w:t>Earlier wording, alternatives and picture transcripts · reference / check after trying</w:t>
+      </w:r>
+    </w:p>
+    <w:p>
+      <w:pPr>
+        <w:spacing w:line="336" w:lineRule="auto" w:after="180"/>
+      </w:pPr>
+      <w:r>
+        <w:rPr>
+          <w:b w:val="0"/>
+        </w:rPr>
+        <w:t>Begin by writing the question the procedure is intended to answer. Identify the information already supplied, the information it will produce and the information still missing.</w:t>
+      </w:r>
+    </w:p>
+    <w:p>
+      <w:pPr>
+        <w:spacing w:line="336" w:lineRule="auto" w:after="180"/>
+      </w:pPr>
+      <w:r>
+        <w:rPr>
+          <w:b w:val="0"/>
+        </w:rPr>
+        <w:t>These are constructed classroom examples; they do not require live accounts, private records or an external service. Do not treat a plausible explanation as a measured outcome.</w:t>
+      </w:r>
+    </w:p>
+    <w:p>
+      <w:pPr>
+        <w:pStyle w:val="Heading1"/>
+      </w:pPr>
+      <w:r>
+        <w:t>03. Trace mean, median and the slow recorded case</w:t>
+      </w:r>
+    </w:p>
+    <w:p>
+      <w:r>
+        <w:t>Show the middle-pair calculation rather than choosing the most flattering statistic.</w:t>
+      </w:r>
+    </w:p>
+    <w:p>
+      <w:pPr>
+        <w:pStyle w:val="Heading2"/>
+      </w:pPr>
+      <w:r>
+        <w:t>Original matched-case and median procedure</w:t>
+      </w:r>
+    </w:p>
+    <w:p>
+      <w:pPr>
+        <w:spacing w:line="336" w:lineRule="auto" w:after="180"/>
+      </w:pPr>
+      <w:r>
+        <w:rPr>
+          <w:b w:val="0"/>
+        </w:rPr>
+        <w:t xml:space="preserve">Use the same cases and environment; record every duration and success. For a simple </w:t>
+      </w:r>
+      <w:r>
+        <w:rPr>
+          <w:b/>
+        </w:rPr>
+        <w:t>median</w:t>
+      </w:r>
+      <w:r>
+        <w:rPr>
+          <w:b w:val="0"/>
+        </w:rPr>
+        <w:t xml:space="preserve"> sort values and average the middle pair for even counts. Keep failed requests visible.</w:t>
+      </w:r>
+    </w:p>
+    <w:p>
+      <w:pPr>
+        <w:pStyle w:val="Heading2"/>
+      </w:pPr>
+      <w:r>
+        <w:t>Complete per-configuration calculation ledger</w:t>
+      </w:r>
+    </w:p>
+    <w:tbl>
+      <w:tblPr>
+        <w:tblStyle w:val="LightShading-Accent1"/>
+        <w:tblW w:type="auto" w:w="0"/>
+        <w:tblLook w:firstColumn="1" w:firstRow="1" w:lastColumn="0" w:lastRow="0" w:noHBand="0" w:noVBand="1" w:val="04A0"/>
+      </w:tblPr>
+      <w:tblGrid>
+        <w:gridCol w:w="3408"/>
+        <w:gridCol w:w="3408"/>
+        <w:gridCol w:w="3408"/>
+      </w:tblGrid>
+      <w:tr>
+        <w:trPr>
+          <w:tblHeader/>
+        </w:trPr>
+        <w:tc>
+          <w:tcPr>
+            <w:tcW w:type="dxa" w:w="3408"/>
+          </w:tcPr>
+          <w:p>
+            <w:r>
+              <w:t>Main supplied measure</w:t>
+            </w:r>
+          </w:p>
+        </w:tc>
+        <w:tc>
+          <w:tcPr>
+            <w:tcW w:type="dxa" w:w="3408"/>
+          </w:tcPr>
+          <w:p>
+            <w:r>
+              <w:t>A: [1, 1, 1, 9] seconds</w:t>
+            </w:r>
+          </w:p>
+        </w:tc>
+        <w:tc>
+          <w:tcPr>
+            <w:tcW w:type="dxa" w:w="3408"/>
+          </w:tcPr>
+          <w:p>
+            <w:r>
+              <w:t>B: [2, 2, 2, 2] seconds</w:t>
+            </w:r>
+          </w:p>
+        </w:tc>
+      </w:tr>
+      <w:tr>
+        <w:tc>
+          <w:tcPr>
+            <w:tcW w:type="dxa" w:w="3408"/>
+          </w:tcPr>
+          <w:p>
+            <w:r>
+              <w:t>Total / count</w:t>
+            </w:r>
+          </w:p>
+        </w:tc>
+        <w:tc>
+          <w:tcPr>
+            <w:tcW w:type="dxa" w:w="3408"/>
+          </w:tcPr>
+          <w:p>
+            <w:r>
+              <w:t>12 / 4</w:t>
+            </w:r>
+          </w:p>
+        </w:tc>
+        <w:tc>
+          <w:tcPr>
+            <w:tcW w:type="dxa" w:w="3408"/>
+          </w:tcPr>
+          <w:p>
+            <w:r>
+              <w:t>8 / 4</w:t>
+            </w:r>
+          </w:p>
+        </w:tc>
+      </w:tr>
+      <w:tr>
+        <w:tc>
+          <w:tcPr>
+            <w:tcW w:type="dxa" w:w="3408"/>
+          </w:tcPr>
+          <w:p>
+            <w:r>
+              <w:t>Mean seconds</w:t>
+            </w:r>
+          </w:p>
+        </w:tc>
+        <w:tc>
+          <w:tcPr>
+            <w:tcW w:type="dxa" w:w="3408"/>
+          </w:tcPr>
+          <w:p>
+            <w:r>
+              <w:t>3</w:t>
+            </w:r>
+          </w:p>
+        </w:tc>
+        <w:tc>
+          <w:tcPr>
+            <w:tcW w:type="dxa" w:w="3408"/>
+          </w:tcPr>
+          <w:p>
+            <w:r>
+              <w:t>2</w:t>
+            </w:r>
+          </w:p>
+        </w:tc>
+      </w:tr>
+      <w:tr>
+        <w:tc>
+          <w:tcPr>
+            <w:tcW w:type="dxa" w:w="3408"/>
+          </w:tcPr>
+          <w:p>
+            <w:r>
+              <w:t>Middle pair after sorting</w:t>
+            </w:r>
+          </w:p>
+        </w:tc>
+        <w:tc>
+          <w:tcPr>
+            <w:tcW w:type="dxa" w:w="3408"/>
+          </w:tcPr>
+          <w:p>
+            <w:r>
+              <w:t>1 and 1</w:t>
+            </w:r>
+          </w:p>
+        </w:tc>
+        <w:tc>
+          <w:tcPr>
+            <w:tcW w:type="dxa" w:w="3408"/>
+          </w:tcPr>
+          <w:p>
+            <w:r>
+              <w:t>2 and 2</w:t>
+            </w:r>
+          </w:p>
+        </w:tc>
+      </w:tr>
+      <w:tr>
+        <w:tc>
+          <w:tcPr>
+            <w:tcW w:type="dxa" w:w="3408"/>
+          </w:tcPr>
+          <w:p>
+            <w:r>
+              <w:t>Median seconds</w:t>
+            </w:r>
+          </w:p>
+        </w:tc>
+        <w:tc>
+          <w:tcPr>
+            <w:tcW w:type="dxa" w:w="3408"/>
+          </w:tcPr>
+          <w:p>
+            <w:r>
+              <w:t>1</w:t>
+            </w:r>
+          </w:p>
+        </w:tc>
+        <w:tc>
+          <w:tcPr>
+            <w:tcW w:type="dxa" w:w="3408"/>
+          </w:tcPr>
+          <w:p>
+            <w:r>
+              <w:t>2</w:t>
+            </w:r>
+          </w:p>
+        </w:tc>
+      </w:tr>
+      <w:tr>
+        <w:tc>
+          <w:tcPr>
+            <w:tcW w:type="dxa" w:w="3408"/>
+          </w:tcPr>
+          <w:p>
+            <w:r>
+              <w:t>Observed maximum seconds</w:t>
+            </w:r>
+          </w:p>
+        </w:tc>
+        <w:tc>
+          <w:tcPr>
+            <w:tcW w:type="dxa" w:w="3408"/>
+          </w:tcPr>
+          <w:p>
+            <w:r>
+              <w:t>9</w:t>
+            </w:r>
+          </w:p>
+        </w:tc>
+        <w:tc>
+          <w:tcPr>
+            <w:tcW w:type="dxa" w:w="3408"/>
+          </w:tcPr>
+          <w:p>
+            <w:r>
+              <w:t>2</w:t>
+            </w:r>
+          </w:p>
+        </w:tc>
+      </w:tr>
+      <w:tr>
+        <w:tc>
+          <w:tcPr>
+            <w:tcW w:type="dxa" w:w="3408"/>
+          </w:tcPr>
+          <w:p>
+            <w:r>
+              <w:t>Quality on these cases</w:t>
+            </w:r>
+          </w:p>
+        </w:tc>
+        <w:tc>
+          <w:tcPr>
+            <w:tcW w:type="dxa" w:w="3408"/>
+          </w:tcPr>
+          <w:p>
+            <w:r>
+              <w:t>4/4 pass</w:t>
+            </w:r>
+          </w:p>
+        </w:tc>
+        <w:tc>
+          <w:tcPr>
+            <w:tcW w:type="dxa" w:w="3408"/>
+          </w:tcPr>
+          <w:p>
+            <w:r>
+              <w:t>4/4 pass</w:t>
+            </w:r>
+          </w:p>
+        </w:tc>
+      </w:tr>
+      <w:tr>
+        <w:tc>
+          <w:tcPr>
+            <w:tcW w:type="dxa" w:w="3408"/>
+          </w:tcPr>
+          <w:p>
+            <w:r>
+              <w:t>Scoped comparison</w:t>
+            </w:r>
+          </w:p>
+        </w:tc>
+        <w:tc>
+          <w:tcPr>
+            <w:tcW w:type="dxa" w:w="3408"/>
+          </w:tcPr>
+          <w:p>
+            <w:r>
+              <w:t>Lower median; one slow 9-second case</w:t>
+            </w:r>
+          </w:p>
+        </w:tc>
+        <w:tc>
+          <w:tcPr>
+            <w:tcW w:type="dxa" w:w="3408"/>
+          </w:tcPr>
+          <w:p>
+            <w:r>
+              <w:t>Lower mean and observed maximum; no universal preference without objective</w:t>
+            </w:r>
+          </w:p>
+        </w:tc>
+      </w:tr>
+    </w:tbl>
+    <w:p>
+      <w:pPr>
+        <w:pStyle w:val="Heading2"/>
+      </w:pPr>
+      <w:r>
+        <w:t>State which objective the comparison serves</w:t>
+      </w:r>
+    </w:p>
+    <w:p>
+      <w:pPr>
+        <w:spacing w:line="336" w:lineRule="auto" w:after="180"/>
+      </w:pPr>
+      <w:r>
+        <w:rPr>
+          <w:b w:val="0"/>
+        </w:rPr>
+        <w:t xml:space="preserve">Before applying the procedure, write its units, denominator or decision boundary where relevant. A partner should be able to repeat each step using the same </w:t>
       </w:r>
       <w:r>
         <w:rPr>
@@ -258,50 +1072,38 @@
         <w:rPr>
           <w:b w:val="0"/>
         </w:rPr>
-        <w:t xml:space="preserve"> conditions and </w:t>
+        <w:t>s.</w:t>
+      </w:r>
+    </w:p>
+    <w:p>
+      <w:pPr>
+        <w:spacing w:line="336" w:lineRule="auto" w:after="180"/>
+      </w:pPr>
+      <w:r>
+        <w:rPr>
+          <w:b w:val="0"/>
+        </w:rPr>
+        <w:t xml:space="preserve">If a required </w:t>
       </w:r>
       <w:r>
         <w:rPr>
           <w:b/>
         </w:rPr>
-        <w:t>evidence</w:t>
+        <w:t>input</w:t>
       </w:r>
       <w:r>
         <w:rPr>
           <w:b w:val="0"/>
         </w:rPr>
-        <w:t xml:space="preserve"> source before it can support a claim.</w:t>
-      </w:r>
-    </w:p>
-    <w:p>
-      <w:pPr>
-        <w:pStyle w:val="Heading3"/>
-      </w:pPr>
-      <w:r>
-        <w:t>My starting explanation</w:t>
-      </w:r>
-    </w:p>
-    <w:p>
-      <w:r>
-        <w:t>________________________________________________________________</w:t>
-      </w:r>
-    </w:p>
-    <w:p>
-      <w:r>
-        <w:t>________________________________________________________________</w:t>
-      </w:r>
-    </w:p>
-    <w:p>
-      <w:r>
-        <w:t>________________________________________________________________</w:t>
-      </w:r>
-    </w:p>
-    <w:p>
-      <w:pPr>
-        <w:pStyle w:val="Heading3"/>
-      </w:pPr>
-      <w:r>
-        <w:t>This week’s end goal</w:t>
+        <w:t xml:space="preserve"> is absent or violates the stated contract, record that condition explicitly instead of quietly replacing it with a convenient value.</w:t>
+      </w:r>
+    </w:p>
+    <w:p>
+      <w:pPr>
+        <w:pStyle w:val="Heading2"/>
+      </w:pPr>
+      <w:r>
+        <w:t>Explain the visual</w:t>
       </w:r>
     </w:p>
     <w:p>
@@ -312,124 +1114,27 @@
         <w:rPr>
           <w:b w:val="0"/>
         </w:rPr>
-        <w:t>Explain performance and cost experiments using the deciding step in this fictional service.</w:t>
-      </w:r>
-    </w:p>
-    <w:p>
-      <w:pPr>
-        <w:pStyle w:val="Heading1"/>
-      </w:pPr>
-      <w:r>
-        <w:t>02. Notice the evidence</w:t>
-      </w:r>
-    </w:p>
-    <w:p>
-      <w:r>
-        <w:t>Investigate the supplied Performance and cost experiments case. Separate observations, given facts and assumptions before choosing an explanation.</w:t>
-      </w:r>
-    </w:p>
-    <w:p>
-      <w:pPr>
-        <w:spacing w:line="336" w:lineRule="auto" w:after="180"/>
-      </w:pPr>
+        <w:t xml:space="preserve">Point to the </w:t>
+      </w:r>
+      <w:r>
+        <w:rPr>
+          <w:b/>
+        </w:rPr>
+        <w:t>input</w:t>
+      </w:r>
       <w:r>
         <w:rPr>
           <w:b w:val="0"/>
         </w:rPr>
-        <w:t xml:space="preserve">Performance experiments compare </w:t>
-      </w:r>
-      <w:r>
-        <w:rPr>
-          <w:b/>
-        </w:rPr>
-        <w:t>matched workload</w:t>
-      </w:r>
-      <w:r>
-        <w:rPr>
-          <w:b w:val="0"/>
-        </w:rPr>
-        <w:t>s with declared timing boundaries and quality constraints. Averages can hide slow cases.</w:t>
-      </w:r>
-    </w:p>
-    <w:p>
-      <w:pPr>
-        <w:spacing w:line="336" w:lineRule="auto" w:after="180"/>
-      </w:pPr>
-      <w:r>
-        <w:rPr>
-          <w:b w:val="0"/>
-        </w:rPr>
-        <w:t>Begin by writing the question the procedure is intended to answer. Identify the information already supplied, the information it will produce and the information still missing.</w:t>
-      </w:r>
-    </w:p>
-    <w:p>
-      <w:pPr>
-        <w:spacing w:line="336" w:lineRule="auto" w:after="180"/>
-      </w:pPr>
-      <w:r>
-        <w:rPr>
-          <w:b w:val="0"/>
-        </w:rPr>
-        <w:t>These are constructed classroom examples; they do not require live accounts, private records or an external service. Do not treat a plausible explanation as a measured outcome.</w:t>
-      </w:r>
-    </w:p>
-    <w:p>
-      <w:pPr>
-        <w:pStyle w:val="Heading3"/>
-      </w:pPr>
-      <w:r>
-        <w:t>List the given facts and one fact that is not supplied.</w:t>
-      </w:r>
-    </w:p>
-    <w:p>
-      <w:r>
-        <w:t>________________________________________________________________</w:t>
-      </w:r>
-    </w:p>
-    <w:p>
-      <w:r>
-        <w:t>________________________________________________________________</w:t>
-      </w:r>
-    </w:p>
-    <w:p>
-      <w:r>
-        <w:t>________________________________________________________________</w:t>
-      </w:r>
-    </w:p>
-    <w:p>
-      <w:pPr>
-        <w:pStyle w:val="Heading1"/>
-      </w:pPr>
-      <w:r>
-        <w:t>03. See how it works</w:t>
-      </w:r>
-    </w:p>
-    <w:p>
-      <w:r>
-        <w:t>Follow the mechanism for Performance and cost experiments. Connect each labelled input, deciding step and result.</w:t>
-      </w:r>
-    </w:p>
-    <w:p>
-      <w:pPr>
-        <w:spacing w:line="336" w:lineRule="auto" w:after="180"/>
-      </w:pPr>
-      <w:r>
-        <w:rPr>
-          <w:b w:val="0"/>
-        </w:rPr>
-        <w:t xml:space="preserve">Use the same cases and environment; record every duration and success. For a simple </w:t>
-      </w:r>
-      <w:r>
-        <w:rPr>
-          <w:b/>
-        </w:rPr>
-        <w:t>median</w:t>
-      </w:r>
-      <w:r>
-        <w:rPr>
-          <w:b w:val="0"/>
-        </w:rPr>
-        <w:t xml:space="preserve"> sort values and average the middle pair for even counts. Keep failed requests visible.</w:t>
+        <w:t>, the deciding step and the result in this week’s visual. Explain the same step in ordinary words. A picture helps when you can say what each part represents.</w:t>
+      </w:r>
+    </w:p>
+    <w:p>
+      <w:pPr>
+        <w:pStyle w:val="Heading2"/>
+      </w:pPr>
+      <w:r>
+        <w:t>Earlier wording, alternatives and picture transcripts · reference / check after trying</w:t>
       </w:r>
     </w:p>
     <w:p>
@@ -526,13 +1231,262 @@
     </w:p>
     <w:p>
       <w:pPr>
+        <w:pStyle w:val="Heading3"/>
+      </w:pPr>
+      <w:r>
+        <w:t>Connect the picture and the explanation</w:t>
+      </w:r>
+    </w:p>
+    <w:p>
+      <w:pPr>
+        <w:pStyle w:val="Heading1"/>
+      </w:pPr>
+      <w:r>
+        <w:t>04. Predict a mean-cost budget while holding quality fixed</w:t>
+      </w:r>
+    </w:p>
+    <w:p>
+      <w:r>
+        <w:t>A faster option may fail the mandatory resource rule.</w:t>
+      </w:r>
+    </w:p>
+    <w:p>
+      <w:pPr>
+        <w:pStyle w:val="Heading2"/>
+      </w:pPr>
+      <w:r>
+        <w:t>Current task and response</w:t>
+      </w:r>
+    </w:p>
+    <w:p>
+      <w:pPr>
+        <w:pStyle w:val="ListBullet"/>
+      </w:pPr>
+      <w:r>
+        <w:t>Durations A=[1, 1, 1, 9] seconds, B=[2, 2, 2, 2]. All pass. Compute mean and median. Show the intermediate steps and give the conclusion with its scope.</w:t>
+      </w:r>
+    </w:p>
+    <w:p>
+      <w:pPr>
+        <w:pStyle w:val="Heading3"/>
+      </w:pPr>
+      <w:r>
+        <w:t>Keep the procedure fixed. Explain what changed in the inputs and result.</w:t>
+      </w:r>
+    </w:p>
+    <w:p>
+      <w:r>
+        <w:t>________________________________________________________________</w:t>
+      </w:r>
+    </w:p>
+    <w:p>
+      <w:r>
+        <w:t>________________________________________________________________</w:t>
+      </w:r>
+    </w:p>
+    <w:p>
+      <w:r>
+        <w:t>________________________________________________________________</w:t>
+      </w:r>
+    </w:p>
+    <w:p>
+      <w:r>
+        <w:t>________________________________________________________________</w:t>
+      </w:r>
+    </w:p>
+    <w:p>
+      <w:r>
+        <w:t>________________________________________________________________</w:t>
+      </w:r>
+    </w:p>
+    <w:p>
+      <w:pPr>
+        <w:pStyle w:val="Heading2"/>
+      </w:pPr>
+      <w:r>
+        <w:t>Predict the changed average-cost condition</w:t>
+      </w:r>
+    </w:p>
+    <w:p>
+      <w:pPr>
+        <w:pStyle w:val="ListBullet"/>
+      </w:pPr>
+      <w:r>
+        <w:t>Change: Require at most 2 cost units per case on average.</w:t>
+      </w:r>
+    </w:p>
+    <w:p>
+      <w:pPr>
+        <w:pStyle w:val="Heading2"/>
+      </w:pPr>
+      <w:r>
+        <w:t>Check after predicting · reference / check after trying</w:t>
+      </w:r>
+    </w:p>
+    <w:p>
+      <w:pPr>
         <w:spacing w:line="336" w:lineRule="auto" w:after="180"/>
       </w:pPr>
+      <w:r>
+        <w:rPr>
+          <w:b/>
+        </w:rPr>
+        <w:t>Prediction</w:t>
+      </w:r>
       <w:r>
         <w:rPr>
           <w:b w:val="0"/>
         </w:rPr>
-        <w:t xml:space="preserve">Before applying the procedure, write its units, denominator or decision boundary where relevant. A partner should be able to repeat each step using the same </w:t>
+        <w:t>: A meets the budget; B does not.</w:t>
+      </w:r>
+    </w:p>
+    <w:p>
+      <w:pPr>
+        <w:spacing w:line="336" w:lineRule="auto" w:after="180"/>
+      </w:pPr>
+      <w:r>
+        <w:rPr>
+          <w:b w:val="0"/>
+        </w:rPr>
+        <w:t>Reason: The mandatory resource condition changes the decision.</w:t>
+      </w:r>
+    </w:p>
+    <w:p>
+      <w:pPr>
+        <w:pStyle w:val="Heading2"/>
+      </w:pPr>
+      <w:r>
+        <w:t>Earlier wording, alternatives and picture transcripts · reference / check after trying</w:t>
+      </w:r>
+    </w:p>
+    <w:p>
+      <w:pPr>
+        <w:pStyle w:val="Heading3"/>
+      </w:pPr>
+      <w:r>
+        <w:t>Compare a familiar case with a changed case</w:t>
+      </w:r>
+    </w:p>
+    <w:p>
+      <w:pPr>
+        <w:pStyle w:val="Heading3"/>
+      </w:pPr>
+      <w:r>
+        <w:t>Change one thing in the pictured case</w:t>
+      </w:r>
+    </w:p>
+    <w:p>
+      <w:pPr>
+        <w:pStyle w:val="Heading1"/>
+      </w:pPr>
+      <w:r>
+        <w:t>06. Read the time/cost trade-off under an explicit average budget</w:t>
+      </w:r>
+    </w:p>
+    <w:p>
+      <w:r>
+        <w:t>The denominator and the resource rule determine the scoped conclusion.</w:t>
+      </w:r>
+    </w:p>
+    <w:p>
+      <w:pPr>
+        <w:pStyle w:val="Heading2"/>
+      </w:pPr>
+      <w:r>
+        <w:t>Main four-case means/medians and checked conclusion</w:t>
+      </w:r>
+    </w:p>
+    <w:p>
+      <w:pPr>
+        <w:spacing w:line="336" w:lineRule="auto" w:after="180"/>
+      </w:pPr>
+      <w:r>
+        <w:rPr>
+          <w:b w:val="0"/>
+        </w:rPr>
+        <w:t xml:space="preserve">Durations A=[1, 1, 1, 9] seconds, B=[2, 2, 2, 2]. All pass. Compute mean and </w:t>
+      </w:r>
+      <w:r>
+        <w:rPr>
+          <w:b/>
+        </w:rPr>
+        <w:t>median</w:t>
+      </w:r>
+      <w:r>
+        <w:rPr>
+          <w:b w:val="0"/>
+        </w:rPr>
+        <w:t>.</w:t>
+      </w:r>
+    </w:p>
+    <w:p>
+      <w:pPr>
+        <w:spacing w:line="336" w:lineRule="auto" w:after="180"/>
+      </w:pPr>
+      <w:r>
+        <w:rPr>
+          <w:b w:val="0"/>
+        </w:rPr>
+        <w:t xml:space="preserve">A mean 3, </w:t>
+      </w:r>
+      <w:r>
+        <w:rPr>
+          <w:b/>
+        </w:rPr>
+        <w:t>median</w:t>
+      </w:r>
+      <w:r>
+        <w:rPr>
+          <w:b w:val="0"/>
+        </w:rPr>
+        <w:t xml:space="preserve"> 1; B mean 2, </w:t>
+      </w:r>
+      <w:r>
+        <w:rPr>
+          <w:b/>
+        </w:rPr>
+        <w:t>median</w:t>
+      </w:r>
+      <w:r>
+        <w:rPr>
+          <w:b w:val="0"/>
+        </w:rPr>
+        <w:t xml:space="preserve"> 2. B lowers mean but A has lower </w:t>
+      </w:r>
+      <w:r>
+        <w:rPr>
+          <w:b/>
+        </w:rPr>
+        <w:t>median</w:t>
+      </w:r>
+      <w:r>
+        <w:rPr>
+          <w:b w:val="0"/>
+        </w:rPr>
+        <w:t>; show the 9-second tail instead of declaring one universal winner.</w:t>
+      </w:r>
+    </w:p>
+    <w:p>
+      <w:pPr>
+        <w:spacing w:line="336" w:lineRule="auto" w:after="180"/>
+      </w:pPr>
+      <w:r>
+        <w:rPr>
+          <w:b w:val="0"/>
+        </w:rPr>
+        <w:t xml:space="preserve">Compare the intermediate </w:t>
+      </w:r>
+      <w:r>
+        <w:rPr>
+          <w:b/>
+        </w:rPr>
+        <w:t>evidence</w:t>
+      </w:r>
+      <w:r>
+        <w:rPr>
+          <w:b w:val="0"/>
+        </w:rPr>
+        <w:t xml:space="preserve"> with the final statement. Explain why each number or decision follows from the stated </w:t>
       </w:r>
       <w:r>
         <w:rPr>
@@ -555,7 +1509,7 @@
         <w:rPr>
           <w:b w:val="0"/>
         </w:rPr>
-        <w:t xml:space="preserve">If a required </w:t>
+        <w:t xml:space="preserve">The conclusion belongs to this scenario and procedure; changing the </w:t>
       </w:r>
       <w:r>
         <w:rPr>
@@ -567,15 +1521,15 @@
         <w:rPr>
           <w:b w:val="0"/>
         </w:rPr>
-        <w:t xml:space="preserve"> is absent or violates the stated contract, record that condition explicitly instead of quietly replacing it with a convenient value.</w:t>
-      </w:r>
-    </w:p>
-    <w:p>
-      <w:pPr>
-        <w:pStyle w:val="Heading3"/>
-      </w:pPr>
-      <w:r>
-        <w:t>Connect the picture and the explanation</w:t>
+        <w:t>s, evaluation population or authority can change what it establishes. Retain the raw record so a later revision can be compared honestly.</w:t>
+      </w:r>
+    </w:p>
+    <w:p>
+      <w:pPr>
+        <w:pStyle w:val="Heading2"/>
+      </w:pPr>
+      <w:r>
+        <w:t>Separate six-case aggregates and complete calculations</w:t>
       </w:r>
     </w:p>
     <w:p>
@@ -586,40 +1540,18 @@
         <w:rPr>
           <w:b w:val="0"/>
         </w:rPr>
-        <w:t xml:space="preserve">Point to the </w:t>
-      </w:r>
-      <w:r>
-        <w:rPr>
-          <w:b/>
-        </w:rPr>
-        <w:t>input</w:t>
-      </w:r>
+        <w:t>Measure time and cost. Two fixed configurations answer the same six questions and meet the same quality rubric.</w:t>
+      </w:r>
+    </w:p>
+    <w:p>
+      <w:pPr>
+        <w:spacing w:line="336" w:lineRule="auto" w:after="180"/>
+      </w:pPr>
       <w:r>
         <w:rPr>
           <w:b w:val="0"/>
         </w:rPr>
-        <w:t>, the deciding step and the result in this week’s visual. Explain the same step in ordinary words. A picture helps when you can say what each part represents.</w:t>
-      </w:r>
-    </w:p>
-    <w:p>
-      <w:pPr>
-        <w:pStyle w:val="Heading1"/>
-      </w:pPr>
-      <w:r>
-        <w:t>04. Compare the cases</w:t>
-      </w:r>
-    </w:p>
-    <w:p>
-      <w:r>
-        <w:t>Compare the supplied cases for Performance and cost experiments. Identify the detail that changes the conclusion.</w:t>
-      </w:r>
-    </w:p>
-    <w:p>
-      <w:pPr>
-        <w:pStyle w:val="Heading3"/>
-      </w:pPr>
-      <w:r>
-        <w:t>Compare a familiar case with a changed case</w:t>
+        <w:t>A totals 18 seconds and 12 cost units. B totals 12 seconds and 18 units.</w:t>
       </w:r>
     </w:p>
     <w:p>
@@ -630,139 +1562,18 @@
         <w:rPr>
           <w:b w:val="0"/>
         </w:rPr>
-        <w:t xml:space="preserve">Durations A=[1, 1, 1, 9] seconds, B=[2, 2, 2, 2]. All pass. Compute mean and </w:t>
-      </w:r>
-      <w:r>
-        <w:rPr>
-          <w:b/>
-        </w:rPr>
-        <w:t>median</w:t>
-      </w:r>
+        <w:t>The picture is a separate six-question aggregate, not a continuation of the main four durations. A averages 18/6 = 3 seconds and 12/6 = 2 cost units; B averages 12/6 = 2 seconds and 18/6 = 3 units. B saves one second per case on average while using one extra cost unit. Under a mean-cost budget of at most 2 units, A meets equality and B fails.</w:t>
+      </w:r>
+    </w:p>
+    <w:p>
+      <w:pPr>
+        <w:spacing w:line="336" w:lineRule="auto" w:after="180"/>
+      </w:pPr>
       <w:r>
         <w:rPr>
           <w:b w:val="0"/>
         </w:rPr>
-        <w:t>. Show the intermediate steps and give the conclusion with its scope.</w:t>
-      </w:r>
-    </w:p>
-    <w:p>
-      <w:pPr>
-        <w:pStyle w:val="Heading3"/>
-      </w:pPr>
-      <w:r>
-        <w:t>Keep the procedure fixed. Explain what changed in the inputs and result.</w:t>
-      </w:r>
-    </w:p>
-    <w:p>
-      <w:r>
-        <w:t>________________________________________________________________</w:t>
-      </w:r>
-    </w:p>
-    <w:p>
-      <w:r>
-        <w:t>________________________________________________________________</w:t>
-      </w:r>
-    </w:p>
-    <w:p>
-      <w:r>
-        <w:t>________________________________________________________________</w:t>
-      </w:r>
-    </w:p>
-    <w:p>
-      <w:r>
-        <w:t>________________________________________________________________</w:t>
-      </w:r>
-    </w:p>
-    <w:p>
-      <w:r>
-        <w:t>________________________________________________________________</w:t>
-      </w:r>
-    </w:p>
-    <w:p>
-      <w:pPr>
-        <w:pStyle w:val="Heading3"/>
-      </w:pPr>
-      <w:r>
-        <w:t>Change one thing in the pictured case</w:t>
-      </w:r>
-    </w:p>
-    <w:p>
-      <w:pPr>
-        <w:pStyle w:val="Heading3"/>
-      </w:pPr>
-      <w:r>
-        <w:t>Change one thing</w:t>
-      </w:r>
-    </w:p>
-    <w:p>
-      <w:pPr>
-        <w:spacing w:line="336" w:lineRule="auto" w:after="180"/>
-        <w:shd w:fill="F5F1FB"/>
-      </w:pPr>
-      <w:r>
-        <w:rPr>
-          <w:b w:val="0"/>
-        </w:rPr>
-        <w:t>Change: Require at most 2 cost units per case.</w:t>
-      </w:r>
-    </w:p>
-    <w:p>
-      <w:pPr>
-        <w:pStyle w:val="Heading3"/>
-      </w:pPr>
-      <w:r>
-        <w:t>Predicted result</w:t>
-      </w:r>
-    </w:p>
-    <w:p>
-      <w:pPr>
-        <w:spacing w:line="336" w:lineRule="auto" w:after="180"/>
-        <w:shd w:fill="F1F6FC"/>
-      </w:pPr>
-      <w:r>
-        <w:rPr>
-          <w:b/>
-        </w:rPr>
-        <w:t>Prediction</w:t>
-      </w:r>
-      <w:r>
-        <w:rPr>
-          <w:b w:val="0"/>
-        </w:rPr>
-        <w:t>: A meets the budget; B does not.</w:t>
-      </w:r>
-    </w:p>
-    <w:p>
-      <w:pPr>
-        <w:pStyle w:val="Heading3"/>
-      </w:pPr>
-      <w:r>
-        <w:t>Why the result follows</w:t>
-      </w:r>
-    </w:p>
-    <w:p>
-      <w:pPr>
-        <w:spacing w:line="336" w:lineRule="auto" w:after="180"/>
-        <w:shd w:fill="F1F6FC"/>
-      </w:pPr>
-      <w:r>
-        <w:rPr>
-          <w:b w:val="0"/>
-        </w:rPr>
-        <w:t>Reason: The mandatory resource condition changes the decision.</w:t>
-      </w:r>
-    </w:p>
-    <w:p>
-      <w:pPr>
-        <w:pStyle w:val="Heading1"/>
-      </w:pPr>
-      <w:r>
-        <w:t>05. Words that unlock the idea</w:t>
-      </w:r>
-    </w:p>
-    <w:p>
-      <w:r>
-        <w:t>Use the vocabulary of Performance and cost experiments to explain a concrete decision, rather than only memorising definitions.</w:t>
+        <w:t>Individual request costs and durations are not supplied for this picture, so do not claim an individual cap, median or maximum. Cost units are fictional, not money. Quality is supplied as meeting the same rubric; broader reliability and repeated-run behavior remain unmeasured.</w:t>
       </w:r>
     </w:p>
     <w:tbl>
@@ -772,8 +1583,9 @@
         <w:tblLook w:firstColumn="1" w:firstRow="1" w:lastColumn="0" w:lastRow="0" w:noHBand="0" w:noVBand="1" w:val="04A0"/>
       </w:tblPr>
       <w:tblGrid>
-        <w:gridCol w:w="5112"/>
-        <w:gridCol w:w="5112"/>
+        <w:gridCol w:w="3408"/>
+        <w:gridCol w:w="3408"/>
+        <w:gridCol w:w="3408"/>
       </w:tblGrid>
       <w:tr>
         <w:trPr>
@@ -781,21 +1593,31 @@
         </w:trPr>
         <w:tc>
           <w:tcPr>
-            <w:tcW w:type="dxa" w:w="5112"/>
+            <w:tcW w:type="dxa" w:w="3408"/>
           </w:tcPr>
           <w:p>
             <w:r>
-              <w:t>Word</w:t>
+              <w:t>Separate picture: six cases each</w:t>
             </w:r>
           </w:p>
         </w:tc>
         <w:tc>
           <w:tcPr>
-            <w:tcW w:type="dxa" w:w="5112"/>
+            <w:tcW w:type="dxa" w:w="3408"/>
           </w:tcPr>
           <w:p>
             <w:r>
-              <w:t>Meaning</w:t>
+              <w:t>A</w:t>
+            </w:r>
+          </w:p>
+        </w:tc>
+        <w:tc>
+          <w:tcPr>
+            <w:tcW w:type="dxa" w:w="3408"/>
+          </w:tcPr>
+          <w:p>
+            <w:r>
+              <w:t>B</w:t>
             </w:r>
           </w:p>
         </w:tc>
@@ -803,21 +1625,31 @@
       <w:tr>
         <w:tc>
           <w:tcPr>
-            <w:tcW w:type="dxa" w:w="5112"/>
+            <w:tcW w:type="dxa" w:w="3408"/>
           </w:tcPr>
           <w:p>
             <w:r>
-              <w:t>Matched workload</w:t>
+              <w:t>Total seconds / cases</w:t>
             </w:r>
           </w:p>
         </w:tc>
         <w:tc>
           <w:tcPr>
-            <w:tcW w:type="dxa" w:w="5112"/>
+            <w:tcW w:type="dxa" w:w="3408"/>
           </w:tcPr>
           <w:p>
             <w:r>
-              <w:t>The same task cases used for comparison</w:t>
+              <w:t>18 / 6</w:t>
+            </w:r>
+          </w:p>
+        </w:tc>
+        <w:tc>
+          <w:tcPr>
+            <w:tcW w:type="dxa" w:w="3408"/>
+          </w:tcPr>
+          <w:p>
+            <w:r>
+              <w:t>12 / 6</w:t>
             </w:r>
           </w:p>
         </w:tc>
@@ -825,21 +1657,31 @@
       <w:tr>
         <w:tc>
           <w:tcPr>
-            <w:tcW w:type="dxa" w:w="5112"/>
+            <w:tcW w:type="dxa" w:w="3408"/>
           </w:tcPr>
           <w:p>
             <w:r>
-              <w:t>Median</w:t>
+              <w:t>Mean seconds per case</w:t>
             </w:r>
           </w:p>
         </w:tc>
         <w:tc>
           <w:tcPr>
-            <w:tcW w:type="dxa" w:w="5112"/>
+            <w:tcW w:type="dxa" w:w="3408"/>
           </w:tcPr>
           <w:p>
             <w:r>
-              <w:t>The middle of ordered values under a declared convention</w:t>
+              <w:t>3</w:t>
+            </w:r>
+          </w:p>
+        </w:tc>
+        <w:tc>
+          <w:tcPr>
+            <w:tcW w:type="dxa" w:w="3408"/>
+          </w:tcPr>
+          <w:p>
+            <w:r>
+              <w:t>2</w:t>
             </w:r>
           </w:p>
         </w:tc>
@@ -847,21 +1689,127 @@
       <w:tr>
         <w:tc>
           <w:tcPr>
-            <w:tcW w:type="dxa" w:w="5112"/>
+            <w:tcW w:type="dxa" w:w="3408"/>
           </w:tcPr>
           <w:p>
             <w:r>
-              <w:t>Tail latency</w:t>
+              <w:t>Total cost units / cases</w:t>
             </w:r>
           </w:p>
         </w:tc>
         <w:tc>
           <w:tcPr>
-            <w:tcW w:type="dxa" w:w="5112"/>
+            <w:tcW w:type="dxa" w:w="3408"/>
           </w:tcPr>
           <w:p>
             <w:r>
-              <w:t>Slow outcomes hidden by typical-value summaries</w:t>
+              <w:t>12 / 6</w:t>
+            </w:r>
+          </w:p>
+        </w:tc>
+        <w:tc>
+          <w:tcPr>
+            <w:tcW w:type="dxa" w:w="3408"/>
+          </w:tcPr>
+          <w:p>
+            <w:r>
+              <w:t>18 / 6</w:t>
+            </w:r>
+          </w:p>
+        </w:tc>
+      </w:tr>
+      <w:tr>
+        <w:tc>
+          <w:tcPr>
+            <w:tcW w:type="dxa" w:w="3408"/>
+          </w:tcPr>
+          <w:p>
+            <w:r>
+              <w:t>Mean cost units per case</w:t>
+            </w:r>
+          </w:p>
+        </w:tc>
+        <w:tc>
+          <w:tcPr>
+            <w:tcW w:type="dxa" w:w="3408"/>
+          </w:tcPr>
+          <w:p>
+            <w:r>
+              <w:t>2</w:t>
+            </w:r>
+          </w:p>
+        </w:tc>
+        <w:tc>
+          <w:tcPr>
+            <w:tcW w:type="dxa" w:w="3408"/>
+          </w:tcPr>
+          <w:p>
+            <w:r>
+              <w:t>3</w:t>
+            </w:r>
+          </w:p>
+        </w:tc>
+      </w:tr>
+      <w:tr>
+        <w:tc>
+          <w:tcPr>
+            <w:tcW w:type="dxa" w:w="3408"/>
+          </w:tcPr>
+          <w:p>
+            <w:r>
+              <w:t>Mean budget ≤ 2 units</w:t>
+            </w:r>
+          </w:p>
+        </w:tc>
+        <w:tc>
+          <w:tcPr>
+            <w:tcW w:type="dxa" w:w="3408"/>
+          </w:tcPr>
+          <w:p>
+            <w:r>
+              <w:t>Meets inclusive boundary</w:t>
+            </w:r>
+          </w:p>
+        </w:tc>
+        <w:tc>
+          <w:tcPr>
+            <w:tcW w:type="dxa" w:w="3408"/>
+          </w:tcPr>
+          <w:p>
+            <w:r>
+              <w:t>Fails</w:t>
+            </w:r>
+          </w:p>
+        </w:tc>
+      </w:tr>
+      <w:tr>
+        <w:tc>
+          <w:tcPr>
+            <w:tcW w:type="dxa" w:w="3408"/>
+          </w:tcPr>
+          <w:p>
+            <w:r>
+              <w:t>Not inferable from totals</w:t>
+            </w:r>
+          </w:p>
+        </w:tc>
+        <w:tc>
+          <w:tcPr>
+            <w:tcW w:type="dxa" w:w="3408"/>
+          </w:tcPr>
+          <w:p>
+            <w:r>
+              <w:t>Individual max, median, cost cap</w:t>
+            </w:r>
+          </w:p>
+        </w:tc>
+        <w:tc>
+          <w:tcPr>
+            <w:tcW w:type="dxa" w:w="3408"/>
+          </w:tcPr>
+          <w:p>
+            <w:r>
+              <w:t>Individual max, median, cost cap</w:t>
             </w:r>
           </w:p>
         </w:tc>
@@ -869,250 +1817,18 @@
     </w:tbl>
     <w:p>
       <w:pPr>
-        <w:pStyle w:val="Heading3"/>
-      </w:pPr>
-      <w:r>
-        <w:t>Use two terms to explain a step in this week’s example.</w:t>
-      </w:r>
-    </w:p>
-    <w:p>
-      <w:r>
-        <w:t>________________________________________________________________</w:t>
-      </w:r>
-    </w:p>
-    <w:p>
-      <w:r>
-        <w:t>________________________________________________________________</w:t>
-      </w:r>
-    </w:p>
-    <w:p>
-      <w:r>
-        <w:t>________________________________________________________________</w:t>
-      </w:r>
-    </w:p>
-    <w:p>
-      <w:pPr>
-        <w:pStyle w:val="Heading1"/>
-      </w:pPr>
-      <w:r>
-        <w:t>06. Follow a worked example</w:t>
-      </w:r>
-    </w:p>
-    <w:p>
-      <w:r>
-        <w:t>Follow the worked trace for Performance and cost experiments, predict a step, then compare with its explanation.</w:t>
-      </w:r>
-    </w:p>
-    <w:p>
-      <w:pPr>
-        <w:spacing w:line="336" w:lineRule="auto" w:after="180"/>
-      </w:pPr>
-      <w:r>
-        <w:rPr>
-          <w:b w:val="0"/>
-        </w:rPr>
-        <w:t xml:space="preserve">Durations A=[1, 1, 1, 9] seconds, B=[2, 2, 2, 2]. All pass. Compute mean and </w:t>
-      </w:r>
-      <w:r>
-        <w:rPr>
-          <w:b/>
-        </w:rPr>
-        <w:t>median</w:t>
-      </w:r>
-      <w:r>
-        <w:rPr>
-          <w:b w:val="0"/>
-        </w:rPr>
-        <w:t>.</w:t>
-      </w:r>
-    </w:p>
-    <w:p>
-      <w:pPr>
-        <w:spacing w:line="336" w:lineRule="auto" w:after="180"/>
-      </w:pPr>
-      <w:r>
-        <w:rPr>
-          <w:b w:val="0"/>
-        </w:rPr>
-        <w:t xml:space="preserve">A mean 3, </w:t>
-      </w:r>
-      <w:r>
-        <w:rPr>
-          <w:b/>
-        </w:rPr>
-        <w:t>median</w:t>
-      </w:r>
-      <w:r>
-        <w:rPr>
-          <w:b w:val="0"/>
-        </w:rPr>
-        <w:t xml:space="preserve"> 1; B mean 2, </w:t>
-      </w:r>
-      <w:r>
-        <w:rPr>
-          <w:b/>
-        </w:rPr>
-        <w:t>median</w:t>
-      </w:r>
-      <w:r>
-        <w:rPr>
-          <w:b w:val="0"/>
-        </w:rPr>
-        <w:t xml:space="preserve"> 2. B lowers mean but A has lower </w:t>
-      </w:r>
-      <w:r>
-        <w:rPr>
-          <w:b/>
-        </w:rPr>
-        <w:t>median</w:t>
-      </w:r>
-      <w:r>
-        <w:rPr>
-          <w:b w:val="0"/>
-        </w:rPr>
-        <w:t>; show the 9-second tail instead of declaring one universal winner.</w:t>
-      </w:r>
-    </w:p>
-    <w:p>
-      <w:pPr>
-        <w:pStyle w:val="Heading3"/>
-      </w:pPr>
-      <w:r>
-        <w:t>Worked explanation · Performance and cost experiments</w:t>
-      </w:r>
-    </w:p>
-    <w:p>
-      <w:pPr>
-        <w:spacing w:line="336" w:lineRule="auto" w:after="180"/>
-        <w:shd w:fill="F1F6FC"/>
-      </w:pPr>
-      <w:r>
-        <w:rPr>
-          <w:b w:val="0"/>
-        </w:rPr>
-        <w:t xml:space="preserve">Compare the intermediate </w:t>
-      </w:r>
-      <w:r>
-        <w:rPr>
-          <w:b/>
-        </w:rPr>
-        <w:t>evidence</w:t>
-      </w:r>
-      <w:r>
-        <w:rPr>
-          <w:b w:val="0"/>
-        </w:rPr>
-        <w:t xml:space="preserve"> with the final statement. Explain why each number or decision follows from the stated </w:t>
-      </w:r>
-      <w:r>
-        <w:rPr>
-          <w:b/>
-        </w:rPr>
-        <w:t>input</w:t>
-      </w:r>
-      <w:r>
-        <w:rPr>
-          <w:b w:val="0"/>
-        </w:rPr>
-        <w:t>s.</w:t>
-      </w:r>
-    </w:p>
-    <w:p>
-      <w:pPr>
-        <w:spacing w:line="336" w:lineRule="auto" w:after="180"/>
-        <w:shd w:fill="F1F6FC"/>
-      </w:pPr>
-      <w:r>
-        <w:rPr>
-          <w:b w:val="0"/>
-        </w:rPr>
-        <w:t xml:space="preserve">The conclusion belongs to this scenario and procedure; changing the </w:t>
-      </w:r>
-      <w:r>
-        <w:rPr>
-          <w:b/>
-        </w:rPr>
-        <w:t>input</w:t>
-      </w:r>
-      <w:r>
-        <w:rPr>
-          <w:b w:val="0"/>
-        </w:rPr>
-        <w:t>s, evaluation population or authority can change what it establishes. Retain the raw record so a later revision can be compared honestly.</w:t>
-      </w:r>
-    </w:p>
-    <w:p>
-      <w:pPr>
-        <w:pStyle w:val="Heading3"/>
-      </w:pPr>
-      <w:r>
-        <w:t>Learn from the worked case</w:t>
-      </w:r>
-    </w:p>
-    <w:p>
-      <w:pPr>
-        <w:spacing w:line="336" w:lineRule="auto" w:after="180"/>
-      </w:pPr>
-      <w:r>
-        <w:rPr>
-          <w:b w:val="0"/>
-        </w:rPr>
-        <w:t>Cover the result before checking it. Say what is given, choose the procedure, and follow one step at a time. Then uncover the result and explain your first mismatch. Ask why a step is allowed, not only what number it produces.</w:t>
-      </w:r>
-    </w:p>
-    <w:p>
-      <w:pPr>
-        <w:pStyle w:val="Heading3"/>
-      </w:pPr>
-      <w:r>
-        <w:t>A pictorial worked case: Performance and cost experiments</w:t>
-      </w:r>
-    </w:p>
-    <w:p>
-      <w:pPr>
-        <w:spacing w:line="336" w:lineRule="auto" w:after="180"/>
-      </w:pPr>
-      <w:r>
-        <w:rPr>
-          <w:b w:val="0"/>
-        </w:rPr>
-        <w:t>Measure time and cost. Two fixed configurations answer the same six questions and meet the same quality rubric.</w:t>
-      </w:r>
-    </w:p>
-    <w:p>
-      <w:pPr>
-        <w:pStyle w:val="Heading3"/>
-      </w:pPr>
-      <w:r>
-        <w:t>The facts we will use</w:t>
-      </w:r>
-    </w:p>
-    <w:p>
-      <w:pPr>
-        <w:pStyle w:val="Heading3"/>
-      </w:pPr>
-      <w:r>
-        <w:t>Supplied facts</w:t>
-      </w:r>
-    </w:p>
-    <w:p>
-      <w:pPr>
-        <w:spacing w:line="336" w:lineRule="auto" w:after="180"/>
-        <w:shd w:fill="F1F6FC"/>
-      </w:pPr>
-      <w:r>
-        <w:rPr>
-          <w:b w:val="0"/>
-        </w:rPr>
-        <w:t>A totals 18 seconds and 12 cost units. B totals 12 seconds and 18 units.</w:t>
+        <w:pStyle w:val="Heading2"/>
+      </w:pPr>
+      <w:r>
+        <w:t>Trace average time, average cost and objective</w:t>
       </w:r>
     </w:p>
     <w:p>
       <w:r>
         <w:drawing>
           <wp:inline xmlns:a="http://schemas.openxmlformats.org/drawingml/2006/main" xmlns:pic="http://schemas.openxmlformats.org/drawingml/2006/picture">
-            <wp:extent cx="5486400" cy="3077029"/>
-            <wp:docPr id="1" name="Picture 1" descr="Mean resource use per case"/>
+            <wp:extent cx="5486400" cy="3182112"/>
+            <wp:docPr id="1" name="Picture 1" descr="Compute mean time: A averages 3 seconds; B averages 2 seconds per case. → Compute mean cost: A averages 2 units; B averages 3 units per case. → Compare trade-off: B saves one second but costs one extra unit per case."/>
             <wp:cNvGraphicFramePr>
               <a:graphicFrameLocks noChangeAspect="1"/>
             </wp:cNvGraphicFramePr>
@@ -1120,7 +1836,7 @@
               <a:graphicData uri="http://schemas.openxmlformats.org/drawingml/2006/picture">
                 <pic:pic>
                   <pic:nvPicPr>
-                    <pic:cNvPr id="0" name="academy-detail-ai-6-29.png"/>
+                    <pic:cNvPr id="0" name="academy-story-ai-6-29-02.png"/>
                     <pic:cNvPicPr/>
                   </pic:nvPicPr>
                   <pic:blipFill>
@@ -1132,43 +1848,7 @@
                   <pic:spPr>
                     <a:xfrm>
                       <a:off x="0" y="0"/>
-                      <a:ext cx="5486400" cy="3077029"/>
-                    </a:xfrm>
-                    <a:prstGeom prst="rect"/>
-                  </pic:spPr>
-                </pic:pic>
-              </a:graphicData>
-            </a:graphic>
-          </wp:inline>
-        </w:drawing>
-      </w:r>
-    </w:p>
-    <w:p>
-      <w:r>
-        <w:drawing>
-          <wp:inline xmlns:a="http://schemas.openxmlformats.org/drawingml/2006/main" xmlns:pic="http://schemas.openxmlformats.org/drawingml/2006/picture">
-            <wp:extent cx="5486400" cy="5145314"/>
-            <wp:docPr id="2" name="Picture 2" descr="Performance and cost experiments. Compute mean time: A averages 3 seconds; B averages 2 seconds per case.. Compute mean cost: A averages 2 units; B averages 3 units per case.. Compare trade-off: B saves one second but costs one extra unit per case."/>
-            <wp:cNvGraphicFramePr>
-              <a:graphicFrameLocks noChangeAspect="1"/>
-            </wp:cNvGraphicFramePr>
-            <a:graphic>
-              <a:graphicData uri="http://schemas.openxmlformats.org/drawingml/2006/picture">
-                <pic:pic>
-                  <pic:nvPicPr>
-                    <pic:cNvPr id="0" name="academy-visual-ai-6-29.png"/>
-                    <pic:cNvPicPr/>
-                  </pic:nvPicPr>
-                  <pic:blipFill>
-                    <a:blip r:embed="rId10"/>
-                    <a:stretch>
-                      <a:fillRect/>
-                    </a:stretch>
-                  </pic:blipFill>
-                  <pic:spPr>
-                    <a:xfrm>
-                      <a:off x="0" y="0"/>
-                      <a:ext cx="5486400" cy="5145314"/>
+                      <a:ext cx="5486400" cy="3182112"/>
                     </a:xfrm>
                     <a:prstGeom prst="rect"/>
                   </pic:spPr>
@@ -1296,24 +1976,7 @@
     </w:p>
     <w:p>
       <w:pPr>
-        <w:pStyle w:val="Heading3"/>
-      </w:pPr>
-      <w:r>
-        <w:t>Why this result follows</w:t>
-      </w:r>
-    </w:p>
-    <w:p>
-      <w:pPr>
-        <w:pStyle w:val="Heading3"/>
-      </w:pPr>
-      <w:r>
-        <w:t>Why the result follows</w:t>
-      </w:r>
-    </w:p>
-    <w:p>
-      <w:pPr>
         <w:spacing w:line="336" w:lineRule="auto" w:after="180"/>
-        <w:shd w:fill="F1F6FC"/>
       </w:pPr>
       <w:r>
         <w:rPr>
@@ -1324,30 +1987,113 @@
     </w:p>
     <w:p>
       <w:pPr>
+        <w:pStyle w:val="Heading2"/>
+      </w:pPr>
+      <w:r>
+        <w:t>Predict mean budget at most 2 units</w:t>
+      </w:r>
+    </w:p>
+    <w:p>
+      <w:pPr>
+        <w:pStyle w:val="ListBullet"/>
+      </w:pPr>
+      <w:r>
+        <w:t>Change one thing: Require at most 2 cost units per case on average. Predict the result before checking the explanation. What remains the same?</w:t>
+      </w:r>
+    </w:p>
+    <w:p>
+      <w:pPr>
+        <w:pStyle w:val="Heading2"/>
+      </w:pPr>
+      <w:r>
+        <w:t>Check after predicting · reference / check after trying</w:t>
+      </w:r>
+    </w:p>
+    <w:p>
+      <w:r>
+        <w:drawing>
+          <wp:inline xmlns:a="http://schemas.openxmlformats.org/drawingml/2006/main" xmlns:pic="http://schemas.openxmlformats.org/drawingml/2006/picture">
+            <wp:extent cx="5486400" cy="3026664"/>
+            <wp:docPr id="2" name="Picture 2" descr="Original case: B saves one second but costs one extra unit per case. Changed condition: Require at most 2 cost units per case on average. Expected result: A meets the budget; B does not. Reason: The mandatory resource condition changes the decision."/>
+            <wp:cNvGraphicFramePr>
+              <a:graphicFrameLocks noChangeAspect="1"/>
+            </wp:cNvGraphicFramePr>
+            <a:graphic>
+              <a:graphicData uri="http://schemas.openxmlformats.org/drawingml/2006/picture">
+                <pic:pic>
+                  <pic:nvPicPr>
+                    <pic:cNvPr id="0" name="academy-story-ai-6-29-04.png"/>
+                    <pic:cNvPicPr/>
+                  </pic:nvPicPr>
+                  <pic:blipFill>
+                    <a:blip r:embed="rId10"/>
+                    <a:stretch>
+                      <a:fillRect/>
+                    </a:stretch>
+                  </pic:blipFill>
+                  <pic:spPr>
+                    <a:xfrm>
+                      <a:off x="0" y="0"/>
+                      <a:ext cx="5486400" cy="3026664"/>
+                    </a:xfrm>
+                    <a:prstGeom prst="rect"/>
+                  </pic:spPr>
+                </pic:pic>
+              </a:graphicData>
+            </a:graphic>
+          </wp:inline>
+        </w:drawing>
+      </w:r>
+    </w:p>
+    <w:p>
+      <w:pPr>
+        <w:pStyle w:val="Heading2"/>
+      </w:pPr>
+      <w:r>
+        <w:t>Explain variation and missing individual records</w:t>
+      </w:r>
+    </w:p>
+    <w:p>
+      <w:pPr>
+        <w:pStyle w:val="ListBullet"/>
+      </w:pPr>
+      <w:r>
+        <w:t>Means hide variation; disclose workload, repeated runs and slow-case results before generalising.</w:t>
+      </w:r>
+    </w:p>
+    <w:p>
+      <w:pPr>
+        <w:pStyle w:val="ListBullet"/>
+      </w:pPr>
+      <w:r>
+        <w:t>Read the labelled picture: Calculate per-case seconds and cost units for A and B. Which meets a budget of at most 2 cost units per case on average, and what speed trade-off does that choice make?</w:t>
+      </w:r>
+    </w:p>
+    <w:p>
+      <w:pPr>
+        <w:pStyle w:val="Heading2"/>
+      </w:pPr>
+      <w:r>
+        <w:t>Earlier wording, alternatives and picture transcripts · reference / check after trying</w:t>
+      </w:r>
+    </w:p>
+    <w:p>
+      <w:pPr>
         <w:pStyle w:val="Heading3"/>
       </w:pPr>
       <w:r>
-        <w:t>What this example does not establish</w:t>
-      </w:r>
-    </w:p>
-    <w:p>
-      <w:pPr>
-        <w:pStyle w:val="Heading3"/>
-      </w:pPr>
-      <w:r>
-        <w:t>Keep the stated limit</w:t>
+        <w:t>Learn from the worked case</w:t>
       </w:r>
     </w:p>
     <w:p>
       <w:pPr>
         <w:spacing w:line="336" w:lineRule="auto" w:after="180"/>
-        <w:shd w:fill="FFF5E6"/>
       </w:pPr>
       <w:r>
         <w:rPr>
           <w:b w:val="0"/>
         </w:rPr>
-        <w:t>Means hide variation; disclose workload, repeated runs and slow-case results before generalising.</w:t>
+        <w:t>Cover the result before checking it. Say what is given, choose the procedure, and follow one step at a time. Then uncover the result and explain your first mismatch. Ask why a step is allowed, not only what number it produces.</w:t>
       </w:r>
     </w:p>
     <w:p>
@@ -1355,19 +2101,7 @@
         <w:pStyle w:val="Heading3"/>
       </w:pPr>
       <w:r>
-        <w:t>Keep the stated limit</w:t>
-      </w:r>
-    </w:p>
-    <w:p>
-      <w:pPr>
-        <w:spacing w:line="336" w:lineRule="auto" w:after="180"/>
-        <w:shd w:fill="FFF5E6"/>
-      </w:pPr>
-      <w:r>
-        <w:rPr>
-          <w:b w:val="0"/>
-        </w:rPr>
-        <w:t>Read the labelled picture: Calculate per-case seconds and cost units for A and B. Which meets a budget of at most 2 cost units per case, and what speed trade-off does that choice make?</w:t>
+        <w:t>A pictorial worked case: Performance and cost experiments</w:t>
       </w:r>
     </w:p>
     <w:p>
@@ -1375,19 +2109,95 @@
         <w:pStyle w:val="Heading3"/>
       </w:pPr>
       <w:r>
-        <w:t>Keep the stated limit</w:t>
-      </w:r>
-    </w:p>
-    <w:p>
-      <w:pPr>
-        <w:spacing w:line="336" w:lineRule="auto" w:after="180"/>
-        <w:shd w:fill="FFF5E6"/>
-      </w:pPr>
-      <w:r>
-        <w:rPr>
-          <w:b w:val="0"/>
-        </w:rPr>
-        <w:t>Change one thing: Require at most 2 cost units per case. Predict the result before checking the explanation. What remains the same?</w:t>
+        <w:t>The facts we will use</w:t>
+      </w:r>
+    </w:p>
+    <w:p>
+      <w:r>
+        <w:drawing>
+          <wp:inline xmlns:a="http://schemas.openxmlformats.org/drawingml/2006/main" xmlns:pic="http://schemas.openxmlformats.org/drawingml/2006/picture">
+            <wp:extent cx="5486400" cy="3077029"/>
+            <wp:docPr id="3" name="Picture 3" descr="Mean resource use per case"/>
+            <wp:cNvGraphicFramePr>
+              <a:graphicFrameLocks noChangeAspect="1"/>
+            </wp:cNvGraphicFramePr>
+            <a:graphic>
+              <a:graphicData uri="http://schemas.openxmlformats.org/drawingml/2006/picture">
+                <pic:pic>
+                  <pic:nvPicPr>
+                    <pic:cNvPr id="0" name="academy-detail-ai-6-29.png"/>
+                    <pic:cNvPicPr/>
+                  </pic:nvPicPr>
+                  <pic:blipFill>
+                    <a:blip r:embed="rId11"/>
+                    <a:stretch>
+                      <a:fillRect/>
+                    </a:stretch>
+                  </pic:blipFill>
+                  <pic:spPr>
+                    <a:xfrm>
+                      <a:off x="0" y="0"/>
+                      <a:ext cx="5486400" cy="3077029"/>
+                    </a:xfrm>
+                    <a:prstGeom prst="rect"/>
+                  </pic:spPr>
+                </pic:pic>
+              </a:graphicData>
+            </a:graphic>
+          </wp:inline>
+        </w:drawing>
+      </w:r>
+    </w:p>
+    <w:p>
+      <w:r>
+        <w:drawing>
+          <wp:inline xmlns:a="http://schemas.openxmlformats.org/drawingml/2006/main" xmlns:pic="http://schemas.openxmlformats.org/drawingml/2006/picture">
+            <wp:extent cx="5486400" cy="5145314"/>
+            <wp:docPr id="4" name="Picture 4" descr="Performance and cost experiments. Compute mean time: A averages 3 seconds; B averages 2 seconds per case.. Compute mean cost: A averages 2 units; B averages 3 units per case.. Compare trade-off: B saves one second but costs one extra unit per case."/>
+            <wp:cNvGraphicFramePr>
+              <a:graphicFrameLocks noChangeAspect="1"/>
+            </wp:cNvGraphicFramePr>
+            <a:graphic>
+              <a:graphicData uri="http://schemas.openxmlformats.org/drawingml/2006/picture">
+                <pic:pic>
+                  <pic:nvPicPr>
+                    <pic:cNvPr id="0" name="academy-visual-ai-6-29.png"/>
+                    <pic:cNvPicPr/>
+                  </pic:nvPicPr>
+                  <pic:blipFill>
+                    <a:blip r:embed="rId12"/>
+                    <a:stretch>
+                      <a:fillRect/>
+                    </a:stretch>
+                  </pic:blipFill>
+                  <pic:spPr>
+                    <a:xfrm>
+                      <a:off x="0" y="0"/>
+                      <a:ext cx="5486400" cy="5145314"/>
+                    </a:xfrm>
+                    <a:prstGeom prst="rect"/>
+                  </pic:spPr>
+                </pic:pic>
+              </a:graphicData>
+            </a:graphic>
+          </wp:inline>
+        </w:drawing>
+      </w:r>
+    </w:p>
+    <w:p>
+      <w:pPr>
+        <w:pStyle w:val="Heading3"/>
+      </w:pPr>
+      <w:r>
+        <w:t>Why this result follows</w:t>
+      </w:r>
+    </w:p>
+    <w:p>
+      <w:pPr>
+        <w:pStyle w:val="Heading3"/>
+      </w:pPr>
+      <w:r>
+        <w:t>What this example does not establish</w:t>
       </w:r>
     </w:p>
     <w:p>
@@ -1395,12 +2205,20 @@
         <w:pStyle w:val="Heading1"/>
       </w:pPr>
       <w:r>
-        <w:t>07. Find and repair a mistake</w:t>
-      </w:r>
-    </w:p>
-    <w:p>
-      <w:r>
-        <w:t>Find the unsupported step in the Performance and cost experiments claim and explain a repair using the supplied evidence.</w:t>
+        <w:t>07. Audit hidden failures, omitted slow cases and aggregate overclaims</w:t>
+      </w:r>
+    </w:p>
+    <w:p>
+      <w:r>
+        <w:t>A useful comparison preserves what makes the faster option less useful.</w:t>
+      </w:r>
+    </w:p>
+    <w:p>
+      <w:pPr>
+        <w:pStyle w:val="Heading2"/>
+      </w:pPr>
+      <w:r>
+        <w:t>Core performance qualification and failure analysis</w:t>
       </w:r>
     </w:p>
     <w:p>
@@ -1416,16 +2234,7 @@
     </w:p>
     <w:p>
       <w:pPr>
-        <w:pStyle w:val="Heading3"/>
-      </w:pPr>
-      <w:r>
-        <w:t>Check the claim against the facts</w:t>
-      </w:r>
-    </w:p>
-    <w:p>
-      <w:pPr>
         <w:spacing w:line="336" w:lineRule="auto" w:after="180"/>
-        <w:shd w:fill="FFF5E6"/>
       </w:pPr>
       <w:r>
         <w:rPr>
@@ -1437,7 +2246,6 @@
     <w:p>
       <w:pPr>
         <w:spacing w:line="336" w:lineRule="auto" w:after="180"/>
-        <w:shd w:fill="FFF5E6"/>
       </w:pPr>
       <w:r>
         <w:rPr>
@@ -1460,6 +2268,256 @@
     </w:p>
     <w:p>
       <w:pPr>
+        <w:pStyle w:val="Heading2"/>
+      </w:pPr>
+      <w:r>
+        <w:t>Complete workload, quality and cost probes</w:t>
+      </w:r>
+    </w:p>
+    <w:tbl>
+      <w:tblPr>
+        <w:tblStyle w:val="LightShading-Accent1"/>
+        <w:tblW w:type="auto" w:w="0"/>
+        <w:tblLook w:firstColumn="1" w:firstRow="1" w:lastColumn="0" w:lastRow="0" w:noHBand="0" w:noVBand="1" w:val="04A0"/>
+      </w:tblPr>
+      <w:tblGrid>
+        <w:gridCol w:w="5112"/>
+        <w:gridCol w:w="5112"/>
+      </w:tblGrid>
+      <w:tr>
+        <w:trPr>
+          <w:tblHeader/>
+        </w:trPr>
+        <w:tc>
+          <w:tcPr>
+            <w:tcW w:type="dxa" w:w="5112"/>
+          </w:tcPr>
+          <w:p>
+            <w:r>
+              <w:t>Performance probe</w:t>
+            </w:r>
+          </w:p>
+        </w:tc>
+        <w:tc>
+          <w:tcPr>
+            <w:tcW w:type="dxa" w:w="5112"/>
+          </w:tcPr>
+          <w:p>
+            <w:r>
+              <w:t>Expected interpretation</w:t>
+            </w:r>
+          </w:p>
+        </w:tc>
+      </w:tr>
+      <w:tr>
+        <w:tc>
+          <w:tcPr>
+            <w:tcW w:type="dxa" w:w="5112"/>
+          </w:tcPr>
+          <w:p>
+            <w:r>
+              <w:t>Mean improves while median worsens</w:t>
+            </w:r>
+          </w:p>
+        </w:tc>
+        <w:tc>
+          <w:tcPr>
+            <w:tcW w:type="dxa" w:w="5112"/>
+          </w:tcPr>
+          <w:p>
+            <w:r>
+              <w:t>Report both and raw durations; no universal winner</w:t>
+            </w:r>
+          </w:p>
+        </w:tc>
+      </w:tr>
+      <w:tr>
+        <w:tc>
+          <w:tcPr>
+            <w:tcW w:type="dxa" w:w="5112"/>
+          </w:tcPr>
+          <w:p>
+            <w:r>
+              <w:t>One slow case removed from report</w:t>
+            </w:r>
+          </w:p>
+        </w:tc>
+        <w:tc>
+          <w:tcPr>
+            <w:tcW w:type="dxa" w:w="5112"/>
+          </w:tcPr>
+          <w:p>
+            <w:r>
+              <w:t>Biased summary; preserve all supplied eligible outcomes</w:t>
+            </w:r>
+          </w:p>
+        </w:tc>
+      </w:tr>
+      <w:tr>
+        <w:tc>
+          <w:tcPr>
+            <w:tcW w:type="dxa" w:w="5112"/>
+          </w:tcPr>
+          <w:p>
+            <w:r>
+              <w:t>Fast response is wrong</w:t>
+            </w:r>
+          </w:p>
+        </w:tc>
+        <w:tc>
+          <w:tcPr>
+            <w:tcW w:type="dxa" w:w="5112"/>
+          </w:tcPr>
+          <w:p>
+            <w:r>
+              <w:t>Keep its duration and report quality failure; speed is not successful task completion</w:t>
+            </w:r>
+          </w:p>
+        </w:tc>
+      </w:tr>
+      <w:tr>
+        <w:tc>
+          <w:tcPr>
+            <w:tcW w:type="dxa" w:w="5112"/>
+          </w:tcPr>
+          <w:p>
+            <w:r>
+              <w:t>Mean budget met at equality</w:t>
+            </w:r>
+          </w:p>
+        </w:tc>
+        <w:tc>
+          <w:tcPr>
+            <w:tcW w:type="dxa" w:w="5112"/>
+          </w:tcPr>
+          <w:p>
+            <w:r>
+              <w:t>Allowed under at-most rule</w:t>
+            </w:r>
+          </w:p>
+        </w:tc>
+      </w:tr>
+      <w:tr>
+        <w:tc>
+          <w:tcPr>
+            <w:tcW w:type="dxa" w:w="5112"/>
+          </w:tcPr>
+          <w:p>
+            <w:r>
+              <w:t>Total cost/count within budget</w:t>
+            </w:r>
+          </w:p>
+        </w:tc>
+        <w:tc>
+          <w:tcPr>
+            <w:tcW w:type="dxa" w:w="5112"/>
+          </w:tcPr>
+          <w:p>
+            <w:r>
+              <w:t>Establishes mean only, not an individual-request maximum</w:t>
+            </w:r>
+          </w:p>
+        </w:tc>
+      </w:tr>
+      <w:tr>
+        <w:tc>
+          <w:tcPr>
+            <w:tcW w:type="dxa" w:w="5112"/>
+          </w:tcPr>
+          <w:p>
+            <w:r>
+              <w:t>Different case IDs/order</w:t>
+            </w:r>
+          </w:p>
+        </w:tc>
+        <w:tc>
+          <w:tcPr>
+            <w:tcW w:type="dxa" w:w="5112"/>
+          </w:tcPr>
+          <w:p>
+            <w:r>
+              <w:t>Reject paired fixture comparison until workload is matched</w:t>
+            </w:r>
+          </w:p>
+        </w:tc>
+      </w:tr>
+      <w:tr>
+        <w:tc>
+          <w:tcPr>
+            <w:tcW w:type="dxa" w:w="5112"/>
+          </w:tcPr>
+          <w:p>
+            <w:r>
+              <w:t>Negative, NaN or Boolean duration</w:t>
+            </w:r>
+          </w:p>
+        </w:tc>
+        <w:tc>
+          <w:tcPr>
+            <w:tcW w:type="dxa" w:w="5112"/>
+          </w:tcPr>
+          <w:p>
+            <w:r>
+              <w:t>Reject invalid supplied measurement</w:t>
+            </w:r>
+          </w:p>
+        </w:tc>
+      </w:tr>
+      <w:tr>
+        <w:tc>
+          <w:tcPr>
+            <w:tcW w:type="dxa" w:w="5112"/>
+          </w:tcPr>
+          <w:p>
+            <w:r>
+              <w:t>Four cases, no repeated trials</w:t>
+            </w:r>
+          </w:p>
+        </w:tc>
+        <w:tc>
+          <w:tcPr>
+            <w:tcW w:type="dxa" w:w="5112"/>
+          </w:tcPr>
+          <w:p>
+            <w:r>
+              <w:t>No stable tail behavior or precision claim</w:t>
+            </w:r>
+          </w:p>
+        </w:tc>
+      </w:tr>
+      <w:tr>
+        <w:tc>
+          <w:tcPr>
+            <w:tcW w:type="dxa" w:w="5112"/>
+          </w:tcPr>
+          <w:p>
+            <w:r>
+              <w:t>Latency/cost preference unclear</w:t>
+            </w:r>
+          </w:p>
+        </w:tc>
+        <w:tc>
+          <w:tcPr>
+            <w:tcW w:type="dxa" w:w="5112"/>
+          </w:tcPr>
+          <w:p>
+            <w:r>
+              <w:t>State the objective and mandatory constraints before choosing</w:t>
+            </w:r>
+          </w:p>
+        </w:tc>
+      </w:tr>
+    </w:tbl>
+    <w:p>
+      <w:pPr>
+        <w:pStyle w:val="Heading2"/>
+      </w:pPr>
+      <w:r>
+        <w:t>Guided repair and explanation</w:t>
+      </w:r>
+    </w:p>
+    <w:p>
+      <w:pPr>
         <w:pStyle w:val="Heading3"/>
       </w:pPr>
       <w:r>
@@ -1493,21 +2551,93 @@
     </w:p>
     <w:p>
       <w:pPr>
+        <w:pStyle w:val="ListBullet"/>
+      </w:pPr>
+      <w:r>
+        <w:t>A report omits this qualification: Resource improvement under one workload is not universal efficiency or equal quality. Explain how omitting it could change a reader's interpretation, and write an accurate replacement.</w:t>
+      </w:r>
+    </w:p>
+    <w:p>
+      <w:pPr>
         <w:pStyle w:val="Heading3"/>
       </w:pPr>
       <w:r>
+        <w:t>State one repair and the checks you would rerun.</w:t>
+      </w:r>
+    </w:p>
+    <w:p>
+      <w:r>
+        <w:t>________________________________________________________________</w:t>
+      </w:r>
+    </w:p>
+    <w:p>
+      <w:r>
+        <w:t>________________________________________________________________</w:t>
+      </w:r>
+    </w:p>
+    <w:p>
+      <w:r>
+        <w:t>________________________________________________________________</w:t>
+      </w:r>
+    </w:p>
+    <w:p>
+      <w:r>
+        <w:t>________________________________________________________________</w:t>
+      </w:r>
+    </w:p>
+    <w:p>
+      <w:r>
+        <w:t>________________________________________________________________</w:t>
+      </w:r>
+    </w:p>
+    <w:p>
+      <w:r>
+        <w:t>________________________________________________________________</w:t>
+      </w:r>
+    </w:p>
+    <w:p>
+      <w:pPr>
+        <w:pStyle w:val="Heading2"/>
+      </w:pPr>
+      <w:r>
+        <w:t>Earlier wording, alternatives and picture transcripts · reference / check after trying</w:t>
+      </w:r>
+    </w:p>
+    <w:p>
+      <w:pPr>
+        <w:pStyle w:val="Heading3"/>
+      </w:pPr>
+      <w:r>
         <w:t>Locate the earliest unsupported step</w:t>
       </w:r>
     </w:p>
     <w:p>
       <w:pPr>
-        <w:spacing w:line="336" w:lineRule="auto" w:after="180"/>
-      </w:pPr>
-      <w:r>
-        <w:rPr>
-          <w:b w:val="0"/>
-        </w:rPr>
-        <w:t>A report omits this qualification: Resource improvement under one workload is not universal efficiency or equal quality. Explain how omitting it could change a reader's interpretation, and write an accurate replacement.</w:t>
+        <w:pStyle w:val="Heading1"/>
+      </w:pPr>
+      <w:r>
+        <w:t>08. Practise explaining a comparison with its objective</w:t>
+      </w:r>
+    </w:p>
+    <w:p>
+      <w:r>
+        <w:t>Keep the individual evidence and quality count beside the averages.</w:t>
+      </w:r>
+    </w:p>
+    <w:p>
+      <w:pPr>
+        <w:pStyle w:val="Heading2"/>
+      </w:pPr>
+      <w:r>
+        <w:t>Current explanation and guided check</w:t>
+      </w:r>
+    </w:p>
+    <w:p>
+      <w:pPr>
+        <w:pStyle w:val="ListBullet"/>
+      </w:pPr>
+      <w:r>
+        <w:t>Explain the weekly mechanism in your own words. Use the worked scenario to name its input, decision rule and output.</w:t>
       </w:r>
     </w:p>
     <w:p>
@@ -1515,7 +2645,7 @@
         <w:pStyle w:val="Heading3"/>
       </w:pPr>
       <w:r>
-        <w:t>State one repair and the checks you would rerun.</w:t>
+        <w:t>Guided: restate the worked result, then name the assumption or limitation that prevents a broader conclusion.</w:t>
       </w:r>
     </w:p>
     <w:p>
@@ -1544,79 +2674,19 @@
       </w:r>
     </w:p>
     <w:p>
+      <w:pPr>
+        <w:pStyle w:val="Heading3"/>
+      </w:pPr>
+      <w:r>
+        <w:t>Explain your prediction to a partner before comparing results.</w:t>
+      </w:r>
+    </w:p>
+    <w:p>
       <w:r>
         <w:t>________________________________________________________________</w:t>
       </w:r>
     </w:p>
     <w:p>
-      <w:pPr>
-        <w:pStyle w:val="Heading1"/>
-      </w:pPr>
-      <w:r>
-        <w:t>08. Practise together</w:t>
-      </w:r>
-    </w:p>
-    <w:p>
-      <w:r>
-        <w:t>Practise Performance and cost experiments with support, then explain the deciding step in your own words.</w:t>
-      </w:r>
-    </w:p>
-    <w:p>
-      <w:pPr>
-        <w:spacing w:line="336" w:lineRule="auto" w:after="180"/>
-      </w:pPr>
-      <w:r>
-        <w:rPr>
-          <w:b w:val="0"/>
-        </w:rPr>
-        <w:t xml:space="preserve">Explain the weekly </w:t>
-      </w:r>
-      <w:r>
-        <w:rPr>
-          <w:b/>
-        </w:rPr>
-        <w:t>mechanism</w:t>
-      </w:r>
-      <w:r>
-        <w:rPr>
-          <w:b w:val="0"/>
-        </w:rPr>
-        <w:t xml:space="preserve"> in your own words. Use the worked scenario to name its </w:t>
-      </w:r>
-      <w:r>
-        <w:rPr>
-          <w:b/>
-        </w:rPr>
-        <w:t>input</w:t>
-      </w:r>
-      <w:r>
-        <w:rPr>
-          <w:b w:val="0"/>
-        </w:rPr>
-        <w:t xml:space="preserve">, decision rule and </w:t>
-      </w:r>
-      <w:r>
-        <w:rPr>
-          <w:b/>
-        </w:rPr>
-        <w:t>output</w:t>
-      </w:r>
-      <w:r>
-        <w:rPr>
-          <w:b w:val="0"/>
-        </w:rPr>
-        <w:t>.</w:t>
-      </w:r>
-    </w:p>
-    <w:p>
-      <w:pPr>
-        <w:pStyle w:val="Heading3"/>
-      </w:pPr>
-      <w:r>
-        <w:t>Guided: restate the worked result, then name the assumption or limitation that prevents a broader conclusion.</w:t>
-      </w:r>
-    </w:p>
-    <w:p>
       <w:r>
         <w:t>________________________________________________________________</w:t>
       </w:r>
@@ -1632,49 +2702,11 @@
       </w:r>
     </w:p>
     <w:p>
-      <w:r>
-        <w:t>________________________________________________________________</w:t>
-      </w:r>
-    </w:p>
-    <w:p>
-      <w:r>
-        <w:t>________________________________________________________________</w:t>
-      </w:r>
-    </w:p>
-    <w:p>
-      <w:pPr>
-        <w:pStyle w:val="Heading3"/>
-      </w:pPr>
-      <w:r>
-        <w:t>Explain your prediction to a partner before comparing results.</w:t>
-      </w:r>
-    </w:p>
-    <w:p>
-      <w:r>
-        <w:t>________________________________________________________________</w:t>
-      </w:r>
-    </w:p>
-    <w:p>
-      <w:r>
-        <w:t>________________________________________________________________</w:t>
-      </w:r>
-    </w:p>
-    <w:p>
-      <w:r>
-        <w:t>________________________________________________________________</w:t>
-      </w:r>
-    </w:p>
-    <w:p>
-      <w:r>
-        <w:t>________________________________________________________________</w:t>
-      </w:r>
-    </w:p>
-    <w:p>
-      <w:pPr>
-        <w:pStyle w:val="Heading3"/>
-      </w:pPr>
-      <w:r>
-        <w:t>Practise with less help: Trace the worked case</w:t>
+      <w:pPr>
+        <w:pStyle w:val="Heading2"/>
+      </w:pPr>
+      <w:r>
+        <w:t>Supported W2 trace</w:t>
       </w:r>
     </w:p>
     <w:p>
@@ -1792,70 +2824,49 @@
     </w:p>
     <w:p>
       <w:pPr>
+        <w:pStyle w:val="Heading2"/>
+      </w:pPr>
+      <w:r>
+        <w:t>Individual scope check</w:t>
+      </w:r>
+    </w:p>
+    <w:p>
+      <w:pPr>
+        <w:pStyle w:val="ListBullet"/>
+      </w:pPr>
+      <w:r>
+        <w:t>Use the worked case for Performance and cost experiments. Proposed explanation: “The worked result establishes every future case”. Decide whether this explanation is supported. Point to the step or supplied fact that decides; explain your repair if needed.</w:t>
+      </w:r>
+    </w:p>
+    <w:p>
+      <w:pPr>
+        <w:pStyle w:val="ListBullet"/>
+      </w:pPr>
+      <w:r>
+        <w:t>Answer on your own before discussion. If you are unsure, say which step you need help with.</w:t>
+      </w:r>
+    </w:p>
+    <w:p>
+      <w:pPr>
+        <w:pStyle w:val="Heading2"/>
+      </w:pPr>
+      <w:r>
+        <w:t>Picture response</w:t>
+      </w:r>
+    </w:p>
+    <w:p>
+      <w:pPr>
+        <w:pStyle w:val="ListBullet"/>
+      </w:pPr>
+      <w:r>
+        <w:t>Calculate per-case seconds and cost units for A and B. Which meets a budget of at most 2 cost units per case on average, and what speed trade-off does that choice make?</w:t>
+      </w:r>
+    </w:p>
+    <w:p>
+      <w:pPr>
         <w:pStyle w:val="Heading3"/>
       </w:pPr>
       <w:r>
-        <w:t>Check your reasoning</w:t>
-      </w:r>
-    </w:p>
-    <w:p>
-      <w:pPr>
-        <w:spacing w:line="336" w:lineRule="auto" w:after="180"/>
-      </w:pPr>
-      <w:r>
-        <w:rPr>
-          <w:b w:val="0"/>
-        </w:rPr>
-        <w:t>Use the worked case for Performance and cost experiments. Proposed explanation: “The worked result establishes every future case”. Decide whether this explanation is supported.</w:t>
-      </w:r>
-    </w:p>
-    <w:p>
-      <w:pPr>
-        <w:spacing w:line="336" w:lineRule="auto" w:after="180"/>
-      </w:pPr>
-      <w:r>
-        <w:rPr>
-          <w:b w:val="0"/>
-        </w:rPr>
-        <w:t>Point to the step or supplied fact that decides; explain your repair if needed.</w:t>
-      </w:r>
-    </w:p>
-    <w:p>
-      <w:pPr>
-        <w:spacing w:line="336" w:lineRule="auto" w:after="180"/>
-      </w:pPr>
-      <w:r>
-        <w:rPr>
-          <w:b w:val="0"/>
-        </w:rPr>
-        <w:t>Answer on your own before discussion. If you are unsure, say which step you need help with.</w:t>
-      </w:r>
-    </w:p>
-    <w:p>
-      <w:pPr>
-        <w:pStyle w:val="Heading3"/>
-      </w:pPr>
-      <w:r>
-        <w:t>Explain the picture</w:t>
-      </w:r>
-    </w:p>
-    <w:p>
-      <w:pPr>
-        <w:spacing w:line="336" w:lineRule="auto" w:after="180"/>
-        <w:shd w:fill="F5F1FB"/>
-      </w:pPr>
-      <w:r>
-        <w:rPr>
-          <w:b w:val="0"/>
-        </w:rPr>
-        <w:t>Calculate per-case seconds and cost units for A and B. Which meets a budget of at most 2 cost units per case, and what speed trade-off does that choice make?</w:t>
-      </w:r>
-    </w:p>
-    <w:p>
-      <w:pPr>
-        <w:pStyle w:val="Heading3"/>
-      </w:pPr>
-      <w:r>
         <w:t>My explanation using a pictured step and the given facts</w:t>
       </w:r>
     </w:p>
@@ -1877,6 +2888,14 @@
     <w:p>
       <w:r>
         <w:t>________________________________________________________________</w:t>
+      </w:r>
+    </w:p>
+    <w:p>
+      <w:pPr>
+        <w:pStyle w:val="Heading2"/>
+      </w:pPr>
+      <w:r>
+        <w:t>Reserve the selected C/D quality case</w:t>
       </w:r>
     </w:p>
     <w:p>
@@ -1892,23 +2911,55 @@
     </w:p>
     <w:p>
       <w:pPr>
+        <w:pStyle w:val="Heading2"/>
+      </w:pPr>
+      <w:r>
+        <w:t>Earlier wording, alternatives and picture transcripts · reference / check after trying</w:t>
+      </w:r>
+    </w:p>
+    <w:p>
+      <w:pPr>
+        <w:pStyle w:val="Heading3"/>
+      </w:pPr>
+      <w:r>
+        <w:t>Practise with less help: Trace the worked case</w:t>
+      </w:r>
+    </w:p>
+    <w:p>
+      <w:pPr>
+        <w:pStyle w:val="Heading3"/>
+      </w:pPr>
+      <w:r>
+        <w:t>Check your reasoning</w:t>
+      </w:r>
+    </w:p>
+    <w:p>
+      <w:pPr>
+        <w:pStyle w:val="Heading3"/>
+      </w:pPr>
+      <w:r>
+        <w:t>Explain the picture</w:t>
+      </w:r>
+    </w:p>
+    <w:p>
+      <w:pPr>
         <w:pStyle w:val="Heading1"/>
       </w:pPr>
       <w:r>
-        <w:t>09. Run the investigation</w:t>
-      </w:r>
-    </w:p>
-    <w:p>
-      <w:r>
-        <w:t>Investigate Performance and cost experiments. Record the prediction, actual observation or labelled paper trace, explanation and next test separately.</w:t>
-      </w:r>
-    </w:p>
-    <w:p>
-      <w:pPr>
-        <w:pStyle w:val="Heading3"/>
-      </w:pPr>
-      <w:r>
-        <w:t>Predict, investigate and preserve the evidence</w:t>
+        <w:t>09. Run the complete time-summary and mean-budget investigation</w:t>
+      </w:r>
+    </w:p>
+    <w:p>
+      <w:r>
+        <w:t>Check the raw duration/quality records before the summary.</w:t>
+      </w:r>
+    </w:p>
+    <w:p>
+      <w:pPr>
+        <w:pStyle w:val="Heading2"/>
+      </w:pPr>
+      <w:r>
+        <w:t>Current four-case timing investigation</w:t>
       </w:r>
     </w:p>
     <w:p>
@@ -1932,6 +2983,125 @@
           <w:b w:val="0"/>
         </w:rPr>
         <w:t>. Show the intermediate steps and give the conclusion with its scope.</w:t>
+      </w:r>
+    </w:p>
+    <w:p>
+      <w:pPr>
+        <w:pStyle w:val="Heading2"/>
+      </w:pPr>
+      <w:r>
+        <w:t>Runnable supplied-observation audit</w:t>
+      </w:r>
+    </w:p>
+    <w:p>
+      <w:r>
+        <w:rPr>
+          <w:rFonts w:ascii="Courier New" w:hAnsi="Courier New"/>
+          <w:sz w:val="18"/>
+        </w:rPr>
+        <w:t>"""Summarize supplied durations and fictional costs; no benchmark or provider calls."""</w:t>
+        <w:br/>
+        <w:t>from math import isfinite</w:t>
+        <w:br/>
+        <w:t>from statistics import mean,median</w:t>
+        <w:br/>
+        <w:br/>
+        <w:t>def nonnegative(value):return type(value) in (int,float) and isfinite(value) and value&gt;=0</w:t>
+        <w:br/>
+        <w:br/>
+        <w:t>def summarize(rows):</w:t>
+        <w:br/>
+        <w:t xml:space="preserve"> if type(rows) is not list or not rows:raise ValueError('nonempty measured-case fixture required')</w:t>
+        <w:br/>
+        <w:t xml:space="preserve"> ids=[];durations=[];successes=[]</w:t>
+        <w:br/>
+        <w:t xml:space="preserve"> for row in rows:</w:t>
+        <w:br/>
+        <w:t xml:space="preserve">  if type(row) is not dict or set(row)!={'case_id','seconds','success'}:raise ValueError('exact supplied fields required')</w:t>
+        <w:br/>
+        <w:t xml:space="preserve">  if type(row['case_id']) is not str or not row['case_id'] or row['case_id'] in ids:raise ValueError('unique case ID required')</w:t>
+        <w:br/>
+        <w:t xml:space="preserve">  if not nonnegative(row['seconds']) or type(row['success']) is not bool:raise ValueError('valid duration and success flag required')</w:t>
+        <w:br/>
+        <w:t xml:space="preserve">  ids.append(row['case_id']);durations.append(row['seconds']);successes.append(row['success'])</w:t>
+        <w:br/>
+        <w:t xml:space="preserve"> return {'case_ids':ids,'durations':durations,'count':len(rows),'passes':sum(successes),</w:t>
+        <w:br/>
+        <w:t xml:space="preserve">         'mean_seconds':mean(durations),'median_seconds':median(durations),'max_seconds':max(durations)}</w:t>
+        <w:br/>
+        <w:t>def compare(a,b):</w:t>
+        <w:br/>
+        <w:t xml:space="preserve"> sa=summarize(a);sb=summarize(b)</w:t>
+        <w:br/>
+        <w:t xml:space="preserve"> if sa['case_ids']!=sb['case_ids']:raise ValueError('same ordered case IDs required for paired fixture')</w:t>
+        <w:br/>
+        <w:t xml:space="preserve"> return sa,sb</w:t>
+        <w:br/>
+        <w:br/>
+        <w:t>def cost_means(count,total_seconds,total_cost):</w:t>
+        <w:br/>
+        <w:t xml:space="preserve"> if type(count) is not int or count&lt;=0 or not all(nonnegative(v) for v in [total_seconds,total_cost]):</w:t>
+        <w:br/>
+        <w:t xml:space="preserve">  raise ValueError('positive count and finite nonnegative totals required')</w:t>
+        <w:br/>
+        <w:t xml:space="preserve"> return {'count':count,'mean_seconds':total_seconds/count,'mean_cost_units':total_cost/count}</w:t>
+        <w:br/>
+        <w:t>def rows(durations):return [{'case_id':'Q'+str(i+1),'seconds':s,'success':True} for i,s in enumerate(durations)]</w:t>
+        <w:br/>
+        <w:t>a,b=compare(rows([1,1,1,9]),rows([2,2,2,2]))</w:t>
+        <w:br/>
+        <w:t>assert (a['mean_seconds'],a['median_seconds'],a['max_seconds'],a['passes'])==(3,1,9,4)</w:t>
+        <w:br/>
+        <w:t>assert (b['mean_seconds'],b['median_seconds'],b['max_seconds'],b['passes'])==(2,2,2,4)</w:t>
+        <w:br/>
+        <w:t>picture_a=cost_means(6,18,12);picture_b=cost_means(6,12,18)</w:t>
+        <w:br/>
+        <w:t>mean_budget=2</w:t>
+        <w:br/>
+        <w:t>assert picture_a['mean_cost_units']&lt;=mean_budget and picture_b['mean_cost_units']&gt;mean_budget</w:t>
+        <w:br/>
+        <w:t># Added failure probe, separate from the reserved independent C/D case.</w:t>
+        <w:br/>
+        <w:t>failed_rows=rows([2,2,2,2]);failed_rows[-1]['success']=False</w:t>
+        <w:br/>
+        <w:t>failed=summarize(failed_rows)</w:t>
+        <w:br/>
+        <w:t>assert failed['count']==4 and failed['passes']==3 and len(failed['durations'])==4</w:t>
+        <w:br/>
+        <w:t>print('Main all-pass A:',a,'B:',b)</w:t>
+        <w:br/>
+        <w:t>print('Separate picture average time/cost A:',picture_a,'B:',picture_b)</w:t>
+        <w:br/>
+        <w:t>print('Mean budget at most 2 fictional units: A passes, B fails. Individual per-request cap cannot be inferred from totals.')</w:t>
+        <w:br/>
+        <w:t>print('Separate failure probe retains all four durations and reports quality:',failed)</w:t>
+        <w:br/>
+        <w:t>print('Duration scope is supplied request-start-to-final-outcome fixture time, including failed outcomes. No actual timer, repeated trials, confidence interval, currency pricing or universal winner is provided.')</w:t>
+        <w:br/>
+      </w:r>
+    </w:p>
+    <w:p>
+      <w:pPr>
+        <w:pStyle w:val="Heading2"/>
+      </w:pPr>
+      <w:r>
+        <w:t>Expected outcomes and measurement limits</w:t>
+      </w:r>
+    </w:p>
+    <w:p>
+      <w:pPr>
+        <w:pStyle w:val="ListNumber"/>
+      </w:pPr>
+      <w:r>
+        <w:t>Predict A/B means, middle pairs, medians and maxima before running or tracing. The local code retains all supplied durations and quality flags and requires matching ordered case IDs. The separate six-case picture uses only supplied totals, so computes means but no invented individual median or maximum. An added failure probe keeps all four durations while reporting 3/4 quality; it does not use the reserved C/D inputs. These are arithmetic on constructed observations, not actual timed requests, repeated benchmarks or current provider costs. Save an actual run separately from predictions, or mark a paper trace “not run”.</w:t>
+      </w:r>
+    </w:p>
+    <w:p>
+      <w:pPr>
+        <w:pStyle w:val="Heading2"/>
+      </w:pPr>
+      <w:r>
+        <w:t>Evidence ledger and reflection</w:t>
       </w:r>
     </w:p>
     <w:tbl>
@@ -2083,14 +3253,6 @@
     </w:p>
     <w:p>
       <w:pPr>
-        <w:pStyle w:val="Heading3"/>
-      </w:pPr>
-      <w:r>
-        <w:t>Plan → try → check</w:t>
-      </w:r>
-    </w:p>
-    <w:p>
-      <w:pPr>
         <w:spacing w:line="336" w:lineRule="auto" w:after="180"/>
       </w:pPr>
       <w:r>
@@ -2102,23 +3264,47 @@
     </w:p>
     <w:p>
       <w:pPr>
+        <w:pStyle w:val="Heading2"/>
+      </w:pPr>
+      <w:r>
+        <w:t>Earlier wording, alternatives and picture transcripts · reference / check after trying</w:t>
+      </w:r>
+    </w:p>
+    <w:p>
+      <w:pPr>
+        <w:pStyle w:val="Heading3"/>
+      </w:pPr>
+      <w:r>
+        <w:t>Predict, investigate and preserve the evidence</w:t>
+      </w:r>
+    </w:p>
+    <w:p>
+      <w:pPr>
+        <w:pStyle w:val="Heading3"/>
+      </w:pPr>
+      <w:r>
+        <w:t>Plan → try → check</w:t>
+      </w:r>
+    </w:p>
+    <w:p>
+      <w:pPr>
         <w:pStyle w:val="Heading1"/>
       </w:pPr>
       <w:r>
-        <w:t>10. Build your understanding</w:t>
-      </w:r>
-    </w:p>
-    <w:p>
-      <w:r>
-        <w:t>Move from recall to tracing, diagnosis and transfer in Performance and cost experiments. Explain why each step is justified.</w:t>
-      </w:r>
-    </w:p>
-    <w:p>
-      <w:pPr>
-        <w:pStyle w:val="Heading3"/>
-      </w:pPr>
-      <w:r>
-        <w:t>Explain → apply → challenge</w:t>
+        <w:t>14. Try alone: compute C/D summaries and retain D’s wrong answer</w:t>
+      </w:r>
+    </w:p>
+    <w:p>
+      <w:r>
+        <w:t>Speed does not erase a quality failure.</w:t>
+      </w:r>
+    </w:p>
+    <w:p>
+      <w:pPr>
+        <w:pStyle w:val="Heading2"/>
+      </w:pPr>
+      <w:r>
+        <w:t>Complete selected independent task</w:t>
       </w:r>
     </w:p>
     <w:p>
@@ -2129,76 +3315,217 @@
         <w:rPr>
           <w:b w:val="0"/>
         </w:rPr>
-        <w:t xml:space="preserve">Explain the weekly </w:t>
+        <w:t>C=[1, 2, 3, 10], D=[3, 3, 3, 3]. Compute means/</w:t>
       </w:r>
       <w:r>
         <w:rPr>
           <w:b/>
         </w:rPr>
-        <w:t>mechanism</w:t>
+        <w:t>median</w:t>
       </w:r>
       <w:r>
         <w:rPr>
           <w:b w:val="0"/>
         </w:rPr>
-        <w:t xml:space="preserve"> in your own words. Use the worked scenario to name its </w:t>
+        <w:t>s; one D response is wrong.</w:t>
+      </w:r>
+    </w:p>
+    <w:p>
+      <w:pPr>
+        <w:pStyle w:val="Heading2"/>
+      </w:pPr>
+      <w:r>
+        <w:t>First attempt and support record</w:t>
+      </w:r>
+    </w:p>
+    <w:p>
+      <w:pPr>
+        <w:pStyle w:val="Heading3"/>
+      </w:pPr>
+      <w:r>
+        <w:t>My independent explanation, trace and limits</w:t>
+      </w:r>
+    </w:p>
+    <w:p>
+      <w:r>
+        <w:t>________________________________________________________________</w:t>
+      </w:r>
+    </w:p>
+    <w:p>
+      <w:r>
+        <w:t>________________________________________________________________</w:t>
+      </w:r>
+    </w:p>
+    <w:p>
+      <w:r>
+        <w:t>________________________________________________________________</w:t>
+      </w:r>
+    </w:p>
+    <w:p>
+      <w:r>
+        <w:t>________________________________________________________________</w:t>
+      </w:r>
+    </w:p>
+    <w:p>
+      <w:r>
+        <w:t>________________________________________________________________</w:t>
+      </w:r>
+    </w:p>
+    <w:p>
+      <w:r>
+        <w:t>________________________________________________________________</w:t>
+      </w:r>
+    </w:p>
+    <w:p>
+      <w:r>
+        <w:t>________________________________________________________________</w:t>
+      </w:r>
+    </w:p>
+    <w:p>
+      <w:pPr>
+        <w:spacing w:line="336" w:lineRule="auto" w:after="180"/>
+      </w:pPr>
+      <w:r>
+        <w:rPr>
+          <w:b w:val="0"/>
+        </w:rPr>
+        <w:t>Attempt this case before feedback. Record any help. Earlier examples below are further practice; a case already practised with feedback cannot establish fresh transfer.</w:t>
+      </w:r>
+    </w:p>
+    <w:p>
+      <w:pPr>
+        <w:pStyle w:val="Heading2"/>
+      </w:pPr>
+      <w:r>
+        <w:t>Feedback after trying</w:t>
+      </w:r>
+    </w:p>
+    <w:p>
+      <w:pPr>
+        <w:spacing w:line="336" w:lineRule="auto" w:after="180"/>
+      </w:pPr>
+      <w:r>
+        <w:rPr>
+          <w:b w:val="0"/>
+        </w:rPr>
+        <w:t>Attempt the independent case before hints. Record whether you worked alone, used a hint or followed a model. After feedback, fix the first unsupported step and explain why it changed.</w:t>
+      </w:r>
+    </w:p>
+    <w:p>
+      <w:pPr>
+        <w:spacing w:line="336" w:lineRule="auto" w:after="180"/>
+      </w:pPr>
+      <w:r>
+        <w:rPr>
+          <w:b w:val="0"/>
+        </w:rPr>
+        <w:t>A later check uses a changed case, not a copied answer.</w:t>
+      </w:r>
+    </w:p>
+    <w:p>
+      <w:pPr>
+        <w:pStyle w:val="Heading2"/>
+      </w:pPr>
+      <w:r>
+        <w:t>Earlier wording, alternatives and picture transcripts · reference / check after trying</w:t>
+      </w:r>
+    </w:p>
+    <w:p>
+      <w:pPr>
+        <w:pStyle w:val="Heading3"/>
+      </w:pPr>
+      <w:r>
+        <w:t>Independent case: Apply a new case independently</w:t>
+      </w:r>
+    </w:p>
+    <w:p>
+      <w:pPr>
+        <w:pStyle w:val="Heading3"/>
+      </w:pPr>
+      <w:r>
+        <w:t>Attempt this without hints</w:t>
+      </w:r>
+    </w:p>
+    <w:p>
+      <w:pPr>
+        <w:spacing w:line="336" w:lineRule="auto" w:after="180"/>
+      </w:pPr>
+      <w:r>
+        <w:rPr>
+          <w:b w:val="0"/>
+        </w:rPr>
+        <w:t>C=[1, 2, 3, 10], D=[3, 3, 3, 3]. Compute means/</w:t>
       </w:r>
       <w:r>
         <w:rPr>
           <w:b/>
         </w:rPr>
-        <w:t>input</w:t>
+        <w:t>median</w:t>
       </w:r>
       <w:r>
         <w:rPr>
           <w:b w:val="0"/>
         </w:rPr>
-        <w:t xml:space="preserve">, decision rule and </w:t>
-      </w:r>
-      <w:r>
-        <w:rPr>
-          <w:b/>
-        </w:rPr>
-        <w:t>output</w:t>
-      </w:r>
+        <w:t>s; one D response is wrong.</w:t>
+      </w:r>
+    </w:p>
+    <w:p>
+      <w:pPr>
+        <w:pStyle w:val="Heading3"/>
+      </w:pPr>
+      <w:r>
+        <w:t>My independent procedure, result and limitation</w:t>
+      </w:r>
+    </w:p>
+    <w:p>
+      <w:r>
+        <w:t>________________________________________________________________</w:t>
+      </w:r>
+    </w:p>
+    <w:p>
+      <w:r>
+        <w:t>________________________________________________________________</w:t>
+      </w:r>
+    </w:p>
+    <w:p>
+      <w:r>
+        <w:t>________________________________________________________________</w:t>
+      </w:r>
+    </w:p>
+    <w:p>
+      <w:r>
+        <w:t>________________________________________________________________</w:t>
+      </w:r>
+    </w:p>
+    <w:p>
+      <w:r>
+        <w:t>________________________________________________________________</w:t>
+      </w:r>
+    </w:p>
+    <w:p>
+      <w:r>
+        <w:t>________________________________________________________________</w:t>
+      </w:r>
+    </w:p>
+    <w:p>
+      <w:r>
+        <w:t>________________________________________________________________</w:t>
+      </w:r>
+    </w:p>
+    <w:p>
+      <w:r>
+        <w:t>________________________________________________________________</w:t>
+      </w:r>
+    </w:p>
+    <w:p>
+      <w:pPr>
+        <w:spacing w:line="336" w:lineRule="auto" w:after="180"/>
+      </w:pPr>
       <w:r>
         <w:rPr>
           <w:b w:val="0"/>
         </w:rPr>
-        <w:t>.</w:t>
-      </w:r>
-    </w:p>
-    <w:p>
-      <w:pPr>
-        <w:spacing w:line="336" w:lineRule="auto" w:after="180"/>
-      </w:pPr>
-      <w:r>
-        <w:rPr>
-          <w:b w:val="0"/>
-        </w:rPr>
-        <w:t>A report omits this qualification: Resource improvement under one workload is not universal efficiency or equal quality. Explain how omitting it could change a reader's interpretation, and write an accurate replacement.</w:t>
-      </w:r>
-    </w:p>
-    <w:p>
-      <w:pPr>
-        <w:spacing w:line="336" w:lineRule="auto" w:after="180"/>
-      </w:pPr>
-      <w:r>
-        <w:rPr>
-          <w:b w:val="0"/>
-        </w:rPr>
-        <w:t>For the worked scenario, propose one additional case that could reveal a failure, describe its expected outcome before running it, and explain what would need to remain fixed for a fair comparison.</w:t>
-      </w:r>
-    </w:p>
-    <w:p>
-      <w:pPr>
-        <w:spacing w:line="336" w:lineRule="auto" w:after="180"/>
-      </w:pPr>
-      <w:r>
-        <w:rPr>
-          <w:b w:val="0"/>
-        </w:rPr>
-        <w:t>Do not reuse W4 as a new final test after receiving feedback.</w:t>
+        <w:t>Record support used: none, hint or teacher explanation. After feedback, a different case is needed to demonstrate independence.</w:t>
       </w:r>
     </w:p>
     <w:p>
@@ -2206,32 +3533,7 @@
         <w:pStyle w:val="Heading3"/>
       </w:pPr>
       <w:r>
-        <w:t>Explain which evidence supports your conclusion and which claim remains unproved.</w:t>
-      </w:r>
-    </w:p>
-    <w:p>
-      <w:r>
-        <w:t>________________________________________________________________</w:t>
-      </w:r>
-    </w:p>
-    <w:p>
-      <w:r>
-        <w:t>________________________________________________________________</w:t>
-      </w:r>
-    </w:p>
-    <w:p>
-      <w:r>
-        <w:t>________________________________________________________________</w:t>
-      </w:r>
-    </w:p>
-    <w:p>
-      <w:r>
-        <w:t>________________________________________________________________</w:t>
-      </w:r>
-    </w:p>
-    <w:p>
-      <w:r>
-        <w:t>________________________________________________________________</w:t>
+        <w:t>Use feedback to improve</w:t>
       </w:r>
     </w:p>
     <w:p>
@@ -2239,12 +3541,20 @@
         <w:pStyle w:val="Heading1"/>
       </w:pPr>
       <w:r>
-        <w:t>11. Connect your project</w:t>
-      </w:r>
-    </w:p>
-    <w:p>
-      <w:r>
-        <w:t>Apply this week’s idea to Grounded Learning Service. Keep an annotated decision and the evidence supporting it.</w:t>
+        <w:t>11. Save matched case IDs, timing scope and quality beside cost</w:t>
+      </w:r>
+    </w:p>
+    <w:p>
+      <w:r>
+        <w:t>Keep failed cases and slow observations in the record.</w:t>
+      </w:r>
+    </w:p>
+    <w:p>
+      <w:pPr>
+        <w:pStyle w:val="Heading2"/>
+      </w:pPr>
+      <w:r>
+        <w:t>Project task and artifact</w:t>
       </w:r>
     </w:p>
     <w:p>
@@ -2435,10 +3745,10 @@
     </w:tbl>
     <w:p>
       <w:pPr>
-        <w:pStyle w:val="Heading3"/>
-      </w:pPr>
-      <w:r>
-        <w:t>Evidence for your project</w:t>
+        <w:pStyle w:val="Heading2"/>
+      </w:pPr>
+      <w:r>
+        <w:t>Actual arithmetic run or paper trace and limitations</w:t>
       </w:r>
     </w:p>
     <w:p>
@@ -2466,15 +3776,88 @@
     </w:p>
     <w:p>
       <w:pPr>
+        <w:pStyle w:val="Heading2"/>
+      </w:pPr>
+      <w:r>
+        <w:t>Earlier wording, alternatives and picture transcripts · reference / check after trying</w:t>
+      </w:r>
+    </w:p>
+    <w:p>
+      <w:pPr>
+        <w:pStyle w:val="Heading3"/>
+      </w:pPr>
+      <w:r>
+        <w:t>Evidence for your project</w:t>
+      </w:r>
+    </w:p>
+    <w:p>
+      <w:pPr>
         <w:pStyle w:val="Heading1"/>
       </w:pPr>
       <w:r>
-        <w:t>12. Show what you know</w:t>
-      </w:r>
-    </w:p>
-    <w:p>
-      <w:r>
-        <w:t>Use a genuinely new case for independent evidence. Previously discussed examples remain practice; use the separately named independent case before feedback.</w:t>
+        <w:t>16. Explain the trade-off without inventing a universal winner</w:t>
+      </w:r>
+    </w:p>
+    <w:p>
+      <w:r>
+        <w:t>Name the objective, constraints and remaining measurement gaps.</w:t>
+      </w:r>
+    </w:p>
+    <w:p>
+      <w:pPr>
+        <w:pStyle w:val="Heading2"/>
+      </w:pPr>
+      <w:r>
+        <w:t>Retrieve and explain</w:t>
+      </w:r>
+    </w:p>
+    <w:p>
+      <w:pPr>
+        <w:pStyle w:val="ListBullet"/>
+      </w:pPr>
+      <w:r>
+        <w:t>Close your notes. Explain this goal in your own words: Explain the mechanism and terminology of performance and cost experiments</w:t>
+      </w:r>
+    </w:p>
+    <w:p>
+      <w:pPr>
+        <w:pStyle w:val="Heading3"/>
+      </w:pPr>
+      <w:r>
+        <w:t>My deciding step, evidence and one remaining question</w:t>
+      </w:r>
+    </w:p>
+    <w:p>
+      <w:r>
+        <w:t>________________________________________________________________</w:t>
+      </w:r>
+    </w:p>
+    <w:p>
+      <w:r>
+        <w:t>________________________________________________________________</w:t>
+      </w:r>
+    </w:p>
+    <w:p>
+      <w:r>
+        <w:t>________________________________________________________________</w:t>
+      </w:r>
+    </w:p>
+    <w:p>
+      <w:r>
+        <w:t>________________________________________________________________</w:t>
+      </w:r>
+    </w:p>
+    <w:p>
+      <w:r>
+        <w:t>________________________________________________________________</w:t>
+      </w:r>
+    </w:p>
+    <w:p>
+      <w:pPr>
+        <w:pStyle w:val="Heading2"/>
+      </w:pPr>
+      <w:r>
+        <w:t>Plan a changed-case return</w:t>
       </w:r>
     </w:p>
     <w:p>
@@ -2485,62 +3868,31 @@
         <w:rPr>
           <w:b w:val="0"/>
         </w:rPr>
-        <w:t>Complete the supported workbook tasks before attempting W4 independently. Record any hints or help used. After feedback, use the teacher's fresh retry rather than copying the earlier answer.</w:t>
-      </w:r>
-    </w:p>
-    <w:p>
-      <w:pPr>
-        <w:spacing w:line="336" w:lineRule="auto" w:after="180"/>
-      </w:pPr>
+        <w:t xml:space="preserve">If you are unsure, return to the worked picture and explain one arrow. If you are ready, change an </w:t>
+      </w:r>
+      <w:r>
+        <w:rPr>
+          <w:b/>
+        </w:rPr>
+        <w:t>input</w:t>
+      </w:r>
       <w:r>
         <w:rPr>
           <w:b w:val="0"/>
         </w:rPr>
-        <w:t>For a project, select a relevant new case, predict the outcome from the declared rule and preserve the result alongside any revision.</w:t>
-      </w:r>
-    </w:p>
-    <w:p>
-      <w:pPr>
-        <w:pStyle w:val="Heading3"/>
-      </w:pPr>
-      <w:r>
-        <w:t>Exit: propose one revealing change to the worked scenario. State the expected outcome and the evidence that would make you revise your explanation.</w:t>
-      </w:r>
-    </w:p>
-    <w:p>
-      <w:r>
-        <w:t>________________________________________________________________</w:t>
-      </w:r>
-    </w:p>
-    <w:p>
-      <w:r>
-        <w:t>________________________________________________________________</w:t>
-      </w:r>
-    </w:p>
-    <w:p>
-      <w:r>
-        <w:t>________________________________________________________________</w:t>
-      </w:r>
-    </w:p>
-    <w:p>
-      <w:r>
-        <w:t>________________________________________________________________</w:t>
-      </w:r>
-    </w:p>
-    <w:p>
-      <w:r>
-        <w:t>________________________________________________________________</w:t>
-      </w:r>
-    </w:p>
-    <w:p>
-      <w:pPr>
-        <w:spacing w:line="336" w:lineRule="auto" w:after="180"/>
-      </w:pPr>
+        <w:t xml:space="preserve"> or assumption and justify your </w:t>
+      </w:r>
+      <w:r>
+        <w:rPr>
+          <w:b/>
+        </w:rPr>
+        <w:t>prediction</w:t>
+      </w:r>
       <w:r>
         <w:rPr>
           <w:b w:val="0"/>
         </w:rPr>
-        <w:t>For the worked scenario, propose one additional case that could reveal a failure, describe its expected outcome before running it, and explain what would need to remain fixed for a fair comparison.</w:t>
+        <w:t>.</w:t>
       </w:r>
     </w:p>
     <w:p>
@@ -2551,14 +3903,336 @@
         <w:rPr>
           <w:b w:val="0"/>
         </w:rPr>
-        <w:t>Do not reuse W4 as a new final test after receiving feedback.</w:t>
-      </w:r>
-    </w:p>
+        <w:t xml:space="preserve">Save your workbook </w:t>
+      </w:r>
+      <w:r>
+        <w:rPr>
+          <w:b/>
+        </w:rPr>
+        <w:t>evidence</w:t>
+      </w:r>
+      <w:r>
+        <w:rPr>
+          <w:b w:val="0"/>
+        </w:rPr>
+        <w:t>. At the next review, try a different case before opening your old answer.</w:t>
+      </w:r>
+    </w:p>
+    <w:p>
+      <w:pPr>
+        <w:pStyle w:val="Heading1"/>
+      </w:pPr>
+      <w:r>
+        <w:t>Reference bank and extra practice</w:t>
+      </w:r>
+    </w:p>
+    <w:p>
+      <w:pPr>
+        <w:pStyle w:val="Heading1"/>
+      </w:pPr>
+      <w:r>
+        <w:t>05. Reference · Use service vocabulary precisely</w:t>
+      </w:r>
+    </w:p>
+    <w:p>
+      <w:r>
+        <w:t>Connect each term to an input, operation, evidence source or outcome.</w:t>
+      </w:r>
+    </w:p>
+    <w:p>
+      <w:pPr>
+        <w:pStyle w:val="Heading2"/>
+      </w:pPr>
+      <w:r>
+        <w:t>Vocabulary and your explanation</w:t>
+      </w:r>
+    </w:p>
+    <w:tbl>
+      <w:tblPr>
+        <w:tblStyle w:val="LightShading-Accent1"/>
+        <w:tblW w:type="auto" w:w="0"/>
+        <w:tblLook w:firstColumn="1" w:firstRow="1" w:lastColumn="0" w:lastRow="0" w:noHBand="0" w:noVBand="1" w:val="04A0"/>
+      </w:tblPr>
+      <w:tblGrid>
+        <w:gridCol w:w="5112"/>
+        <w:gridCol w:w="5112"/>
+      </w:tblGrid>
+      <w:tr>
+        <w:trPr>
+          <w:tblHeader/>
+        </w:trPr>
+        <w:tc>
+          <w:tcPr>
+            <w:tcW w:type="dxa" w:w="5112"/>
+          </w:tcPr>
+          <w:p>
+            <w:r>
+              <w:t>Word</w:t>
+            </w:r>
+          </w:p>
+        </w:tc>
+        <w:tc>
+          <w:tcPr>
+            <w:tcW w:type="dxa" w:w="5112"/>
+          </w:tcPr>
+          <w:p>
+            <w:r>
+              <w:t>Meaning</w:t>
+            </w:r>
+          </w:p>
+        </w:tc>
+      </w:tr>
+      <w:tr>
+        <w:tc>
+          <w:tcPr>
+            <w:tcW w:type="dxa" w:w="5112"/>
+          </w:tcPr>
+          <w:p>
+            <w:r>
+              <w:t>Matched workload</w:t>
+            </w:r>
+          </w:p>
+        </w:tc>
+        <w:tc>
+          <w:tcPr>
+            <w:tcW w:type="dxa" w:w="5112"/>
+          </w:tcPr>
+          <w:p>
+            <w:r>
+              <w:t>The same task cases used for comparison</w:t>
+            </w:r>
+          </w:p>
+        </w:tc>
+      </w:tr>
+      <w:tr>
+        <w:tc>
+          <w:tcPr>
+            <w:tcW w:type="dxa" w:w="5112"/>
+          </w:tcPr>
+          <w:p>
+            <w:r>
+              <w:t>Median</w:t>
+            </w:r>
+          </w:p>
+        </w:tc>
+        <w:tc>
+          <w:tcPr>
+            <w:tcW w:type="dxa" w:w="5112"/>
+          </w:tcPr>
+          <w:p>
+            <w:r>
+              <w:t>The middle of ordered values under a declared convention</w:t>
+            </w:r>
+          </w:p>
+        </w:tc>
+      </w:tr>
+      <w:tr>
+        <w:tc>
+          <w:tcPr>
+            <w:tcW w:type="dxa" w:w="5112"/>
+          </w:tcPr>
+          <w:p>
+            <w:r>
+              <w:t>Tail latency</w:t>
+            </w:r>
+          </w:p>
+        </w:tc>
+        <w:tc>
+          <w:tcPr>
+            <w:tcW w:type="dxa" w:w="5112"/>
+          </w:tcPr>
+          <w:p>
+            <w:r>
+              <w:t>Slow outcomes hidden by typical-value summaries</w:t>
+            </w:r>
+          </w:p>
+        </w:tc>
+      </w:tr>
+    </w:tbl>
     <w:p>
       <w:pPr>
         <w:pStyle w:val="Heading3"/>
       </w:pPr>
       <w:r>
+        <w:t>Use two terms to explain a step in this week’s example.</w:t>
+      </w:r>
+    </w:p>
+    <w:p>
+      <w:r>
+        <w:t>________________________________________________________________</w:t>
+      </w:r>
+    </w:p>
+    <w:p>
+      <w:r>
+        <w:t>________________________________________________________________</w:t>
+      </w:r>
+    </w:p>
+    <w:p>
+      <w:r>
+        <w:t>________________________________________________________________</w:t>
+      </w:r>
+    </w:p>
+    <w:p>
+      <w:pPr>
+        <w:pStyle w:val="Heading1"/>
+      </w:pPr>
+      <w:r>
+        <w:t>10. Extra challenge · Explain a stronger case</w:t>
+      </w:r>
+    </w:p>
+    <w:p>
+      <w:r>
+        <w:t>Choose the next challenge after the main route.</w:t>
+      </w:r>
+    </w:p>
+    <w:p>
+      <w:pPr>
+        <w:pStyle w:val="Heading2"/>
+      </w:pPr>
+      <w:r>
+        <w:t>Explain,repair and extend</w:t>
+      </w:r>
+    </w:p>
+    <w:p>
+      <w:pPr>
+        <w:pStyle w:val="Heading3"/>
+      </w:pPr>
+      <w:r>
+        <w:t>Explain → apply → challenge</w:t>
+      </w:r>
+    </w:p>
+    <w:p>
+      <w:pPr>
+        <w:pStyle w:val="ListBullet"/>
+      </w:pPr>
+      <w:r>
+        <w:t>Explain the weekly mechanism in your own words. Use the worked scenario to name its input, decision rule and output.</w:t>
+      </w:r>
+    </w:p>
+    <w:p>
+      <w:pPr>
+        <w:pStyle w:val="ListBullet"/>
+      </w:pPr>
+      <w:r>
+        <w:t>A report omits this qualification: Resource improvement under one workload is not universal efficiency or equal quality. Explain how omitting it could change a reader's interpretation, and write an accurate replacement.</w:t>
+      </w:r>
+    </w:p>
+    <w:p>
+      <w:pPr>
+        <w:pStyle w:val="ListBullet"/>
+      </w:pPr>
+      <w:r>
+        <w:t>For the worked scenario, propose one additional case that could reveal a failure, describe its expected outcome before running it, and explain what would need to remain fixed for a fair comparison. Do not reuse W4 as a new final test after receiving feedback.</w:t>
+      </w:r>
+    </w:p>
+    <w:p>
+      <w:pPr>
+        <w:pStyle w:val="Heading3"/>
+      </w:pPr>
+      <w:r>
+        <w:t>Explain which evidence supports your conclusion and which claim remains unproved.</w:t>
+      </w:r>
+    </w:p>
+    <w:p>
+      <w:r>
+        <w:t>________________________________________________________________</w:t>
+      </w:r>
+    </w:p>
+    <w:p>
+      <w:r>
+        <w:t>________________________________________________________________</w:t>
+      </w:r>
+    </w:p>
+    <w:p>
+      <w:r>
+        <w:t>________________________________________________________________</w:t>
+      </w:r>
+    </w:p>
+    <w:p>
+      <w:r>
+        <w:t>________________________________________________________________</w:t>
+      </w:r>
+    </w:p>
+    <w:p>
+      <w:r>
+        <w:t>________________________________________________________________</w:t>
+      </w:r>
+    </w:p>
+    <w:p>
+      <w:pPr>
+        <w:pStyle w:val="Heading1"/>
+      </w:pPr>
+      <w:r>
+        <w:t>12. Reference · Check the service reasoning and its limits</w:t>
+      </w:r>
+    </w:p>
+    <w:p>
+      <w:r>
+        <w:t>Use after practice; keep the selected independent case for its first attempt.</w:t>
+      </w:r>
+    </w:p>
+    <w:p>
+      <w:pPr>
+        <w:pStyle w:val="Heading2"/>
+      </w:pPr>
+      <w:r>
+        <w:t>Current explanation and response</w:t>
+      </w:r>
+    </w:p>
+    <w:p>
+      <w:pPr>
+        <w:pStyle w:val="ListBullet"/>
+      </w:pPr>
+      <w:r>
+        <w:t>Complete the supported workbook tasks before attempting W4 independently. Record any hints or help used. After feedback, use the teacher's fresh retry rather than copying the earlier answer. For a project, select a relevant new case, predict the outcome from the declared rule and preserve the result alongside any revision.</w:t>
+      </w:r>
+    </w:p>
+    <w:p>
+      <w:pPr>
+        <w:pStyle w:val="Heading3"/>
+      </w:pPr>
+      <w:r>
+        <w:t>Exit: propose one revealing change to the worked scenario. State the expected outcome and the evidence that would make you revise your explanation.</w:t>
+      </w:r>
+    </w:p>
+    <w:p>
+      <w:r>
+        <w:t>________________________________________________________________</w:t>
+      </w:r>
+    </w:p>
+    <w:p>
+      <w:r>
+        <w:t>________________________________________________________________</w:t>
+      </w:r>
+    </w:p>
+    <w:p>
+      <w:r>
+        <w:t>________________________________________________________________</w:t>
+      </w:r>
+    </w:p>
+    <w:p>
+      <w:r>
+        <w:t>________________________________________________________________</w:t>
+      </w:r>
+    </w:p>
+    <w:p>
+      <w:r>
+        <w:t>________________________________________________________________</w:t>
+      </w:r>
+    </w:p>
+    <w:p>
+      <w:pPr>
+        <w:pStyle w:val="ListBullet"/>
+      </w:pPr>
+      <w:r>
+        <w:t>For the worked scenario, propose one additional case that could reveal a failure, describe its expected outcome before running it, and explain what would need to remain fixed for a fair comparison. Do not reuse W4 as a new final test after receiving feedback.</w:t>
+      </w:r>
+    </w:p>
+    <w:p>
+      <w:pPr>
+        <w:pStyle w:val="Heading3"/>
+      </w:pPr>
+      <w:r>
         <w:t>My limited claim and a useful next check</w:t>
       </w:r>
     </w:p>
@@ -2587,12 +4261,20 @@
         <w:pStyle w:val="Heading1"/>
       </w:pPr>
       <w:r>
-        <w:t>13. Study a complete case</w:t>
-      </w:r>
-    </w:p>
-    <w:p>
-      <w:r>
-        <w:t>Revisit the complete Performance and cost experiments case for supported practice. Repeated examples do not become fresh assessments.</w:t>
+        <w:t>13. Extra practice · Revisit the complete trace</w:t>
+      </w:r>
+    </w:p>
+    <w:p>
+      <w:r>
+        <w:t>Predict before reading the supplied steps.</w:t>
+      </w:r>
+    </w:p>
+    <w:p>
+      <w:pPr>
+        <w:pStyle w:val="Heading2"/>
+      </w:pPr>
+      <w:r>
+        <w:t>Complete trace and evidence</w:t>
       </w:r>
     </w:p>
     <w:p>
@@ -2761,230 +4443,20 @@
         <w:pStyle w:val="Heading1"/>
       </w:pPr>
       <w:r>
-        <w:t>14. Try a new case independently</w:t>
-      </w:r>
-    </w:p>
-    <w:p>
-      <w:r>
-        <w:t>Attempt the reserved new case before feedback. Record support; the earlier examples below remain additional practice.</w:t>
-      </w:r>
-    </w:p>
-    <w:p>
-      <w:pPr>
-        <w:pStyle w:val="Heading3"/>
-      </w:pPr>
-      <w:r>
-        <w:t>Independent case: Apply a new case independently</w:t>
-      </w:r>
-    </w:p>
-    <w:p>
-      <w:pPr>
-        <w:spacing w:line="336" w:lineRule="auto" w:after="180"/>
-      </w:pPr>
-      <w:r>
-        <w:rPr>
-          <w:b w:val="0"/>
-        </w:rPr>
-        <w:t>C=[1, 2, 3, 10], D=[3, 3, 3, 3]. Compute means/</w:t>
-      </w:r>
-      <w:r>
-        <w:rPr>
-          <w:b/>
-        </w:rPr>
-        <w:t>median</w:t>
-      </w:r>
-      <w:r>
-        <w:rPr>
-          <w:b w:val="0"/>
-        </w:rPr>
-        <w:t>s; one D response is wrong.</w:t>
-      </w:r>
-    </w:p>
-    <w:p>
-      <w:pPr>
-        <w:pStyle w:val="Heading3"/>
-      </w:pPr>
-      <w:r>
-        <w:t>My independent explanation, trace and limits</w:t>
-      </w:r>
-    </w:p>
-    <w:p>
-      <w:r>
-        <w:t>________________________________________________________________</w:t>
-      </w:r>
-    </w:p>
-    <w:p>
-      <w:r>
-        <w:t>________________________________________________________________</w:t>
-      </w:r>
-    </w:p>
-    <w:p>
-      <w:r>
-        <w:t>________________________________________________________________</w:t>
-      </w:r>
-    </w:p>
-    <w:p>
-      <w:r>
-        <w:t>________________________________________________________________</w:t>
-      </w:r>
-    </w:p>
-    <w:p>
-      <w:r>
-        <w:t>________________________________________________________________</w:t>
-      </w:r>
-    </w:p>
-    <w:p>
-      <w:r>
-        <w:t>________________________________________________________________</w:t>
-      </w:r>
-    </w:p>
-    <w:p>
-      <w:r>
-        <w:t>________________________________________________________________</w:t>
-      </w:r>
-    </w:p>
-    <w:p>
-      <w:pPr>
-        <w:spacing w:line="336" w:lineRule="auto" w:after="180"/>
-      </w:pPr>
-      <w:r>
-        <w:rPr>
-          <w:b w:val="0"/>
-        </w:rPr>
-        <w:t>Attempt this case before feedback. Record any help. Earlier examples below are further practice; a case already practised with feedback cannot establish fresh transfer.</w:t>
-      </w:r>
-    </w:p>
-    <w:p>
-      <w:pPr>
-        <w:pStyle w:val="Heading3"/>
-      </w:pPr>
-      <w:r>
-        <w:t>Attempt this without hints</w:t>
-      </w:r>
-    </w:p>
-    <w:p>
-      <w:pPr>
-        <w:spacing w:line="336" w:lineRule="auto" w:after="180"/>
-      </w:pPr>
-      <w:r>
-        <w:rPr>
-          <w:b w:val="0"/>
-        </w:rPr>
-        <w:t>C=[1, 2, 3, 10], D=[3, 3, 3, 3]. Compute means/</w:t>
-      </w:r>
-      <w:r>
-        <w:rPr>
-          <w:b/>
-        </w:rPr>
-        <w:t>median</w:t>
-      </w:r>
-      <w:r>
-        <w:rPr>
-          <w:b w:val="0"/>
-        </w:rPr>
-        <w:t>s; one D response is wrong.</w:t>
-      </w:r>
-    </w:p>
-    <w:p>
-      <w:pPr>
-        <w:pStyle w:val="Heading3"/>
-      </w:pPr>
-      <w:r>
-        <w:t>My independent procedure, result and limitation</w:t>
-      </w:r>
-    </w:p>
-    <w:p>
-      <w:r>
-        <w:t>________________________________________________________________</w:t>
-      </w:r>
-    </w:p>
-    <w:p>
-      <w:r>
-        <w:t>________________________________________________________________</w:t>
-      </w:r>
-    </w:p>
-    <w:p>
-      <w:r>
-        <w:t>________________________________________________________________</w:t>
-      </w:r>
-    </w:p>
-    <w:p>
-      <w:r>
-        <w:t>________________________________________________________________</w:t>
-      </w:r>
-    </w:p>
-    <w:p>
-      <w:r>
-        <w:t>________________________________________________________________</w:t>
-      </w:r>
-    </w:p>
-    <w:p>
-      <w:r>
-        <w:t>________________________________________________________________</w:t>
-      </w:r>
-    </w:p>
-    <w:p>
-      <w:r>
-        <w:t>________________________________________________________________</w:t>
-      </w:r>
-    </w:p>
-    <w:p>
-      <w:r>
-        <w:t>________________________________________________________________</w:t>
-      </w:r>
-    </w:p>
-    <w:p>
-      <w:pPr>
-        <w:spacing w:line="336" w:lineRule="auto" w:after="180"/>
-      </w:pPr>
-      <w:r>
-        <w:rPr>
-          <w:b w:val="0"/>
-        </w:rPr>
-        <w:t>Record support used: none, hint or teacher explanation. After feedback, a different case is needed to demonstrate independence.</w:t>
-      </w:r>
-    </w:p>
-    <w:p>
-      <w:pPr>
-        <w:pStyle w:val="Heading3"/>
-      </w:pPr>
-      <w:r>
-        <w:t>Use feedback to improve</w:t>
-      </w:r>
-    </w:p>
-    <w:p>
-      <w:pPr>
-        <w:spacing w:line="336" w:lineRule="auto" w:after="180"/>
-      </w:pPr>
-      <w:r>
-        <w:rPr>
-          <w:b w:val="0"/>
-        </w:rPr>
-        <w:t>Attempt the independent case before hints. Record whether you worked alone, used a hint or followed a model. After feedback, fix the first unsupported step and explain why it changed.</w:t>
-      </w:r>
-    </w:p>
-    <w:p>
-      <w:pPr>
-        <w:spacing w:line="336" w:lineRule="auto" w:after="180"/>
-      </w:pPr>
-      <w:r>
-        <w:rPr>
-          <w:b w:val="0"/>
-        </w:rPr>
-        <w:t>A later check uses a changed case, not a copied answer.</w:t>
-      </w:r>
-    </w:p>
-    <w:p>
-      <w:pPr>
-        <w:pStyle w:val="Heading1"/>
-      </w:pPr>
-      <w:r>
-        <w:t>15. Your lesson route</w:t>
-      </w:r>
-    </w:p>
-    <w:p>
-      <w:r>
-        <w:t>Use this map to navigate Performance and cost experiments, connect the goals to tasks and keep one evidence record for each attempt.</w:t>
+        <w:t>15. Reference · The earlier route checklist</w:t>
+      </w:r>
+    </w:p>
+    <w:p>
+      <w:r>
+        <w:t>Use one main route rather than repeating the lesson.</w:t>
+      </w:r>
+    </w:p>
+    <w:p>
+      <w:pPr>
+        <w:pStyle w:val="Heading2"/>
+      </w:pPr>
+      <w:r>
+        <w:t>Targets,route and first prediction</w:t>
       </w:r>
     </w:p>
     <w:p>
@@ -3163,12 +4635,117 @@
         <w:pStyle w:val="Heading1"/>
       </w:pPr>
       <w:r>
-        <w:t>16. Finish and return</w:t>
-      </w:r>
-    </w:p>
-    <w:p>
-      <w:r>
-        <w:t>Explain Performance and cost experiments without notes, identify a remaining question and plan a later check with a changed case.</w:t>
+        <w:t>17. Extra practice · Predict,check and repair</w:t>
+      </w:r>
+    </w:p>
+    <w:p>
+      <w:r>
+        <w:t>Keep supported feedback separate from the independent case.</w:t>
+      </w:r>
+    </w:p>
+    <w:p>
+      <w:pPr>
+        <w:pStyle w:val="Heading2"/>
+      </w:pPr>
+      <w:r>
+        <w:t>First supported question and optional hint</w:t>
+      </w:r>
+    </w:p>
+    <w:p>
+      <w:pPr>
+        <w:pStyle w:val="ListBullet"/>
+      </w:pPr>
+      <w:r>
+        <w:t>Measure time and cost. Two fixed configurations answer the same six questions and meet the same quality rubric.</w:t>
+      </w:r>
+    </w:p>
+    <w:p>
+      <w:pPr>
+        <w:pStyle w:val="Heading3"/>
+      </w:pPr>
+      <w:r>
+        <w:t>Practice 1: explain the deciding evidence</w:t>
+      </w:r>
+    </w:p>
+    <w:p>
+      <w:pPr>
+        <w:pStyle w:val="ListBullet"/>
+      </w:pPr>
+      <w:r>
+        <w:t>Which labelled step matches this detail? B saves one second but costs one extra unit per case.</w:t>
+      </w:r>
+    </w:p>
+    <w:p>
+      <w:pPr>
+        <w:pStyle w:val="ListBullet"/>
+      </w:pPr>
+      <w:r>
+        <w:t>1. Compute mean cost</w:t>
+      </w:r>
+    </w:p>
+    <w:p>
+      <w:pPr>
+        <w:pStyle w:val="ListBullet"/>
+      </w:pPr>
+      <w:r>
+        <w:t>2. Compute mean time</w:t>
+      </w:r>
+    </w:p>
+    <w:p>
+      <w:pPr>
+        <w:pStyle w:val="ListBullet"/>
+      </w:pPr>
+      <w:r>
+        <w:t>3. Compare trade-off</w:t>
+      </w:r>
+    </w:p>
+    <w:p>
+      <w:pPr>
+        <w:pStyle w:val="Heading3"/>
+      </w:pPr>
+      <w:r>
+        <w:t>My selected conclusion, deciding fact and explanation</w:t>
+      </w:r>
+    </w:p>
+    <w:p>
+      <w:r>
+        <w:t>________________________________________________________________</w:t>
+      </w:r>
+    </w:p>
+    <w:p>
+      <w:r>
+        <w:t>________________________________________________________________</w:t>
+      </w:r>
+    </w:p>
+    <w:p>
+      <w:r>
+        <w:t>________________________________________________________________</w:t>
+      </w:r>
+    </w:p>
+    <w:p>
+      <w:r>
+        <w:t>________________________________________________________________</w:t>
+      </w:r>
+    </w:p>
+    <w:p>
+      <w:r>
+        <w:t>________________________________________________________________</w:t>
+      </w:r>
+    </w:p>
+    <w:p>
+      <w:pPr>
+        <w:pStyle w:val="ListBullet"/>
+      </w:pPr>
+      <w:r>
+        <w:t>Hint if needed: Read the steps in the pictorial case. Match the supplied detail to the stage that performs or records it.</w:t>
+      </w:r>
+    </w:p>
+    <w:p>
+      <w:pPr>
+        <w:pStyle w:val="Heading2"/>
+      </w:pPr>
+      <w:r>
+        <w:t>Check after the first attempt · reference / check after trying</w:t>
       </w:r>
     </w:p>
     <w:p>
@@ -3179,7 +4756,145 @@
         <w:rPr>
           <w:b w:val="0"/>
         </w:rPr>
-        <w:t xml:space="preserve">Close your notes. Explain this goal in your own words: Explain the </w:t>
+        <w:t>After your attempt, compare with the supported explanation: Compare trade-off B saves one second but costs one extra unit per case. A fair performance experiment holds the workload and measurement procedure fixed.</w:t>
+      </w:r>
+    </w:p>
+    <w:p>
+      <w:pPr>
+        <w:spacing w:line="336" w:lineRule="auto" w:after="180"/>
+      </w:pPr>
+      <w:r>
+        <w:rPr>
+          <w:b w:val="0"/>
+        </w:rPr>
+        <w:t>Faster is not automatically preferable under a budget.</w:t>
+      </w:r>
+    </w:p>
+    <w:p>
+      <w:pPr>
+        <w:pStyle w:val="Heading2"/>
+      </w:pPr>
+      <w:r>
+        <w:t>Changed-case question and optional hint</w:t>
+      </w:r>
+    </w:p>
+    <w:p>
+      <w:pPr>
+        <w:pStyle w:val="Heading3"/>
+      </w:pPr>
+      <w:r>
+        <w:t>Practice 2: explain the deciding evidence</w:t>
+      </w:r>
+    </w:p>
+    <w:p>
+      <w:pPr>
+        <w:pStyle w:val="ListBullet"/>
+      </w:pPr>
+      <w:r>
+        <w:t>Changed-case practice: Require at most 2 cost units per case on average. Which conclusion is supported by the supplied facts?</w:t>
+      </w:r>
+    </w:p>
+    <w:p>
+      <w:pPr>
+        <w:pStyle w:val="ListBullet"/>
+      </w:pPr>
+      <w:r>
+        <w:t>1. This one example guarantees correct results for every future input.</w:t>
+      </w:r>
+    </w:p>
+    <w:p>
+      <w:pPr>
+        <w:pStyle w:val="ListBullet"/>
+      </w:pPr>
+      <w:r>
+        <w:t>2. A meets the budget; B does not.</w:t>
+      </w:r>
+    </w:p>
+    <w:p>
+      <w:pPr>
+        <w:pStyle w:val="ListBullet"/>
+      </w:pPr>
+      <w:r>
+        <w:t>3. We can decide the result without examining the changed input or the procedure.</w:t>
+      </w:r>
+    </w:p>
+    <w:p>
+      <w:pPr>
+        <w:pStyle w:val="Heading3"/>
+      </w:pPr>
+      <w:r>
+        <w:t>My selected conclusion, deciding fact and explanation</w:t>
+      </w:r>
+    </w:p>
+    <w:p>
+      <w:r>
+        <w:t>________________________________________________________________</w:t>
+      </w:r>
+    </w:p>
+    <w:p>
+      <w:r>
+        <w:t>________________________________________________________________</w:t>
+      </w:r>
+    </w:p>
+    <w:p>
+      <w:r>
+        <w:t>________________________________________________________________</w:t>
+      </w:r>
+    </w:p>
+    <w:p>
+      <w:r>
+        <w:t>________________________________________________________________</w:t>
+      </w:r>
+    </w:p>
+    <w:p>
+      <w:r>
+        <w:t>________________________________________________________________</w:t>
+      </w:r>
+    </w:p>
+    <w:p>
+      <w:pPr>
+        <w:pStyle w:val="ListBullet"/>
+      </w:pPr>
+      <w:r>
+        <w:t>Hint if needed: Use the changed condition and the deciding step in the pictorial trace. The answer must say what follows from those facts.</w:t>
+      </w:r>
+    </w:p>
+    <w:p>
+      <w:pPr>
+        <w:pStyle w:val="Heading2"/>
+      </w:pPr>
+      <w:r>
+        <w:t>Check after the changed attempt · reference / check after trying</w:t>
+      </w:r>
+    </w:p>
+    <w:p>
+      <w:pPr>
+        <w:spacing w:line="336" w:lineRule="auto" w:after="180"/>
+      </w:pPr>
+      <w:r>
+        <w:rPr>
+          <w:b w:val="0"/>
+        </w:rPr>
+        <w:t>After your attempt, compare with the supported explanation: A meets the budget; B does not. The mandatory resource condition changes the decision.</w:t>
+      </w:r>
+    </w:p>
+    <w:p>
+      <w:pPr>
+        <w:pStyle w:val="Heading2"/>
+      </w:pPr>
+      <w:r>
+        <w:t>Repair and retain the record</w:t>
+      </w:r>
+    </w:p>
+    <w:p>
+      <w:pPr>
+        <w:spacing w:line="336" w:lineRule="auto" w:after="180"/>
+      </w:pPr>
+      <w:r>
+        <w:rPr>
+          <w:b w:val="0"/>
+        </w:rPr>
+        <w:t xml:space="preserve">Review Accessibility and user feedback (ai-6/28). Goal: Explain the </w:t>
       </w:r>
       <w:r>
         <w:rPr>
@@ -3191,40 +4906,7 @@
         <w:rPr>
           <w:b w:val="0"/>
         </w:rPr>
-        <w:t xml:space="preserve"> and terminology of performance and cost experiments</w:t>
-      </w:r>
-    </w:p>
-    <w:p>
-      <w:pPr>
-        <w:pStyle w:val="Heading3"/>
-      </w:pPr>
-      <w:r>
-        <w:t>My deciding step, evidence and one remaining question</w:t>
-      </w:r>
-    </w:p>
-    <w:p>
-      <w:r>
-        <w:t>________________________________________________________________</w:t>
-      </w:r>
-    </w:p>
-    <w:p>
-      <w:r>
-        <w:t>________________________________________________________________</w:t>
-      </w:r>
-    </w:p>
-    <w:p>
-      <w:r>
-        <w:t>________________________________________________________________</w:t>
-      </w:r>
-    </w:p>
-    <w:p>
-      <w:r>
-        <w:t>________________________________________________________________</w:t>
-      </w:r>
-    </w:p>
-    <w:p>
-      <w:r>
-        <w:t>________________________________________________________________</w:t>
+        <w:t xml:space="preserve"> and terminology of accessibility and user feedback.</w:t>
       </w:r>
     </w:p>
     <w:p>
@@ -3235,42 +4917,41 @@
         <w:rPr>
           <w:b w:val="0"/>
         </w:rPr>
-        <w:t xml:space="preserve">If you are unsure, return to the worked picture and explain one arrow. If you are ready, change an </w:t>
+        <w:t>Short practice: Explain what each text, keyboard and assistive-technology change adds to the feedback. Why does changing the red circle to orange alone not solve the communication barrier?.</w:t>
+      </w:r>
+    </w:p>
+    <w:p>
+      <w:pPr>
+        <w:spacing w:line="336" w:lineRule="auto" w:after="180"/>
+      </w:pPr>
+      <w:r>
+        <w:rPr>
+          <w:b w:val="0"/>
+        </w:rPr>
+        <w:t>Return to this week and explain what you changed.</w:t>
+      </w:r>
+    </w:p>
+    <w:p>
+      <w:pPr>
+        <w:spacing w:line="336" w:lineRule="auto" w:after="180"/>
+      </w:pPr>
+      <w:r>
+        <w:rPr>
+          <w:b w:val="0"/>
+        </w:rPr>
+        <w:t xml:space="preserve">Review Incident investigation (ai-6/26). Goal: Explain the </w:t>
       </w:r>
       <w:r>
         <w:rPr>
           <w:b/>
         </w:rPr>
-        <w:t>input</w:t>
+        <w:t>mechanism</w:t>
       </w:r>
       <w:r>
         <w:rPr>
           <w:b w:val="0"/>
         </w:rPr>
-        <w:t xml:space="preserve"> or assumption and justify your </w:t>
-      </w:r>
-      <w:r>
-        <w:rPr>
-          <w:b/>
-        </w:rPr>
-        <w:t>prediction</w:t>
-      </w:r>
-      <w:r>
-        <w:rPr>
-          <w:b w:val="0"/>
-        </w:rPr>
-        <w:t>.</w:t>
-      </w:r>
-    </w:p>
-    <w:p>
-      <w:pPr>
-        <w:spacing w:line="336" w:lineRule="auto" w:after="180"/>
-      </w:pPr>
-      <w:r>
-        <w:rPr>
-          <w:b w:val="0"/>
-        </w:rPr>
-        <w:t xml:space="preserve">Save your workbook </w:t>
+        <w:t xml:space="preserve"> and terminology of incident investigation. Short practice: Order the three incident records and locate the old </w:t>
       </w:r>
       <w:r>
         <w:rPr>
@@ -3282,20 +4963,106 @@
         <w:rPr>
           <w:b w:val="0"/>
         </w:rPr>
-        <w:t>. At the next review, try a different case before opening your old answer.</w:t>
-      </w:r>
-    </w:p>
-    <w:p>
-      <w:pPr>
-        <w:pStyle w:val="Heading1"/>
-      </w:pPr>
-      <w:r>
-        <w:t>17. Supported practice, repair and portfolio</w:t>
-      </w:r>
-    </w:p>
-    <w:p>
-      <w:r>
-        <w:t>Attempt supported questions before using hints or feedback. Review a missing building block, then keep the completed work.</w:t>
+        <w:t xml:space="preserve"> version.</w:t>
+      </w:r>
+    </w:p>
+    <w:p>
+      <w:pPr>
+        <w:spacing w:line="336" w:lineRule="auto" w:after="180"/>
+      </w:pPr>
+      <w:r>
+        <w:rPr>
+          <w:b w:val="0"/>
+        </w:rPr>
+        <w:t>How does the investigation change if the trace instead retrieves version 6 but drafts room C?. Return to this week and explain what you changed.</w:t>
+      </w:r>
+    </w:p>
+    <w:p>
+      <w:pPr>
+        <w:spacing w:line="336" w:lineRule="auto" w:after="180"/>
+      </w:pPr>
+      <w:r>
+        <w:rPr>
+          <w:b w:val="0"/>
+        </w:rPr>
+        <w:t xml:space="preserve">Review Deployment environments (ai-6/23). Goal: Explain the </w:t>
+      </w:r>
+      <w:r>
+        <w:rPr>
+          <w:b/>
+        </w:rPr>
+        <w:t>mechanism</w:t>
+      </w:r>
+      <w:r>
+        <w:rPr>
+          <w:b w:val="0"/>
+        </w:rPr>
+        <w:t xml:space="preserve"> and terminology of deployment environments. Short practice: Identify the staging data and credential boundary.</w:t>
+      </w:r>
+    </w:p>
+    <w:p>
+      <w:pPr>
+        <w:spacing w:line="336" w:lineRule="auto" w:after="180"/>
+      </w:pPr>
+      <w:r>
+        <w:rPr>
+          <w:b w:val="0"/>
+        </w:rPr>
+        <w:t xml:space="preserve">Why must the rehearsal stop if its credential reaches production even though the </w:t>
+      </w:r>
+      <w:r>
+        <w:rPr>
+          <w:b/>
+        </w:rPr>
+        <w:t>process</w:t>
+      </w:r>
+      <w:r>
+        <w:rPr>
+          <w:b w:val="0"/>
+        </w:rPr>
+        <w:t xml:space="preserve"> is labelled staging?. Return to this week and explain what you changed.</w:t>
+      </w:r>
+    </w:p>
+    <w:p>
+      <w:pPr>
+        <w:spacing w:line="336" w:lineRule="auto" w:after="180"/>
+      </w:pPr>
+      <w:r>
+        <w:rPr>
+          <w:b w:val="0"/>
+        </w:rPr>
+        <w:t xml:space="preserve">Use Download completed work in the hosted lesson to export your answers, reflections, practice feedback and code-run </w:t>
+      </w:r>
+      <w:r>
+        <w:rPr>
+          <w:b/>
+        </w:rPr>
+        <w:t>evidence</w:t>
+      </w:r>
+      <w:r>
+        <w:rPr>
+          <w:b w:val="0"/>
+        </w:rPr>
+        <w:t>. Open the HTML copy to read or print it.</w:t>
+      </w:r>
+    </w:p>
+    <w:p>
+      <w:pPr>
+        <w:spacing w:line="336" w:lineRule="auto" w:after="180"/>
+      </w:pPr>
+      <w:r>
+        <w:rPr>
+          <w:b w:val="0"/>
+        </w:rPr>
+        <w:t>Drafts stay in this browser when storage is available; clear drafts on a shared device.</w:t>
+      </w:r>
+    </w:p>
+    <w:p>
+      <w:pPr>
+        <w:pStyle w:val="Heading2"/>
+      </w:pPr>
+      <w:r>
+        <w:t>Earlier wording, alternatives and picture transcripts · reference / check after trying</w:t>
       </w:r>
     </w:p>
     <w:p>
@@ -3311,68 +5078,10 @@
     </w:p>
     <w:p>
       <w:pPr>
-        <w:spacing w:line="336" w:lineRule="auto" w:after="180"/>
-      </w:pPr>
-      <w:r>
-        <w:rPr>
-          <w:b w:val="0"/>
-        </w:rPr>
-        <w:t>Measure time and cost. Two fixed configurations answer the same six questions and meet the same quality rubric.</w:t>
-      </w:r>
-    </w:p>
-    <w:p>
-      <w:pPr>
         <w:pStyle w:val="Heading3"/>
       </w:pPr>
       <w:r>
-        <w:t>Practice 1: explain the deciding evidence</w:t>
-      </w:r>
-    </w:p>
-    <w:p>
-      <w:pPr>
-        <w:spacing w:line="336" w:lineRule="auto" w:after="180"/>
-      </w:pPr>
-      <w:r>
-        <w:rPr>
-          <w:b w:val="0"/>
-        </w:rPr>
-        <w:t>Which labelled step matches this detail? B saves one second but costs one extra unit per case.</w:t>
-      </w:r>
-    </w:p>
-    <w:p>
-      <w:pPr>
-        <w:spacing w:line="336" w:lineRule="auto" w:after="180"/>
-        <w:shd w:fill="F4F9FC"/>
-      </w:pPr>
-      <w:r>
-        <w:rPr>
-          <w:b w:val="0"/>
-        </w:rPr>
-        <w:t>1. Compute mean cost</w:t>
-      </w:r>
-    </w:p>
-    <w:p>
-      <w:pPr>
-        <w:spacing w:line="336" w:lineRule="auto" w:after="180"/>
-        <w:shd w:fill="F4F9FC"/>
-      </w:pPr>
-      <w:r>
-        <w:rPr>
-          <w:b w:val="0"/>
-        </w:rPr>
-        <w:t>2. Compute mean time</w:t>
-      </w:r>
-    </w:p>
-    <w:p>
-      <w:pPr>
-        <w:spacing w:line="336" w:lineRule="auto" w:after="180"/>
-        <w:shd w:fill="F4F9FC"/>
-      </w:pPr>
-      <w:r>
-        <w:rPr>
-          <w:b w:val="0"/>
-        </w:rPr>
-        <w:t>3. Compare trade-off</w:t>
+        <w:t>Repair a missing building block</w:t>
       </w:r>
     </w:p>
     <w:p>
@@ -3380,450 +5089,25 @@
         <w:pStyle w:val="Heading3"/>
       </w:pPr>
       <w:r>
-        <w:t>My selected conclusion, deciding fact and explanation</w:t>
-      </w:r>
-    </w:p>
-    <w:p>
-      <w:r>
-        <w:t>________________________________________________________________</w:t>
-      </w:r>
-    </w:p>
-    <w:p>
-      <w:r>
-        <w:t>________________________________________________________________</w:t>
-      </w:r>
-    </w:p>
-    <w:p>
-      <w:r>
-        <w:t>________________________________________________________________</w:t>
-      </w:r>
-    </w:p>
-    <w:p>
-      <w:r>
-        <w:t>________________________________________________________________</w:t>
-      </w:r>
-    </w:p>
-    <w:p>
-      <w:r>
-        <w:t>________________________________________________________________</w:t>
-      </w:r>
-    </w:p>
-    <w:p>
-      <w:pPr>
-        <w:pStyle w:val="Heading3"/>
-      </w:pPr>
-      <w:r>
-        <w:t>Hint · try first</w:t>
-      </w:r>
-    </w:p>
-    <w:p>
-      <w:pPr>
-        <w:spacing w:line="336" w:lineRule="auto" w:after="180"/>
-        <w:shd w:fill="F1F6F8"/>
-      </w:pPr>
-      <w:r>
-        <w:rPr>
-          <w:b w:val="0"/>
-        </w:rPr>
-        <w:t>Hint if needed: Read the steps in the pictorial case. Match the supplied detail to the stage that performs or records it.</w:t>
-      </w:r>
-    </w:p>
-    <w:p>
-      <w:pPr>
-        <w:pStyle w:val="Heading3"/>
-      </w:pPr>
-      <w:r>
-        <w:t>Feedback · compare after trying</w:t>
-      </w:r>
-    </w:p>
-    <w:p>
-      <w:pPr>
-        <w:spacing w:line="336" w:lineRule="auto" w:after="180"/>
-        <w:shd w:fill="F1F6FC"/>
-      </w:pPr>
-      <w:r>
-        <w:rPr>
-          <w:b w:val="0"/>
-        </w:rPr>
-        <w:t>After your attempt, compare with the supported explanation: Compare trade-off B saves one second but costs one extra unit per case. A fair performance experiment holds the workload and measurement procedure fixed.</w:t>
-      </w:r>
-    </w:p>
-    <w:p>
-      <w:pPr>
-        <w:spacing w:line="336" w:lineRule="auto" w:after="180"/>
-        <w:shd w:fill="F1F6FC"/>
-      </w:pPr>
-      <w:r>
-        <w:rPr>
-          <w:b w:val="0"/>
-        </w:rPr>
-        <w:t>Faster is not automatically preferable under a budget.</w:t>
-      </w:r>
-    </w:p>
-    <w:p>
-      <w:pPr>
-        <w:pStyle w:val="Heading3"/>
-      </w:pPr>
-      <w:r>
-        <w:t>Practice 2: explain the deciding evidence</w:t>
-      </w:r>
-    </w:p>
-    <w:p>
-      <w:pPr>
-        <w:pStyle w:val="Heading3"/>
-      </w:pPr>
-      <w:r>
-        <w:t>Changed case · predict first</w:t>
-      </w:r>
-    </w:p>
-    <w:p>
-      <w:pPr>
-        <w:spacing w:line="336" w:lineRule="auto" w:after="180"/>
-        <w:shd w:fill="F5F1FB"/>
-      </w:pPr>
-      <w:r>
-        <w:rPr>
-          <w:b w:val="0"/>
-        </w:rPr>
-        <w:t>Changed-case practice: Require at most 2 cost units per case. Which conclusion is supported by the supplied facts?</w:t>
-      </w:r>
-    </w:p>
-    <w:p>
-      <w:pPr>
-        <w:spacing w:line="336" w:lineRule="auto" w:after="180"/>
-        <w:shd w:fill="F4F9FC"/>
-      </w:pPr>
-      <w:r>
-        <w:rPr>
-          <w:b w:val="0"/>
-        </w:rPr>
-        <w:t xml:space="preserve">1. This one example guarantees correct results for every future </w:t>
-      </w:r>
-      <w:r>
-        <w:rPr>
-          <w:b/>
-        </w:rPr>
-        <w:t>input</w:t>
-      </w:r>
-      <w:r>
-        <w:rPr>
-          <w:b w:val="0"/>
-        </w:rPr>
-        <w:t>.</w:t>
-      </w:r>
-    </w:p>
-    <w:p>
-      <w:pPr>
-        <w:spacing w:line="336" w:lineRule="auto" w:after="180"/>
-        <w:shd w:fill="F4F9FC"/>
-      </w:pPr>
-      <w:r>
-        <w:rPr>
-          <w:b w:val="0"/>
-        </w:rPr>
-        <w:t>2. A meets the budget; B does not.</w:t>
-      </w:r>
-    </w:p>
-    <w:p>
-      <w:pPr>
-        <w:spacing w:line="336" w:lineRule="auto" w:after="180"/>
-        <w:shd w:fill="F4F9FC"/>
-      </w:pPr>
-      <w:r>
-        <w:rPr>
-          <w:b w:val="0"/>
-        </w:rPr>
-        <w:t xml:space="preserve">3. We can decide the result without examining the changed </w:t>
-      </w:r>
-      <w:r>
-        <w:rPr>
-          <w:b/>
-        </w:rPr>
-        <w:t>input</w:t>
-      </w:r>
-      <w:r>
-        <w:rPr>
-          <w:b w:val="0"/>
-        </w:rPr>
-        <w:t xml:space="preserve"> or the procedure.</w:t>
-      </w:r>
-    </w:p>
-    <w:p>
-      <w:pPr>
-        <w:pStyle w:val="Heading3"/>
-      </w:pPr>
-      <w:r>
-        <w:t>My selected conclusion, deciding fact and explanation</w:t>
-      </w:r>
-    </w:p>
-    <w:p>
-      <w:r>
-        <w:t>________________________________________________________________</w:t>
-      </w:r>
-    </w:p>
-    <w:p>
-      <w:r>
-        <w:t>________________________________________________________________</w:t>
-      </w:r>
-    </w:p>
-    <w:p>
-      <w:r>
-        <w:t>________________________________________________________________</w:t>
-      </w:r>
-    </w:p>
-    <w:p>
-      <w:r>
-        <w:t>________________________________________________________________</w:t>
-      </w:r>
-    </w:p>
-    <w:p>
-      <w:r>
-        <w:t>________________________________________________________________</w:t>
-      </w:r>
-    </w:p>
-    <w:p>
-      <w:pPr>
-        <w:pStyle w:val="Heading3"/>
-      </w:pPr>
-      <w:r>
-        <w:t>Hint · try first</w:t>
-      </w:r>
-    </w:p>
-    <w:p>
-      <w:pPr>
-        <w:spacing w:line="336" w:lineRule="auto" w:after="180"/>
-        <w:shd w:fill="F1F6F8"/>
-      </w:pPr>
-      <w:r>
-        <w:rPr>
-          <w:b w:val="0"/>
-        </w:rPr>
-        <w:t>Hint if needed: Use the changed condition and the deciding step in the pictorial trace. The answer must say what follows from those facts.</w:t>
-      </w:r>
-    </w:p>
-    <w:p>
-      <w:pPr>
-        <w:pStyle w:val="Heading3"/>
-      </w:pPr>
-      <w:r>
-        <w:t>Feedback · compare after trying</w:t>
-      </w:r>
-    </w:p>
-    <w:p>
-      <w:pPr>
-        <w:spacing w:line="336" w:lineRule="auto" w:after="180"/>
-        <w:shd w:fill="F1F6FC"/>
-      </w:pPr>
-      <w:r>
-        <w:rPr>
-          <w:b w:val="0"/>
-        </w:rPr>
-        <w:t>After your attempt, compare with the supported explanation: A meets the budget; B does not. The mandatory resource condition changes the decision.</w:t>
-      </w:r>
-    </w:p>
-    <w:p>
-      <w:pPr>
-        <w:pStyle w:val="Heading3"/>
-      </w:pPr>
-      <w:r>
-        <w:t>Repair a missing building block</w:t>
-      </w:r>
-    </w:p>
-    <w:p>
-      <w:pPr>
-        <w:spacing w:line="336" w:lineRule="auto" w:after="180"/>
-      </w:pPr>
-      <w:r>
-        <w:rPr>
-          <w:b w:val="0"/>
-        </w:rPr>
-        <w:t xml:space="preserve">Review Accessibility and user feedback (ai-6/28). Goal: Explain the </w:t>
-      </w:r>
-      <w:r>
-        <w:rPr>
-          <w:b/>
-        </w:rPr>
-        <w:t>mechanism</w:t>
-      </w:r>
-      <w:r>
-        <w:rPr>
-          <w:b w:val="0"/>
-        </w:rPr>
-        <w:t xml:space="preserve"> and terminology of accessibility and user feedback.</w:t>
-      </w:r>
-    </w:p>
-    <w:p>
-      <w:pPr>
-        <w:spacing w:line="336" w:lineRule="auto" w:after="180"/>
-      </w:pPr>
-      <w:r>
-        <w:rPr>
-          <w:b w:val="0"/>
-        </w:rPr>
-        <w:t>Short practice: Explain what each text, keyboard and assistive-technology change adds to the feedback. Why does changing the red circle to orange alone not solve the communication barrier?.</w:t>
-      </w:r>
-    </w:p>
-    <w:p>
-      <w:pPr>
-        <w:spacing w:line="336" w:lineRule="auto" w:after="180"/>
-      </w:pPr>
-      <w:r>
-        <w:rPr>
-          <w:b w:val="0"/>
-        </w:rPr>
-        <w:t>Return to this week and explain what you changed.</w:t>
-      </w:r>
-    </w:p>
-    <w:p>
-      <w:pPr>
-        <w:spacing w:line="336" w:lineRule="auto" w:after="180"/>
-      </w:pPr>
-      <w:r>
-        <w:rPr>
-          <w:b w:val="0"/>
-        </w:rPr>
-        <w:t xml:space="preserve">Review Incident investigation (ai-6/26). Goal: Explain the </w:t>
-      </w:r>
-      <w:r>
-        <w:rPr>
-          <w:b/>
-        </w:rPr>
-        <w:t>mechanism</w:t>
-      </w:r>
-      <w:r>
-        <w:rPr>
-          <w:b w:val="0"/>
-        </w:rPr>
-        <w:t xml:space="preserve"> and terminology of incident investigation. Short practice: Order the three incident records and locate the old </w:t>
-      </w:r>
-      <w:r>
-        <w:rPr>
-          <w:b/>
-        </w:rPr>
-        <w:t>evidence</w:t>
-      </w:r>
-      <w:r>
-        <w:rPr>
-          <w:b w:val="0"/>
-        </w:rPr>
-        <w:t xml:space="preserve"> version.</w:t>
-      </w:r>
-    </w:p>
-    <w:p>
-      <w:pPr>
-        <w:spacing w:line="336" w:lineRule="auto" w:after="180"/>
-      </w:pPr>
-      <w:r>
-        <w:rPr>
-          <w:b w:val="0"/>
-        </w:rPr>
-        <w:t>How does the investigation change if the trace instead retrieves version 6 but drafts room C?. Return to this week and explain what you changed.</w:t>
-      </w:r>
-    </w:p>
-    <w:p>
-      <w:pPr>
-        <w:spacing w:line="336" w:lineRule="auto" w:after="180"/>
-      </w:pPr>
-      <w:r>
-        <w:rPr>
-          <w:b w:val="0"/>
-        </w:rPr>
-        <w:t xml:space="preserve">Review Deployment environments (ai-6/23). Goal: Explain the </w:t>
-      </w:r>
-      <w:r>
-        <w:rPr>
-          <w:b/>
-        </w:rPr>
-        <w:t>mechanism</w:t>
-      </w:r>
-      <w:r>
-        <w:rPr>
-          <w:b w:val="0"/>
-        </w:rPr>
-        <w:t xml:space="preserve"> and terminology of deployment environments. Short practice: Identify the staging data and credential boundary.</w:t>
-      </w:r>
-    </w:p>
-    <w:p>
-      <w:pPr>
-        <w:spacing w:line="336" w:lineRule="auto" w:after="180"/>
-      </w:pPr>
-      <w:r>
-        <w:rPr>
-          <w:b w:val="0"/>
-        </w:rPr>
-        <w:t xml:space="preserve">Why must the rehearsal stop if its credential reaches production even though the </w:t>
-      </w:r>
-      <w:r>
-        <w:rPr>
-          <w:b/>
-        </w:rPr>
-        <w:t>process</w:t>
-      </w:r>
-      <w:r>
-        <w:rPr>
-          <w:b w:val="0"/>
-        </w:rPr>
-        <w:t xml:space="preserve"> is labelled staging?. Return to this week and explain what you changed.</w:t>
-      </w:r>
-    </w:p>
-    <w:p>
-      <w:pPr>
-        <w:pStyle w:val="Heading3"/>
-      </w:pPr>
-      <w:r>
         <w:t>Keep your completed work</w:t>
       </w:r>
     </w:p>
     <w:p>
       <w:pPr>
-        <w:spacing w:line="336" w:lineRule="auto" w:after="180"/>
-      </w:pPr>
-      <w:r>
-        <w:rPr>
-          <w:b w:val="0"/>
-        </w:rPr>
-        <w:t xml:space="preserve">Use Download completed work in the hosted lesson to export your answers, reflections, practice feedback and code-run </w:t>
-      </w:r>
-      <w:r>
-        <w:rPr>
-          <w:b/>
-        </w:rPr>
-        <w:t>evidence</w:t>
-      </w:r>
-      <w:r>
-        <w:rPr>
-          <w:b w:val="0"/>
-        </w:rPr>
-        <w:t>. Open the HTML copy to read or print it.</w:t>
-      </w:r>
-    </w:p>
-    <w:p>
-      <w:pPr>
-        <w:spacing w:line="336" w:lineRule="auto" w:after="180"/>
-      </w:pPr>
-      <w:r>
-        <w:rPr>
-          <w:b w:val="0"/>
-        </w:rPr>
-        <w:t>Drafts stay in this browser when storage is available; clear drafts on a shared device.</w:t>
-      </w:r>
-    </w:p>
-    <w:p>
-      <w:pPr>
         <w:pStyle w:val="Heading1"/>
       </w:pPr>
       <w:r>
-        <w:t>18. Visual concept journey</w:t>
-      </w:r>
-    </w:p>
-    <w:p>
-      <w:r>
-        <w:t>Explain each Performance and cost experiments graphic using its labels, deciding evidence and relevant limitation.</w:t>
-      </w:r>
-    </w:p>
-    <w:p>
-      <w:pPr>
-        <w:pStyle w:val="Heading3"/>
+        <w:t>18. Reference · Six-picture concept journey</w:t>
+      </w:r>
+    </w:p>
+    <w:p>
+      <w:r>
+        <w:t>Choose the picture that supports the current explanation.</w:t>
+      </w:r>
+    </w:p>
+    <w:p>
+      <w:pPr>
+        <w:pStyle w:val="Heading2"/>
       </w:pPr>
       <w:r>
         <w:t>01. Performance and cost experiments: the case</w:t>
@@ -3834,7 +5118,7 @@
         <w:drawing>
           <wp:inline xmlns:a="http://schemas.openxmlformats.org/drawingml/2006/main" xmlns:pic="http://schemas.openxmlformats.org/drawingml/2006/picture">
             <wp:extent cx="5486400" cy="2834640"/>
-            <wp:docPr id="3" name="Picture 3" descr="Measure time and cost. Two fixed configurations answer the same six questions and meet the same quality rubric. Supplied facts: A totals 18 seconds and 12 cost units. B totals 12 seconds and 18 units."/>
+            <wp:docPr id="5" name="Picture 5" descr="Measure time and cost. Two fixed configurations answer the same six questions and meet the same quality rubric. Supplied facts: A totals 18 seconds and 12 cost units. B totals 12 seconds and 18 units."/>
             <wp:cNvGraphicFramePr>
               <a:graphicFrameLocks noChangeAspect="1"/>
             </wp:cNvGraphicFramePr>
@@ -3846,7 +5130,7 @@
                     <pic:cNvPicPr/>
                   </pic:nvPicPr>
                   <pic:blipFill>
-                    <a:blip r:embed="rId11"/>
+                    <a:blip r:embed="rId13"/>
                     <a:stretch>
                       <a:fillRect/>
                     </a:stretch>
@@ -3879,7 +5163,6 @@
     <w:p>
       <w:pPr>
         <w:spacing w:line="336" w:lineRule="auto" w:after="180"/>
-        <w:shd w:fill="F5F1FB"/>
       </w:pPr>
       <w:r>
         <w:rPr>
@@ -3890,7 +5173,7 @@
     </w:p>
     <w:p>
       <w:pPr>
-        <w:pStyle w:val="Heading3"/>
+        <w:pStyle w:val="Heading2"/>
       </w:pPr>
       <w:r>
         <w:t>02. Follow the deciding steps</w:t>
@@ -3901,7 +5184,7 @@
         <w:drawing>
           <wp:inline xmlns:a="http://schemas.openxmlformats.org/drawingml/2006/main" xmlns:pic="http://schemas.openxmlformats.org/drawingml/2006/picture">
             <wp:extent cx="5486400" cy="3182112"/>
-            <wp:docPr id="4" name="Picture 4" descr="Compute mean time: A averages 3 seconds; B averages 2 seconds per case. → Compute mean cost: A averages 2 units; B averages 3 units per case. → Compare trade-off: B saves one second but costs one extra unit per case."/>
+            <wp:docPr id="6" name="Picture 6" descr="Compute mean time: A averages 3 seconds; B averages 2 seconds per case. → Compute mean cost: A averages 2 units; B averages 3 units per case. → Compare trade-off: B saves one second but costs one extra unit per case."/>
             <wp:cNvGraphicFramePr>
               <a:graphicFrameLocks noChangeAspect="1"/>
             </wp:cNvGraphicFramePr>
@@ -3913,7 +5196,7 @@
                     <pic:cNvPicPr/>
                   </pic:nvPicPr>
                   <pic:blipFill>
-                    <a:blip r:embed="rId12"/>
+                    <a:blip r:embed="rId9"/>
                     <a:stretch>
                       <a:fillRect/>
                     </a:stretch>
@@ -3946,7 +5229,6 @@
     <w:p>
       <w:pPr>
         <w:spacing w:line="336" w:lineRule="auto" w:after="180"/>
-        <w:shd w:fill="F5F1FB"/>
       </w:pPr>
       <w:r>
         <w:rPr>
@@ -3969,7 +5251,7 @@
     </w:p>
     <w:p>
       <w:pPr>
-        <w:pStyle w:val="Heading3"/>
+        <w:pStyle w:val="Heading2"/>
       </w:pPr>
       <w:r>
         <w:t>03. Mean resource use per case</w:t>
@@ -3980,7 +5262,7 @@
         <w:drawing>
           <wp:inline xmlns:a="http://schemas.openxmlformats.org/drawingml/2006/main" xmlns:pic="http://schemas.openxmlformats.org/drawingml/2006/picture">
             <wp:extent cx="5486400" cy="3096768"/>
-            <wp:docPr id="5" name="Picture 5" descr="Mean resource use per case. A: Seconds/case = 3, Cost units/case = 2. B: Seconds/case = 2, Cost units/case = 3."/>
+            <wp:docPr id="7" name="Picture 7" descr="Mean resource use per case. A: Seconds/case = 3, Cost units/case = 2. B: Seconds/case = 2, Cost units/case = 3."/>
             <wp:cNvGraphicFramePr>
               <a:graphicFrameLocks noChangeAspect="1"/>
             </wp:cNvGraphicFramePr>
@@ -3992,7 +5274,7 @@
                     <pic:cNvPicPr/>
                   </pic:nvPicPr>
                   <pic:blipFill>
-                    <a:blip r:embed="rId13"/>
+                    <a:blip r:embed="rId14"/>
                     <a:stretch>
                       <a:fillRect/>
                     </a:stretch>
@@ -4025,7 +5307,6 @@
     <w:p>
       <w:pPr>
         <w:spacing w:line="336" w:lineRule="auto" w:after="180"/>
-        <w:shd w:fill="F5F1FB"/>
       </w:pPr>
       <w:r>
         <w:rPr>
@@ -4036,7 +5317,7 @@
     </w:p>
     <w:p>
       <w:pPr>
-        <w:pStyle w:val="Heading3"/>
+        <w:pStyle w:val="Heading2"/>
       </w:pPr>
       <w:r>
         <w:t>04. Change one thing. Trace what follows.</w:t>
@@ -4047,7 +5328,7 @@
         <w:drawing>
           <wp:inline xmlns:a="http://schemas.openxmlformats.org/drawingml/2006/main" xmlns:pic="http://schemas.openxmlformats.org/drawingml/2006/picture">
             <wp:extent cx="5486400" cy="3026664"/>
-            <wp:docPr id="6" name="Picture 6" descr="Original case: B saves one second but costs one extra unit per case. Changed condition: Require at most 2 cost units per case. Expected result: A meets the budget; B does not. Reason: The mandatory resource condition changes the decision."/>
+            <wp:docPr id="8" name="Picture 8" descr="Original case: B saves one second but costs one extra unit per case. Changed condition: Require at most 2 cost units per case on average. Expected result: A meets the budget; B does not. Reason: The mandatory resource condition changes the decision."/>
             <wp:cNvGraphicFramePr>
               <a:graphicFrameLocks noChangeAspect="1"/>
             </wp:cNvGraphicFramePr>
@@ -4059,7 +5340,7 @@
                     <pic:cNvPicPr/>
                   </pic:nvPicPr>
                   <pic:blipFill>
-                    <a:blip r:embed="rId14"/>
+                    <a:blip r:embed="rId10"/>
                     <a:stretch>
                       <a:fillRect/>
                     </a:stretch>
@@ -4086,24 +5367,12 @@
         <w:rPr>
           <w:b w:val="0"/>
         </w:rPr>
-        <w:t>Original case: B saves one second but costs one extra unit per case. Changed condition: Require at most 2 cost units per case. Expected result: A meets the budget; B does not.</w:t>
+        <w:t>Original case: B saves one second but costs one extra unit per case. Changed condition: Require at most 2 cost units per case on average. Expected result: A meets the budget; B does not. Reason: The mandatory resource condition changes the decision.</w:t>
       </w:r>
     </w:p>
     <w:p>
       <w:pPr>
         <w:spacing w:line="336" w:lineRule="auto" w:after="180"/>
-      </w:pPr>
-      <w:r>
-        <w:rPr>
-          <w:b w:val="0"/>
-        </w:rPr>
-        <w:t>Reason: The mandatory resource condition changes the decision.</w:t>
-      </w:r>
-    </w:p>
-    <w:p>
-      <w:pPr>
-        <w:spacing w:line="336" w:lineRule="auto" w:after="180"/>
-        <w:shd w:fill="F5F1FB"/>
       </w:pPr>
       <w:r>
         <w:rPr>
@@ -4114,7 +5383,7 @@
     </w:p>
     <w:p>
       <w:pPr>
-        <w:pStyle w:val="Heading3"/>
+        <w:pStyle w:val="Heading2"/>
       </w:pPr>
       <w:r>
         <w:t>05. Connect the explanation to its limit</w:t>
@@ -4125,7 +5394,7 @@
         <w:drawing>
           <wp:inline xmlns:a="http://schemas.openxmlformats.org/drawingml/2006/main" xmlns:pic="http://schemas.openxmlformats.org/drawingml/2006/picture">
             <wp:extent cx="5486400" cy="2834640"/>
-            <wp:docPr id="7" name="Picture 7" descr="A fair performance experiment holds the workload and measurement procedure fixed. Faster is not automatically preferable under a budget. Limit: Means hide variation; disclose workload, repeated runs and slow-case results before generalising."/>
+            <wp:docPr id="9" name="Picture 9" descr="A fair performance experiment holds the workload and measurement procedure fixed. Faster is not automatically preferable under a budget. Limit: Means hide variation; disclose workload, repeated runs and slow-case results before generalising."/>
             <wp:cNvGraphicFramePr>
               <a:graphicFrameLocks noChangeAspect="1"/>
             </wp:cNvGraphicFramePr>
@@ -4181,7 +5450,6 @@
     <w:p>
       <w:pPr>
         <w:spacing w:line="336" w:lineRule="auto" w:after="180"/>
-        <w:shd w:fill="F5F1FB"/>
       </w:pPr>
       <w:r>
         <w:rPr>
@@ -4192,7 +5460,7 @@
     </w:p>
     <w:p>
       <w:pPr>
-        <w:pStyle w:val="Heading3"/>
+        <w:pStyle w:val="Heading2"/>
       </w:pPr>
       <w:r>
         <w:t>06. Make the idea visible in your project</w:t>
@@ -4203,7 +5471,7 @@
         <w:drawing>
           <wp:inline xmlns:a="http://schemas.openxmlformats.org/drawingml/2006/main" xmlns:pic="http://schemas.openxmlformats.org/drawingml/2006/picture">
             <wp:extent cx="5486400" cy="3529584"/>
-            <wp:docPr id="8" name="Picture 8" descr="For the Grounded Learning Service, retain an annotated trace and the changed-case result. Name the contract or evidence that makes the deciding step valid, so another team can review it. Draw your input, deciding step, result and limit. Supported question: Calculate per-case seconds and cost units for A and B. Which meets a budget of at most 2 cost units per case, and what speed trade-off does that choice make?"/>
+            <wp:docPr id="10" name="Picture 10" descr="For the Grounded Learning Service, retain an annotated trace and the changed-case result. Name the contract or evidence that makes the deciding step valid, so another team can review it. Draw your input, deciding step, result and limit. Supported question: Calculate per-case seconds and cost units for A and B. Which meets a budget of at most 2 cost units per case on average, and what speed trade-off does that choice make?"/>
             <wp:cNvGraphicFramePr>
               <a:graphicFrameLocks noChangeAspect="1"/>
             </wp:cNvGraphicFramePr>
@@ -4254,18 +5522,7 @@
         <w:rPr>
           <w:b w:val="0"/>
         </w:rPr>
-        <w:t xml:space="preserve"> that makes the deciding step valid, so another team can review it.</w:t>
-      </w:r>
-    </w:p>
-    <w:p>
-      <w:pPr>
-        <w:spacing w:line="336" w:lineRule="auto" w:after="180"/>
-      </w:pPr>
-      <w:r>
-        <w:rPr>
-          <w:b w:val="0"/>
-        </w:rPr>
-        <w:t xml:space="preserve">Draw your </w:t>
+        <w:t xml:space="preserve"> that makes the deciding step valid, so another team can review it. Draw your </w:t>
       </w:r>
       <w:r>
         <w:rPr>
@@ -4277,24 +5534,12 @@
         <w:rPr>
           <w:b w:val="0"/>
         </w:rPr>
-        <w:t>, deciding step, result and limit. Supported question: Calculate per-case seconds and cost units for A and B.</w:t>
+        <w:t>, deciding step, result and limit. Supported question: Calculate per-case seconds and cost units for A and B. Which meets a budget of at most 2 cost units per case on average, and what speed trade-off does that choice make?</w:t>
       </w:r>
     </w:p>
     <w:p>
       <w:pPr>
         <w:spacing w:line="336" w:lineRule="auto" w:after="180"/>
-      </w:pPr>
-      <w:r>
-        <w:rPr>
-          <w:b w:val="0"/>
-        </w:rPr>
-        <w:t>Which meets a budget of at most 2 cost units per case, and what speed trade-off does that choice make?</w:t>
-      </w:r>
-    </w:p>
-    <w:p>
-      <w:pPr>
-        <w:spacing w:line="336" w:lineRule="auto" w:after="180"/>
-        <w:shd w:fill="F5F1FB"/>
       </w:pPr>
       <w:r>
         <w:rPr>
@@ -4313,6 +5558,62 @@
           <w:b w:val="0"/>
         </w:rPr>
         <w:t>.</w:t>
+      </w:r>
+    </w:p>
+    <w:p>
+      <w:pPr>
+        <w:pStyle w:val="Heading2"/>
+      </w:pPr>
+      <w:r>
+        <w:t>Earlier wording, alternatives and picture transcripts · reference / check after trying</w:t>
+      </w:r>
+    </w:p>
+    <w:p>
+      <w:pPr>
+        <w:pStyle w:val="Heading3"/>
+      </w:pPr>
+      <w:r>
+        <w:t>01. Performance and cost experiments: the case</w:t>
+      </w:r>
+    </w:p>
+    <w:p>
+      <w:pPr>
+        <w:pStyle w:val="Heading3"/>
+      </w:pPr>
+      <w:r>
+        <w:t>02. Follow the deciding steps</w:t>
+      </w:r>
+    </w:p>
+    <w:p>
+      <w:pPr>
+        <w:pStyle w:val="Heading3"/>
+      </w:pPr>
+      <w:r>
+        <w:t>03. Mean resource use per case</w:t>
+      </w:r>
+    </w:p>
+    <w:p>
+      <w:pPr>
+        <w:pStyle w:val="Heading3"/>
+      </w:pPr>
+      <w:r>
+        <w:t>04. Change one thing. Trace what follows.</w:t>
+      </w:r>
+    </w:p>
+    <w:p>
+      <w:pPr>
+        <w:pStyle w:val="Heading3"/>
+      </w:pPr>
+      <w:r>
+        <w:t>05. Connect the explanation to its limit</w:t>
+      </w:r>
+    </w:p>
+    <w:p>
+      <w:pPr>
+        <w:pStyle w:val="Heading3"/>
+      </w:pPr>
+      <w:r>
+        <w:t>06. Make the idea visible in your project</w:t>
       </w:r>
     </w:p>
     <w:sectPr>
